--- a/report/AI POWERED TEXT-TO-IMAGE GENERATION SYSTEM.docx
+++ b/report/AI POWERED TEXT-TO-IMAGE GENERATION SYSTEM.docx
@@ -18,7 +18,7 @@
           <w:sz w:val="28"/>
           <w:szCs w:val="28"/>
         </w:rPr>
-        <w:t xml:space="preserve">                               </w:t>
+        <w:t xml:space="preserve">                               AI POWERED TEXT-TO-IMAGE GENERATION SYST</w:t>
       </w:r>
       <w:r>
         <w:rPr>
@@ -27,375 +27,357 @@
           <w:sz w:val="28"/>
           <w:szCs w:val="28"/>
         </w:rPr>
-        <w:t>AI POWERED TEXT-TO-IMAGE GENERATION SYST</w:t>
-      </w:r>
-      <w:r>
+        <w:t>EM</w:t>
+      </w:r>
+    </w:p>
+    <w:p>
+      <w:pPr>
+        <w:rPr>
+          <w:b/>
+          <w:bCs/>
+        </w:rPr>
+      </w:pPr>
+      <w:r>
+        <w:rPr>
+          <w:b/>
+          <w:bCs/>
+        </w:rPr>
+        <w:t xml:space="preserve"> </w:t>
+      </w:r>
+    </w:p>
+    <w:p>
+      <w:pPr>
+        <w:rPr>
+          <w:b/>
+          <w:bCs/>
+        </w:rPr>
+      </w:pPr>
+      <w:r>
+        <w:rPr>
+          <w:b/>
+          <w:bCs/>
+        </w:rPr>
+        <w:t>Project Report</w:t>
+      </w:r>
+    </w:p>
+    <w:p>
+      <w:pPr>
+        <w:rPr>
+          <w:b/>
+          <w:bCs/>
+        </w:rPr>
+      </w:pPr>
+      <w:r>
+        <w:rPr>
+          <w:b/>
+          <w:bCs/>
+        </w:rPr>
+        <w:t xml:space="preserve">Submitted in Partial </w:t>
+      </w:r>
+      <w:proofErr w:type="spellStart"/>
+      <w:r>
+        <w:rPr>
+          <w:b/>
+          <w:bCs/>
+        </w:rPr>
+        <w:t>Fulfillment</w:t>
+      </w:r>
+      <w:proofErr w:type="spellEnd"/>
+      <w:r>
+        <w:rPr>
+          <w:b/>
+          <w:bCs/>
+        </w:rPr>
+        <w:t xml:space="preserve"> of the Requirements for the</w:t>
+      </w:r>
+    </w:p>
+    <w:p>
+      <w:pPr>
+        <w:rPr>
+          <w:b/>
+          <w:bCs/>
+        </w:rPr>
+      </w:pPr>
+      <w:r>
+        <w:rPr>
+          <w:b/>
+          <w:bCs/>
+        </w:rPr>
+        <w:t>Backend Web Development Internship</w:t>
+      </w:r>
+    </w:p>
+    <w:p>
+      <w:pPr>
+        <w:rPr>
+          <w:b/>
+          <w:bCs/>
+        </w:rPr>
+      </w:pPr>
+      <w:r>
+        <w:rPr>
+          <w:b/>
+          <w:bCs/>
+        </w:rPr>
+        <w:t>Conducted by</w:t>
+      </w:r>
+    </w:p>
+    <w:p>
+      <w:pPr>
+        <w:rPr>
+          <w:b/>
+          <w:bCs/>
+        </w:rPr>
+      </w:pPr>
+      <w:r>
+        <w:rPr>
+          <w:b/>
+          <w:bCs/>
+        </w:rPr>
+        <w:t>Elevance Skills Technology Private Limited</w:t>
+      </w:r>
+    </w:p>
+    <w:p>
+      <w:r>
+        <w:pict w14:anchorId="4C04DDEF">
+          <v:rect id="_x0000_i1025" style="width:0;height:1.5pt" o:hralign="center" o:hrstd="t" o:hr="t" fillcolor="#a0a0a0" stroked="f"/>
+        </w:pict>
+      </w:r>
+    </w:p>
+    <w:p>
+      <w:pPr>
+        <w:rPr>
+          <w:b/>
+          <w:bCs/>
+        </w:rPr>
+      </w:pPr>
+      <w:r>
+        <w:rPr>
+          <w:b/>
+          <w:bCs/>
+        </w:rPr>
+        <w:t>Submitted By</w:t>
+      </w:r>
+    </w:p>
+    <w:p>
+      <w:pPr>
+        <w:rPr>
+          <w:b/>
+          <w:bCs/>
+        </w:rPr>
+      </w:pPr>
+      <w:proofErr w:type="spellStart"/>
+      <w:r>
+        <w:rPr>
+          <w:b/>
+          <w:bCs/>
+        </w:rPr>
+        <w:t>Donthi</w:t>
+      </w:r>
+      <w:proofErr w:type="spellEnd"/>
+      <w:r>
+        <w:rPr>
+          <w:b/>
+          <w:bCs/>
+        </w:rPr>
+        <w:t xml:space="preserve"> Reddy Manvitha Reddy</w:t>
+      </w:r>
+    </w:p>
+    <w:p>
+      <w:pPr>
+        <w:rPr>
+          <w:b/>
+          <w:bCs/>
+        </w:rPr>
+      </w:pPr>
+      <w:proofErr w:type="spellStart"/>
+      <w:proofErr w:type="gramStart"/>
+      <w:r>
+        <w:rPr>
+          <w:b/>
+          <w:bCs/>
+        </w:rPr>
+        <w:t>B.Tech</w:t>
+      </w:r>
+      <w:proofErr w:type="spellEnd"/>
+      <w:proofErr w:type="gramEnd"/>
+      <w:r>
+        <w:rPr>
+          <w:b/>
+          <w:bCs/>
+        </w:rPr>
+        <w:t xml:space="preserve"> – Computer Science and Engineering</w:t>
+      </w:r>
+    </w:p>
+    <w:p>
+      <w:pPr>
+        <w:rPr>
+          <w:b/>
+          <w:bCs/>
+        </w:rPr>
+      </w:pPr>
+      <w:r>
+        <w:rPr>
+          <w:b/>
+          <w:bCs/>
+        </w:rPr>
+        <w:t>(Artificial Intelligence &amp; Machine Learning)</w:t>
+      </w:r>
+    </w:p>
+    <w:p>
+      <w:pPr>
+        <w:rPr>
+          <w:b/>
+          <w:bCs/>
+        </w:rPr>
+      </w:pPr>
+      <w:r>
+        <w:rPr>
+          <w:b/>
+          <w:bCs/>
+        </w:rPr>
+        <w:t>SRM University</w:t>
+      </w:r>
+      <w:r>
+        <w:rPr>
+          <w:b/>
+          <w:bCs/>
+        </w:rPr>
+        <w:t xml:space="preserve"> Chennai (</w:t>
+      </w:r>
+      <w:proofErr w:type="spellStart"/>
+      <w:r>
+        <w:rPr>
+          <w:b/>
+          <w:bCs/>
+        </w:rPr>
+        <w:t>Ramapuram</w:t>
+      </w:r>
+      <w:proofErr w:type="spellEnd"/>
+      <w:r>
+        <w:rPr>
+          <w:b/>
+          <w:bCs/>
+        </w:rPr>
+        <w:t>)</w:t>
+      </w:r>
+    </w:p>
+    <w:p>
+      <w:r>
+        <w:pict w14:anchorId="71C30066">
+          <v:rect id="_x0000_i1026" style="width:0;height:1.5pt" o:hralign="center" o:hrstd="t" o:hr="t" fillcolor="#a0a0a0" stroked="f"/>
+        </w:pict>
+      </w:r>
+    </w:p>
+    <w:p>
+      <w:pPr>
+        <w:rPr>
+          <w:b/>
+          <w:bCs/>
+        </w:rPr>
+      </w:pPr>
+      <w:r>
+        <w:rPr>
+          <w:b/>
+          <w:bCs/>
+        </w:rPr>
+        <w:t>Internship Duration</w:t>
+      </w:r>
+    </w:p>
+    <w:p>
+      <w:r>
+        <w:rPr>
+          <w:b/>
+          <w:bCs/>
+        </w:rPr>
+        <w:t>2026</w:t>
+      </w:r>
+    </w:p>
+    <w:p>
+      <w:r>
+        <w:pict w14:anchorId="60F33C71">
+          <v:rect id="_x0000_i1027" style="width:0;height:1.5pt" o:hralign="center" o:hrstd="t" o:hr="t" fillcolor="#a0a0a0" stroked="f"/>
+        </w:pict>
+      </w:r>
+    </w:p>
+    <w:p>
+      <w:pPr>
+        <w:rPr>
+          <w:b/>
+          <w:bCs/>
+        </w:rPr>
+      </w:pPr>
+      <w:r>
+        <w:rPr>
+          <w:b/>
+          <w:bCs/>
+        </w:rPr>
+        <w:t>Submitted To</w:t>
+      </w:r>
+    </w:p>
+    <w:p>
+      <w:r>
+        <w:rPr>
+          <w:b/>
+          <w:bCs/>
+        </w:rPr>
+        <w:t>Elevance Skills Technology Private Limited</w:t>
+      </w:r>
+    </w:p>
+    <w:p>
+      <w:r>
+        <w:pict w14:anchorId="6E62B0C3">
+          <v:rect id="_x0000_i1028" style="width:0;height:1.5pt" o:hralign="center" o:hrstd="t" o:hr="t" fillcolor="#a0a0a0" stroked="f"/>
+        </w:pict>
+      </w:r>
+    </w:p>
+    <w:p>
+      <w:pPr>
+        <w:rPr>
+          <w:b/>
+          <w:bCs/>
+        </w:rPr>
+      </w:pPr>
+      <w:r>
+        <w:rPr>
+          <w:b/>
+          <w:bCs/>
+        </w:rPr>
+        <w:t>Academic Year</w:t>
+      </w:r>
+    </w:p>
+    <w:p>
+      <w:r>
+        <w:rPr>
+          <w:b/>
+          <w:bCs/>
+        </w:rPr>
+        <w:t>2026</w:t>
+      </w:r>
+    </w:p>
+    <w:p/>
+    <w:p>
+      <w:r>
+        <w:br w:type="page"/>
+      </w:r>
+    </w:p>
+    <w:p>
+      <w:pPr>
         <w:rPr>
           <w:b/>
           <w:bCs/>
           <w:sz w:val="28"/>
           <w:szCs w:val="28"/>
         </w:rPr>
-        <w:t>EM</w:t>
-      </w:r>
-    </w:p>
-    <w:p>
-      <w:pPr>
-        <w:rPr>
-          <w:b/>
-          <w:bCs/>
-        </w:rPr>
-      </w:pPr>
-      <w:r>
-        <w:rPr>
-          <w:b/>
-          <w:bCs/>
-        </w:rPr>
-        <w:t xml:space="preserve"> </w:t>
-      </w:r>
-    </w:p>
-    <w:p>
-      <w:pPr>
-        <w:rPr>
-          <w:b/>
-          <w:bCs/>
-        </w:rPr>
-      </w:pPr>
-      <w:r>
-        <w:rPr>
-          <w:b/>
-          <w:bCs/>
-        </w:rPr>
-        <w:t>Project Report</w:t>
-      </w:r>
-    </w:p>
-    <w:p>
-      <w:pPr>
-        <w:rPr>
-          <w:b/>
-          <w:bCs/>
-        </w:rPr>
-      </w:pPr>
-      <w:r>
-        <w:rPr>
-          <w:b/>
-          <w:bCs/>
-        </w:rPr>
-        <w:t xml:space="preserve">Submitted in Partial </w:t>
-      </w:r>
-      <w:proofErr w:type="spellStart"/>
-      <w:r>
-        <w:rPr>
-          <w:b/>
-          <w:bCs/>
-        </w:rPr>
-        <w:t>Fulfillment</w:t>
-      </w:r>
-      <w:proofErr w:type="spellEnd"/>
-      <w:r>
-        <w:rPr>
-          <w:b/>
-          <w:bCs/>
-        </w:rPr>
-        <w:t xml:space="preserve"> of the Requirements for the</w:t>
-      </w:r>
-    </w:p>
-    <w:p>
-      <w:pPr>
-        <w:rPr>
-          <w:b/>
-          <w:bCs/>
-        </w:rPr>
-      </w:pPr>
-      <w:r>
-        <w:rPr>
-          <w:b/>
-          <w:bCs/>
-        </w:rPr>
-        <w:t>Backend Web Development Internship</w:t>
-      </w:r>
-    </w:p>
-    <w:p>
-      <w:pPr>
-        <w:rPr>
-          <w:b/>
-          <w:bCs/>
-        </w:rPr>
-      </w:pPr>
-      <w:r>
-        <w:rPr>
-          <w:b/>
-          <w:bCs/>
-        </w:rPr>
-        <w:t>Conducted by</w:t>
-      </w:r>
-    </w:p>
-    <w:p>
-      <w:pPr>
-        <w:rPr>
-          <w:b/>
-          <w:bCs/>
-        </w:rPr>
-      </w:pPr>
-      <w:r>
-        <w:rPr>
-          <w:b/>
-          <w:bCs/>
-        </w:rPr>
-        <w:t>Elevance Skills Technology Private Limited</w:t>
-      </w:r>
-    </w:p>
-    <w:p>
-      <w:r>
-        <w:pict w14:anchorId="4C04DDEF">
-          <v:rect id="_x0000_i1055" style="width:0;height:1.5pt" o:hralign="center" o:hrstd="t" o:hr="t" fillcolor="#a0a0a0" stroked="f"/>
-        </w:pict>
-      </w:r>
-    </w:p>
-    <w:p>
-      <w:pPr>
-        <w:rPr>
-          <w:b/>
-          <w:bCs/>
-        </w:rPr>
-      </w:pPr>
-      <w:r>
-        <w:rPr>
-          <w:b/>
-          <w:bCs/>
-        </w:rPr>
-        <w:t>Submitted By</w:t>
-      </w:r>
-    </w:p>
-    <w:p>
-      <w:pPr>
-        <w:rPr>
-          <w:b/>
-          <w:bCs/>
-        </w:rPr>
-      </w:pPr>
-      <w:proofErr w:type="spellStart"/>
-      <w:r>
-        <w:rPr>
-          <w:b/>
-          <w:bCs/>
-        </w:rPr>
-        <w:t>Donthi</w:t>
-      </w:r>
-      <w:proofErr w:type="spellEnd"/>
-      <w:r>
-        <w:rPr>
-          <w:b/>
-          <w:bCs/>
-        </w:rPr>
-        <w:t xml:space="preserve"> Reddy Manvitha Reddy</w:t>
-      </w:r>
-    </w:p>
-    <w:p>
-      <w:pPr>
-        <w:rPr>
-          <w:b/>
-          <w:bCs/>
-        </w:rPr>
-      </w:pPr>
-      <w:proofErr w:type="spellStart"/>
-      <w:proofErr w:type="gramStart"/>
-      <w:r>
-        <w:rPr>
-          <w:b/>
-          <w:bCs/>
-        </w:rPr>
-        <w:t>B.Tech</w:t>
-      </w:r>
-      <w:proofErr w:type="spellEnd"/>
-      <w:proofErr w:type="gramEnd"/>
-      <w:r>
-        <w:rPr>
-          <w:b/>
-          <w:bCs/>
-        </w:rPr>
-        <w:t xml:space="preserve"> – Computer Science and Engineering</w:t>
-      </w:r>
-    </w:p>
-    <w:p>
-      <w:pPr>
-        <w:rPr>
-          <w:b/>
-          <w:bCs/>
-        </w:rPr>
-      </w:pPr>
-      <w:r>
-        <w:rPr>
-          <w:b/>
-          <w:bCs/>
-        </w:rPr>
-        <w:t>(Artificial Intelligence &amp; Machine Learning)</w:t>
-      </w:r>
-    </w:p>
-    <w:p>
-      <w:pPr>
-        <w:rPr>
-          <w:b/>
-          <w:bCs/>
-        </w:rPr>
-      </w:pPr>
-      <w:r>
-        <w:rPr>
-          <w:b/>
-          <w:bCs/>
-        </w:rPr>
-        <w:t>SRM University</w:t>
-      </w:r>
-      <w:r>
-        <w:rPr>
-          <w:b/>
-          <w:bCs/>
-        </w:rPr>
-        <w:t xml:space="preserve"> Chennai (</w:t>
-      </w:r>
-      <w:proofErr w:type="spellStart"/>
-      <w:r>
-        <w:rPr>
-          <w:b/>
-          <w:bCs/>
-        </w:rPr>
-        <w:t>Ramapuram</w:t>
-      </w:r>
-      <w:proofErr w:type="spellEnd"/>
-      <w:r>
-        <w:rPr>
-          <w:b/>
-          <w:bCs/>
-        </w:rPr>
-        <w:t>)</w:t>
-      </w:r>
-    </w:p>
-    <w:p>
-      <w:r>
-        <w:pict w14:anchorId="71C30066">
-          <v:rect id="_x0000_i1056" style="width:0;height:1.5pt" o:hralign="center" o:hrstd="t" o:hr="t" fillcolor="#a0a0a0" stroked="f"/>
-        </w:pict>
-      </w:r>
-    </w:p>
-    <w:p>
-      <w:pPr>
-        <w:rPr>
-          <w:b/>
-          <w:bCs/>
-        </w:rPr>
-      </w:pPr>
-      <w:r>
-        <w:rPr>
-          <w:b/>
-          <w:bCs/>
-        </w:rPr>
-        <w:t>Internship Duration</w:t>
-      </w:r>
-    </w:p>
-    <w:p>
-      <w:r>
-        <w:rPr>
-          <w:b/>
-          <w:bCs/>
-        </w:rPr>
-        <w:t>2026</w:t>
-      </w:r>
-    </w:p>
-    <w:p>
-      <w:r>
-        <w:pict w14:anchorId="60F33C71">
-          <v:rect id="_x0000_i1057" style="width:0;height:1.5pt" o:hralign="center" o:hrstd="t" o:hr="t" fillcolor="#a0a0a0" stroked="f"/>
-        </w:pict>
-      </w:r>
-    </w:p>
-    <w:p>
-      <w:pPr>
-        <w:rPr>
-          <w:b/>
-          <w:bCs/>
-        </w:rPr>
-      </w:pPr>
-      <w:r>
-        <w:rPr>
-          <w:b/>
-          <w:bCs/>
-        </w:rPr>
-        <w:t>Submitted To</w:t>
-      </w:r>
-    </w:p>
-    <w:p>
-      <w:r>
-        <w:rPr>
-          <w:b/>
-          <w:bCs/>
-        </w:rPr>
-        <w:t>Elevance Skills Technology Private Limited</w:t>
-      </w:r>
-    </w:p>
-    <w:p>
-      <w:r>
-        <w:pict w14:anchorId="6E62B0C3">
-          <v:rect id="_x0000_i1058" style="width:0;height:1.5pt" o:hralign="center" o:hrstd="t" o:hr="t" fillcolor="#a0a0a0" stroked="f"/>
-        </w:pict>
-      </w:r>
-    </w:p>
-    <w:p>
-      <w:pPr>
-        <w:rPr>
-          <w:b/>
-          <w:bCs/>
-        </w:rPr>
-      </w:pPr>
-      <w:r>
-        <w:rPr>
-          <w:b/>
-          <w:bCs/>
-        </w:rPr>
-        <w:t>Academic Year</w:t>
-      </w:r>
-    </w:p>
-    <w:p>
-      <w:r>
-        <w:rPr>
-          <w:b/>
-          <w:bCs/>
-        </w:rPr>
-        <w:t>2026</w:t>
-      </w:r>
-    </w:p>
-    <w:p/>
-    <w:p>
-      <w:r>
-        <w:br w:type="page"/>
-      </w:r>
-    </w:p>
-    <w:p>
-      <w:pPr>
+      </w:pPr>
+      <w:r>
         <w:rPr>
           <w:b/>
           <w:bCs/>
           <w:sz w:val="28"/>
           <w:szCs w:val="28"/>
         </w:rPr>
-      </w:pPr>
-      <w:r>
-        <w:rPr>
-          <w:b/>
-          <w:bCs/>
-          <w:sz w:val="28"/>
-          <w:szCs w:val="28"/>
-        </w:rPr>
         <w:lastRenderedPageBreak/>
-        <w:t xml:space="preserve">                                                    </w:t>
-      </w:r>
-      <w:r>
-        <w:rPr>
-          <w:b/>
-          <w:bCs/>
-          <w:sz w:val="28"/>
-          <w:szCs w:val="28"/>
-        </w:rPr>
-        <w:t>ACKNOWLEDGEMENT</w:t>
+        <w:t xml:space="preserve">                                                    ACKNOWLEDGEMENT</w:t>
       </w:r>
     </w:p>
     <w:p>
@@ -2487,249 +2469,231 @@
           <w:sz w:val="28"/>
           <w:szCs w:val="28"/>
         </w:rPr>
-        <w:t xml:space="preserve">                                                         </w:t>
-      </w:r>
-      <w:r>
+        <w:t xml:space="preserve">                                                         INTRODUCTION</w:t>
+      </w:r>
+    </w:p>
+    <w:p>
+      <w:pPr>
+        <w:jc w:val="both"/>
+        <w:rPr>
+          <w:rFonts w:ascii="Times New Roman" w:hAnsi="Times New Roman" w:cs="Times New Roman"/>
+        </w:rPr>
+      </w:pPr>
+    </w:p>
+    <w:p>
+      <w:pPr>
+        <w:jc w:val="both"/>
+        <w:rPr>
+          <w:rFonts w:ascii="Times New Roman" w:hAnsi="Times New Roman" w:cs="Times New Roman"/>
+        </w:rPr>
+      </w:pPr>
+      <w:r>
+        <w:rPr>
+          <w:rFonts w:ascii="Times New Roman" w:hAnsi="Times New Roman" w:cs="Times New Roman"/>
+        </w:rPr>
+        <w:t xml:space="preserve">Artificial Intelligence (AI) has become one of the most rapidly evolving technologies, enabling computers to perform tasks that traditionally required human intelligence. One of the most exciting applications of AI is </w:t>
+      </w:r>
+      <w:r>
+        <w:rPr>
+          <w:rFonts w:ascii="Times New Roman" w:hAnsi="Times New Roman" w:cs="Times New Roman"/>
+          <w:b/>
+          <w:bCs/>
+        </w:rPr>
+        <w:t>Text-to-Image Generation</w:t>
+      </w:r>
+      <w:r>
+        <w:rPr>
+          <w:rFonts w:ascii="Times New Roman" w:hAnsi="Times New Roman" w:cs="Times New Roman"/>
+        </w:rPr>
+        <w:t xml:space="preserve">, where a machine generates meaningful images based on natural language descriptions. This technology combines the capabilities of </w:t>
+      </w:r>
+      <w:r>
+        <w:rPr>
+          <w:rFonts w:ascii="Times New Roman" w:hAnsi="Times New Roman" w:cs="Times New Roman"/>
+          <w:b/>
+          <w:bCs/>
+        </w:rPr>
+        <w:t>Natural Language Processing (NLP)</w:t>
+      </w:r>
+      <w:r>
+        <w:rPr>
+          <w:rFonts w:ascii="Times New Roman" w:hAnsi="Times New Roman" w:cs="Times New Roman"/>
+        </w:rPr>
+        <w:t xml:space="preserve"> and </w:t>
+      </w:r>
+      <w:r>
+        <w:rPr>
+          <w:rFonts w:ascii="Times New Roman" w:hAnsi="Times New Roman" w:cs="Times New Roman"/>
+          <w:b/>
+          <w:bCs/>
+        </w:rPr>
+        <w:t>Computer Vision (CV)</w:t>
+      </w:r>
+      <w:r>
+        <w:rPr>
+          <w:rFonts w:ascii="Times New Roman" w:hAnsi="Times New Roman" w:cs="Times New Roman"/>
+        </w:rPr>
+        <w:t xml:space="preserve"> to understand textual input and create corresponding visual content.</w:t>
+      </w:r>
+    </w:p>
+    <w:p>
+      <w:pPr>
+        <w:jc w:val="both"/>
+        <w:rPr>
+          <w:rFonts w:ascii="Times New Roman" w:hAnsi="Times New Roman" w:cs="Times New Roman"/>
+        </w:rPr>
+      </w:pPr>
+      <w:r>
+        <w:rPr>
+          <w:rFonts w:ascii="Times New Roman" w:hAnsi="Times New Roman" w:cs="Times New Roman"/>
+        </w:rPr>
+        <w:t xml:space="preserve">Recent advancements in deep learning and generative models, such as </w:t>
+      </w:r>
+      <w:r>
+        <w:rPr>
+          <w:rFonts w:ascii="Times New Roman" w:hAnsi="Times New Roman" w:cs="Times New Roman"/>
+          <w:b/>
+          <w:bCs/>
+        </w:rPr>
+        <w:t>Generative Adversarial Networks (GANs)</w:t>
+      </w:r>
+      <w:r>
+        <w:rPr>
+          <w:rFonts w:ascii="Times New Roman" w:hAnsi="Times New Roman" w:cs="Times New Roman"/>
+        </w:rPr>
+        <w:t xml:space="preserve"> and </w:t>
+      </w:r>
+      <w:r>
+        <w:rPr>
+          <w:rFonts w:ascii="Times New Roman" w:hAnsi="Times New Roman" w:cs="Times New Roman"/>
+          <w:b/>
+          <w:bCs/>
+        </w:rPr>
+        <w:t>Diffusion Models</w:t>
+      </w:r>
+      <w:r>
+        <w:rPr>
+          <w:rFonts w:ascii="Times New Roman" w:hAnsi="Times New Roman" w:cs="Times New Roman"/>
+        </w:rPr>
+        <w:t>, have significantly improved the quality and realism of AI-generated images. These models are capable of learning complex patterns from large datasets and generating high-quality images that closely match the given textual descriptions.</w:t>
+      </w:r>
+    </w:p>
+    <w:p>
+      <w:pPr>
+        <w:jc w:val="both"/>
+        <w:rPr>
+          <w:rFonts w:ascii="Times New Roman" w:hAnsi="Times New Roman" w:cs="Times New Roman"/>
+        </w:rPr>
+      </w:pPr>
+      <w:r>
+        <w:rPr>
+          <w:rFonts w:ascii="Times New Roman" w:hAnsi="Times New Roman" w:cs="Times New Roman"/>
+        </w:rPr>
+        <w:t xml:space="preserve">The </w:t>
+      </w:r>
+      <w:r>
+        <w:rPr>
+          <w:rFonts w:ascii="Times New Roman" w:hAnsi="Times New Roman" w:cs="Times New Roman"/>
+          <w:b/>
+          <w:bCs/>
+        </w:rPr>
+        <w:t>AI Powered Text-to-Image Generation System</w:t>
+      </w:r>
+      <w:r>
+        <w:rPr>
+          <w:rFonts w:ascii="Times New Roman" w:hAnsi="Times New Roman" w:cs="Times New Roman"/>
+        </w:rPr>
+        <w:t xml:space="preserve"> was developed to understand and implement the complete workflow involved in modern text-to-image generation. The project integrates multiple AI techniques, including Stable Diffusion fine-tuning, Conditional Generative Adversarial Networks (CGAN), text preprocessing using Hugging Face CLIP, dataset analysis, and Cross-Attention mechanisms. Each component contributes to improving the overall performance and quality of the generated images.</w:t>
+      </w:r>
+    </w:p>
+    <w:p>
+      <w:pPr>
+        <w:jc w:val="both"/>
+        <w:rPr>
+          <w:rFonts w:ascii="Times New Roman" w:hAnsi="Times New Roman" w:cs="Times New Roman"/>
+        </w:rPr>
+      </w:pPr>
+      <w:r>
+        <w:rPr>
+          <w:rFonts w:ascii="Times New Roman" w:hAnsi="Times New Roman" w:cs="Times New Roman"/>
+        </w:rPr>
+        <w:t xml:space="preserve">The project was carried out as part of the </w:t>
+      </w:r>
+      <w:r>
+        <w:rPr>
+          <w:rFonts w:ascii="Times New Roman" w:hAnsi="Times New Roman" w:cs="Times New Roman"/>
+          <w:b/>
+          <w:bCs/>
+        </w:rPr>
+        <w:t>Backend Web Development Internship</w:t>
+      </w:r>
+      <w:r>
+        <w:rPr>
+          <w:rFonts w:ascii="Times New Roman" w:hAnsi="Times New Roman" w:cs="Times New Roman"/>
+        </w:rPr>
+        <w:t xml:space="preserve"> conducted by </w:t>
+      </w:r>
+      <w:r>
+        <w:rPr>
+          <w:rFonts w:ascii="Times New Roman" w:hAnsi="Times New Roman" w:cs="Times New Roman"/>
+          <w:b/>
+          <w:bCs/>
+        </w:rPr>
+        <w:t>Elevance Skills Technology Private Limited</w:t>
+      </w:r>
+      <w:r>
+        <w:rPr>
+          <w:rFonts w:ascii="Times New Roman" w:hAnsi="Times New Roman" w:cs="Times New Roman"/>
+        </w:rPr>
+        <w:t>. It provided practical exposure to modern AI frameworks, deep learning models, and project development methodologies. Through this project, various concepts such as image generation, transformer-based text embeddings, attention mechanisms, and dataset preprocessing were explored and implemented successfully.</w:t>
+      </w:r>
+    </w:p>
+    <w:p>
+      <w:pPr>
+        <w:jc w:val="both"/>
+        <w:rPr>
+          <w:rFonts w:ascii="Times New Roman" w:hAnsi="Times New Roman" w:cs="Times New Roman"/>
+        </w:rPr>
+      </w:pPr>
+      <w:r>
+        <w:rPr>
+          <w:rFonts w:ascii="Times New Roman" w:hAnsi="Times New Roman" w:cs="Times New Roman"/>
+        </w:rPr>
+        <w:t>Overall, this project demonstrates how different AI components can be integrated into a unified pipeline capable of generating images from textual descriptions. It also highlights the growing importance of Generative AI in applications such as digital content creation, education, design automation, gaming, healthcare, and creative industries.</w:t>
+      </w:r>
+    </w:p>
+    <w:p>
+      <w:pPr>
+        <w:jc w:val="both"/>
+        <w:rPr>
+          <w:rFonts w:ascii="Times New Roman" w:hAnsi="Times New Roman" w:cs="Times New Roman"/>
+        </w:rPr>
+      </w:pPr>
+    </w:p>
+    <w:p>
+      <w:r>
+        <w:br w:type="page"/>
+      </w:r>
+    </w:p>
+    <w:p>
+      <w:pPr>
+        <w:jc w:val="both"/>
         <w:rPr>
           <w:b/>
           <w:bCs/>
           <w:sz w:val="28"/>
           <w:szCs w:val="28"/>
         </w:rPr>
-        <w:t>INTRODUCTION</w:t>
-      </w:r>
-    </w:p>
-    <w:p>
-      <w:pPr>
-        <w:jc w:val="both"/>
-        <w:rPr>
-          <w:rFonts w:ascii="Times New Roman" w:hAnsi="Times New Roman" w:cs="Times New Roman"/>
-        </w:rPr>
-      </w:pPr>
-    </w:p>
-    <w:p>
-      <w:pPr>
-        <w:jc w:val="both"/>
-        <w:rPr>
-          <w:rFonts w:ascii="Times New Roman" w:hAnsi="Times New Roman" w:cs="Times New Roman"/>
-        </w:rPr>
-      </w:pPr>
-      <w:r>
-        <w:rPr>
-          <w:rFonts w:ascii="Times New Roman" w:hAnsi="Times New Roman" w:cs="Times New Roman"/>
-        </w:rPr>
-        <w:t xml:space="preserve">Artificial Intelligence (AI) has become one of the most rapidly evolving technologies, enabling computers to perform tasks that traditionally required human intelligence. One of the most exciting applications of AI is </w:t>
-      </w:r>
-      <w:r>
-        <w:rPr>
-          <w:rFonts w:ascii="Times New Roman" w:hAnsi="Times New Roman" w:cs="Times New Roman"/>
-          <w:b/>
-          <w:bCs/>
-        </w:rPr>
-        <w:t>Text-to-Image Generation</w:t>
-      </w:r>
-      <w:r>
-        <w:rPr>
-          <w:rFonts w:ascii="Times New Roman" w:hAnsi="Times New Roman" w:cs="Times New Roman"/>
-        </w:rPr>
-        <w:t xml:space="preserve">, where a machine generates meaningful images based on natural language descriptions. This technology combines the capabilities of </w:t>
-      </w:r>
-      <w:r>
-        <w:rPr>
-          <w:rFonts w:ascii="Times New Roman" w:hAnsi="Times New Roman" w:cs="Times New Roman"/>
-          <w:b/>
-          <w:bCs/>
-        </w:rPr>
-        <w:t>Natural Language Processing (NLP)</w:t>
-      </w:r>
-      <w:r>
-        <w:rPr>
-          <w:rFonts w:ascii="Times New Roman" w:hAnsi="Times New Roman" w:cs="Times New Roman"/>
-        </w:rPr>
-        <w:t xml:space="preserve"> and </w:t>
-      </w:r>
-      <w:r>
-        <w:rPr>
-          <w:rFonts w:ascii="Times New Roman" w:hAnsi="Times New Roman" w:cs="Times New Roman"/>
-          <w:b/>
-          <w:bCs/>
-        </w:rPr>
-        <w:t>Computer Vision (CV)</w:t>
-      </w:r>
-      <w:r>
-        <w:rPr>
-          <w:rFonts w:ascii="Times New Roman" w:hAnsi="Times New Roman" w:cs="Times New Roman"/>
-        </w:rPr>
-        <w:t xml:space="preserve"> to understand textual input and create corresponding visual content.</w:t>
-      </w:r>
-    </w:p>
-    <w:p>
-      <w:pPr>
-        <w:jc w:val="both"/>
-        <w:rPr>
-          <w:rFonts w:ascii="Times New Roman" w:hAnsi="Times New Roman" w:cs="Times New Roman"/>
-        </w:rPr>
-      </w:pPr>
-      <w:r>
-        <w:rPr>
-          <w:rFonts w:ascii="Times New Roman" w:hAnsi="Times New Roman" w:cs="Times New Roman"/>
-        </w:rPr>
-        <w:t xml:space="preserve">Recent advancements in deep learning and generative models, such as </w:t>
-      </w:r>
-      <w:r>
-        <w:rPr>
-          <w:rFonts w:ascii="Times New Roman" w:hAnsi="Times New Roman" w:cs="Times New Roman"/>
-          <w:b/>
-          <w:bCs/>
-        </w:rPr>
-        <w:t>Generative Adversarial Networks (GANs)</w:t>
-      </w:r>
-      <w:r>
-        <w:rPr>
-          <w:rFonts w:ascii="Times New Roman" w:hAnsi="Times New Roman" w:cs="Times New Roman"/>
-        </w:rPr>
-        <w:t xml:space="preserve"> and </w:t>
-      </w:r>
-      <w:r>
-        <w:rPr>
-          <w:rFonts w:ascii="Times New Roman" w:hAnsi="Times New Roman" w:cs="Times New Roman"/>
-          <w:b/>
-          <w:bCs/>
-        </w:rPr>
-        <w:t>Diffusion Models</w:t>
-      </w:r>
-      <w:r>
-        <w:rPr>
-          <w:rFonts w:ascii="Times New Roman" w:hAnsi="Times New Roman" w:cs="Times New Roman"/>
-        </w:rPr>
-        <w:t>, have significantly improved the quality and realism of AI-generated images. These models are capable of learning complex patterns from large datasets and generating high-quality images that closely match the given textual descriptions.</w:t>
-      </w:r>
-    </w:p>
-    <w:p>
-      <w:pPr>
-        <w:jc w:val="both"/>
-        <w:rPr>
-          <w:rFonts w:ascii="Times New Roman" w:hAnsi="Times New Roman" w:cs="Times New Roman"/>
-        </w:rPr>
-      </w:pPr>
-      <w:r>
-        <w:rPr>
-          <w:rFonts w:ascii="Times New Roman" w:hAnsi="Times New Roman" w:cs="Times New Roman"/>
-        </w:rPr>
-        <w:t xml:space="preserve">The </w:t>
-      </w:r>
-      <w:r>
-        <w:rPr>
-          <w:rFonts w:ascii="Times New Roman" w:hAnsi="Times New Roman" w:cs="Times New Roman"/>
-          <w:b/>
-          <w:bCs/>
-        </w:rPr>
-        <w:t>AI Powered Text-to-Image Generation System</w:t>
-      </w:r>
-      <w:r>
-        <w:rPr>
-          <w:rFonts w:ascii="Times New Roman" w:hAnsi="Times New Roman" w:cs="Times New Roman"/>
-        </w:rPr>
-        <w:t xml:space="preserve"> was developed to understand and implement the complete workflow involved in modern text-to-image generation. The project integrates multiple AI techniques, including Stable Diffusion fine-tuning, Conditional Generative Adversarial Networks (CGAN), text preprocessing using Hugging Face CLIP, dataset analysis, and Cross-Attention mechanisms. Each component contributes to improving the overall performance and quality of the generated images.</w:t>
-      </w:r>
-    </w:p>
-    <w:p>
-      <w:pPr>
-        <w:jc w:val="both"/>
-        <w:rPr>
-          <w:rFonts w:ascii="Times New Roman" w:hAnsi="Times New Roman" w:cs="Times New Roman"/>
-        </w:rPr>
-      </w:pPr>
-      <w:r>
-        <w:rPr>
-          <w:rFonts w:ascii="Times New Roman" w:hAnsi="Times New Roman" w:cs="Times New Roman"/>
-        </w:rPr>
-        <w:t xml:space="preserve">The project was carried out as part of the </w:t>
-      </w:r>
-      <w:r>
-        <w:rPr>
-          <w:rFonts w:ascii="Times New Roman" w:hAnsi="Times New Roman" w:cs="Times New Roman"/>
-          <w:b/>
-          <w:bCs/>
-        </w:rPr>
-        <w:t>Backend Web Development Internship</w:t>
-      </w:r>
-      <w:r>
-        <w:rPr>
-          <w:rFonts w:ascii="Times New Roman" w:hAnsi="Times New Roman" w:cs="Times New Roman"/>
-        </w:rPr>
-        <w:t xml:space="preserve"> conducted by </w:t>
-      </w:r>
-      <w:r>
-        <w:rPr>
-          <w:rFonts w:ascii="Times New Roman" w:hAnsi="Times New Roman" w:cs="Times New Roman"/>
-          <w:b/>
-          <w:bCs/>
-        </w:rPr>
-        <w:t>Elevance Skills Technology Private Limited</w:t>
-      </w:r>
-      <w:r>
-        <w:rPr>
-          <w:rFonts w:ascii="Times New Roman" w:hAnsi="Times New Roman" w:cs="Times New Roman"/>
-        </w:rPr>
-        <w:t>. It provided practical exposure to modern AI frameworks, deep learning models, and project development methodologies. Through this project, various concepts such as image generation, transformer-based text embeddings, attention mechanisms, and dataset preprocessing were explored and implemented successfully.</w:t>
-      </w:r>
-    </w:p>
-    <w:p>
-      <w:pPr>
-        <w:jc w:val="both"/>
-        <w:rPr>
-          <w:rFonts w:ascii="Times New Roman" w:hAnsi="Times New Roman" w:cs="Times New Roman"/>
-        </w:rPr>
-      </w:pPr>
-      <w:r>
-        <w:rPr>
-          <w:rFonts w:ascii="Times New Roman" w:hAnsi="Times New Roman" w:cs="Times New Roman"/>
-        </w:rPr>
-        <w:t>Overall, this project demonstrates how different AI components can be integrated into a unified pipeline capable of generating images from textual descriptions. It also highlights the growing importance of Generative AI in applications such as digital content creation, education, design automation, gaming, healthcare, and creative industries.</w:t>
-      </w:r>
-    </w:p>
-    <w:p>
-      <w:pPr>
-        <w:jc w:val="both"/>
-        <w:rPr>
-          <w:rFonts w:ascii="Times New Roman" w:hAnsi="Times New Roman" w:cs="Times New Roman"/>
-        </w:rPr>
-      </w:pPr>
-    </w:p>
-    <w:p>
-      <w:r>
-        <w:br w:type="page"/>
-      </w:r>
-    </w:p>
-    <w:p>
-      <w:pPr>
-        <w:jc w:val="both"/>
+      </w:pPr>
+      <w:r>
         <w:rPr>
           <w:b/>
           <w:bCs/>
           <w:sz w:val="28"/>
           <w:szCs w:val="28"/>
         </w:rPr>
-      </w:pPr>
-      <w:r>
-        <w:rPr>
-          <w:b/>
-          <w:bCs/>
-          <w:sz w:val="28"/>
-          <w:szCs w:val="28"/>
-        </w:rPr>
         <w:lastRenderedPageBreak/>
-        <w:t xml:space="preserve">                                                               </w:t>
-      </w:r>
-      <w:r>
-        <w:rPr>
-          <w:b/>
-          <w:bCs/>
-          <w:sz w:val="28"/>
-          <w:szCs w:val="28"/>
-        </w:rPr>
-        <w:t>CHAPTER 2</w:t>
+        <w:t xml:space="preserve">                                                               CHAPTER 2</w:t>
       </w:r>
     </w:p>
     <w:p>
@@ -3124,7 +3088,7 @@
           <w:rFonts w:ascii="Times New Roman" w:hAnsi="Times New Roman" w:cs="Times New Roman"/>
         </w:rPr>
         <w:pict w14:anchorId="452833B9">
-          <v:rect id="_x0000_i1072" style="width:0;height:1.5pt" o:hralign="center" o:hrstd="t" o:hr="t" fillcolor="#a0a0a0" stroked="f"/>
+          <v:rect id="_x0000_i1029" style="width:0;height:1.5pt" o:hralign="center" o:hrstd="t" o:hr="t" fillcolor="#a0a0a0" stroked="f"/>
         </w:pict>
       </w:r>
     </w:p>
@@ -3212,45 +3176,27 @@
           <w:sz w:val="28"/>
           <w:szCs w:val="28"/>
         </w:rPr>
-        <w:t xml:space="preserve"> </w:t>
-      </w:r>
-      <w:r>
+        <w:t xml:space="preserve"> CHAPTER 3</w:t>
+      </w:r>
+    </w:p>
+    <w:p>
+      <w:pPr>
+        <w:jc w:val="both"/>
         <w:rPr>
           <w:b/>
           <w:bCs/>
           <w:sz w:val="28"/>
           <w:szCs w:val="28"/>
         </w:rPr>
-        <w:t>CHAPTER 3</w:t>
-      </w:r>
-    </w:p>
-    <w:p>
-      <w:pPr>
-        <w:jc w:val="both"/>
+      </w:pPr>
+      <w:r>
         <w:rPr>
           <w:b/>
           <w:bCs/>
           <w:sz w:val="28"/>
           <w:szCs w:val="28"/>
         </w:rPr>
-      </w:pPr>
-      <w:r>
-        <w:rPr>
-          <w:b/>
-          <w:bCs/>
-          <w:sz w:val="28"/>
-          <w:szCs w:val="28"/>
-        </w:rPr>
-        <w:t xml:space="preserve">                                                     </w:t>
-      </w:r>
-      <w:r>
-        <w:rPr>
-          <w:b/>
-          <w:bCs/>
-          <w:sz w:val="28"/>
-          <w:szCs w:val="28"/>
-        </w:rPr>
-        <w:t>TECHNOLOGIES USED</w:t>
+        <w:t xml:space="preserve">                                                     TECHNOLOGIES USED</w:t>
       </w:r>
     </w:p>
     <w:p>
@@ -4130,7 +4076,7 @@
           <w:rFonts w:ascii="Times New Roman" w:hAnsi="Times New Roman" w:cs="Times New Roman"/>
         </w:rPr>
         <w:pict w14:anchorId="739E055A">
-          <v:rect id="_x0000_i1120" style="width:0;height:1.5pt" o:hralign="center" o:hrstd="t" o:hr="t" fillcolor="#a0a0a0" stroked="f"/>
+          <v:rect id="_x0000_i1030" style="width:0;height:1.5pt" o:hralign="center" o:hrstd="t" o:hr="t" fillcolor="#a0a0a0" stroked="f"/>
         </w:pict>
       </w:r>
     </w:p>
@@ -4261,7 +4207,7 @@
           <w:rFonts w:ascii="Times New Roman" w:hAnsi="Times New Roman" w:cs="Times New Roman"/>
         </w:rPr>
         <w:pict w14:anchorId="10403A92">
-          <v:rect id="_x0000_i1121" style="width:0;height:1.5pt" o:hralign="center" o:hrstd="t" o:hr="t" fillcolor="#a0a0a0" stroked="f"/>
+          <v:rect id="_x0000_i1031" style="width:0;height:1.5pt" o:hralign="center" o:hrstd="t" o:hr="t" fillcolor="#a0a0a0" stroked="f"/>
         </w:pict>
       </w:r>
     </w:p>
@@ -4375,7 +4321,7 @@
           <w:rFonts w:ascii="Times New Roman" w:hAnsi="Times New Roman" w:cs="Times New Roman"/>
         </w:rPr>
         <w:pict w14:anchorId="0B13A3AC">
-          <v:rect id="_x0000_i1122" style="width:0;height:1.5pt" o:hralign="center" o:hrstd="t" o:hr="t" fillcolor="#a0a0a0" stroked="f"/>
+          <v:rect id="_x0000_i1032" style="width:0;height:1.5pt" o:hralign="center" o:hrstd="t" o:hr="t" fillcolor="#a0a0a0" stroked="f"/>
         </w:pict>
       </w:r>
     </w:p>
@@ -4587,7 +4533,7 @@
           <w:szCs w:val="28"/>
         </w:rPr>
         <w:lastRenderedPageBreak/>
-        <w:t xml:space="preserve">                                                      </w:t>
+        <w:t xml:space="preserve">                                               </w:t>
       </w:r>
       <w:r>
         <w:rPr>
@@ -4625,7 +4571,7 @@
           <w:sz w:val="28"/>
           <w:szCs w:val="28"/>
         </w:rPr>
-        <w:t xml:space="preserve">                                                        </w:t>
+        <w:t xml:space="preserve">                                              </w:t>
       </w:r>
       <w:r>
         <w:rPr>
@@ -4634,8 +4580,26 @@
           <w:sz w:val="28"/>
           <w:szCs w:val="28"/>
         </w:rPr>
-        <w:t>SYSTEM ARCHITECTURE</w:t>
-      </w:r>
+        <w:t xml:space="preserve"> </w:t>
+      </w:r>
+      <w:r>
+        <w:rPr>
+          <w:b/>
+          <w:bCs/>
+          <w:sz w:val="28"/>
+          <w:szCs w:val="28"/>
+        </w:rPr>
+        <w:t xml:space="preserve"> SYSTEM ARCHITECTURE</w:t>
+      </w:r>
+    </w:p>
+    <w:p>
+      <w:pPr>
+        <w:jc w:val="both"/>
+        <w:rPr>
+          <w:b/>
+          <w:bCs/>
+        </w:rPr>
+      </w:pPr>
     </w:p>
     <w:p>
       <w:pPr>
@@ -4715,7 +4679,7 @@
       </w:pPr>
       <w:r>
         <w:pict w14:anchorId="4FB28709">
-          <v:rect id="_x0000_i1147" style="width:0;height:1.5pt" o:hralign="center" o:hrstd="t" o:hr="t" fillcolor="#a0a0a0" stroked="f"/>
+          <v:rect id="_x0000_i1033" style="width:0;height:1.5pt" o:hralign="center" o:hrstd="t" o:hr="t" fillcolor="#a0a0a0" stroked="f"/>
         </w:pict>
       </w:r>
     </w:p>
@@ -5038,7 +5002,7 @@
           <w:rFonts w:ascii="Times New Roman" w:hAnsi="Times New Roman" w:cs="Times New Roman"/>
         </w:rPr>
         <w:pict w14:anchorId="0EF33678">
-          <v:rect id="_x0000_i1148" style="width:0;height:1.5pt" o:hralign="center" o:hrstd="t" o:hr="t" fillcolor="#a0a0a0" stroked="f"/>
+          <v:rect id="_x0000_i1034" style="width:0;height:1.5pt" o:hralign="center" o:hrstd="t" o:hr="t" fillcolor="#a0a0a0" stroked="f"/>
         </w:pict>
       </w:r>
     </w:p>
@@ -5326,7 +5290,7 @@
           <w:rFonts w:ascii="Times New Roman" w:hAnsi="Times New Roman" w:cs="Times New Roman"/>
         </w:rPr>
         <w:pict w14:anchorId="237D5709">
-          <v:rect id="_x0000_i1149" style="width:0;height:1.5pt" o:hralign="center" o:hrstd="t" o:hr="t" fillcolor="#a0a0a0" stroked="f"/>
+          <v:rect id="_x0000_i1035" style="width:0;height:1.5pt" o:hralign="center" o:hrstd="t" o:hr="t" fillcolor="#a0a0a0" stroked="f"/>
         </w:pict>
       </w:r>
     </w:p>
@@ -5600,7 +5564,7 @@
       </w:pPr>
       <w:r>
         <w:pict w14:anchorId="0F70488D">
-          <v:rect id="_x0000_i1226" style="width:0;height:1.5pt" o:hralign="center" o:hrstd="t" o:hr="t" fillcolor="#a0a0a0" stroked="f"/>
+          <v:rect id="_x0000_i1036" style="width:0;height:1.5pt" o:hralign="center" o:hrstd="t" o:hr="t" fillcolor="#a0a0a0" stroked="f"/>
         </w:pict>
       </w:r>
     </w:p>
@@ -5664,27 +5628,273 @@
     </w:p>
     <w:p>
       <w:pPr>
-        <w:jc w:val="both"/>
-      </w:pPr>
-      <w:r>
-        <w:pict w14:anchorId="619C0FB1">
-          <v:rect id="_x0000_i1227" style="width:0;height:1.5pt" o:hralign="center" o:hrstd="t" o:hr="t" fillcolor="#a0a0a0" stroked="f"/>
-        </w:pict>
-      </w:r>
-    </w:p>
-    <w:p>
-      <w:pPr>
-        <w:jc w:val="both"/>
-        <w:rPr>
-          <w:b/>
-          <w:bCs/>
-        </w:rPr>
-      </w:pPr>
-      <w:r>
-        <w:rPr>
-          <w:b/>
-          <w:bCs/>
-        </w:rPr>
+        <w:spacing w:after="240"/>
+        <w:ind w:left="1134" w:right="-57"/>
+        <w:jc w:val="both"/>
+        <w:rPr>
+          <w:rFonts w:ascii="Times New Roman" w:hAnsi="Times New Roman" w:cs="Times New Roman"/>
+        </w:rPr>
+      </w:pPr>
+      <w:r>
+        <w:rPr>
+          <w:rFonts w:ascii="Times New Roman" w:hAnsi="Times New Roman" w:cs="Times New Roman"/>
+          <w:noProof/>
+        </w:rPr>
+        <w:drawing>
+          <wp:inline distT="0" distB="0" distL="0" distR="0" wp14:anchorId="387D1A61" wp14:editId="26F58CF5">
+            <wp:extent cx="1980000" cy="1274400"/>
+            <wp:effectExtent l="0" t="0" r="1270" b="2540"/>
+            <wp:docPr id="1330930523" name="Picture 4"/>
+            <wp:cNvGraphicFramePr>
+              <a:graphicFrameLocks xmlns:a="http://schemas.openxmlformats.org/drawingml/2006/main" noChangeAspect="1"/>
+            </wp:cNvGraphicFramePr>
+            <a:graphic xmlns:a="http://schemas.openxmlformats.org/drawingml/2006/main">
+              <a:graphicData uri="http://schemas.openxmlformats.org/drawingml/2006/picture">
+                <pic:pic xmlns:pic="http://schemas.openxmlformats.org/drawingml/2006/picture">
+                  <pic:nvPicPr>
+                    <pic:cNvPr id="0" name="Picture 49"/>
+                    <pic:cNvPicPr>
+                      <a:picLocks noChangeAspect="1" noChangeArrowheads="1"/>
+                    </pic:cNvPicPr>
+                  </pic:nvPicPr>
+                  <pic:blipFill>
+                    <a:blip r:embed="rId8" cstate="print">
+                      <a:extLst>
+                        <a:ext uri="{28A0092B-C50C-407E-A947-70E740481C1C}">
+                          <a14:useLocalDpi xmlns:a14="http://schemas.microsoft.com/office/drawing/2010/main" val="0"/>
+                        </a:ext>
+                      </a:extLst>
+                    </a:blip>
+                    <a:srcRect/>
+                    <a:stretch>
+                      <a:fillRect/>
+                    </a:stretch>
+                  </pic:blipFill>
+                  <pic:spPr bwMode="auto">
+                    <a:xfrm>
+                      <a:off x="0" y="0"/>
+                      <a:ext cx="1980000" cy="1274400"/>
+                    </a:xfrm>
+                    <a:prstGeom prst="rect">
+                      <a:avLst/>
+                    </a:prstGeom>
+                    <a:noFill/>
+                    <a:ln>
+                      <a:noFill/>
+                    </a:ln>
+                  </pic:spPr>
+                </pic:pic>
+              </a:graphicData>
+            </a:graphic>
+          </wp:inline>
+        </w:drawing>
+      </w:r>
+      <w:r>
+        <w:rPr>
+          <w:rFonts w:ascii="Times New Roman" w:hAnsi="Times New Roman" w:cs="Times New Roman"/>
+          <w:noProof/>
+        </w:rPr>
+        <w:drawing>
+          <wp:inline distT="0" distB="0" distL="0" distR="0" wp14:anchorId="5E57A8AC" wp14:editId="1A731F91">
+            <wp:extent cx="1979930" cy="1389380"/>
+            <wp:effectExtent l="38100" t="0" r="20320" b="0"/>
+            <wp:docPr id="502251252" name="Diagram 7"/>
+            <wp:cNvGraphicFramePr/>
+            <a:graphic xmlns:a="http://schemas.openxmlformats.org/drawingml/2006/main">
+              <a:graphicData uri="http://schemas.openxmlformats.org/drawingml/2006/diagram">
+                <dgm:relIds xmlns:dgm="http://schemas.openxmlformats.org/drawingml/2006/diagram" xmlns:r="http://schemas.openxmlformats.org/officeDocument/2006/relationships" r:dm="rId9" r:lo="rId10" r:qs="rId11" r:cs="rId12"/>
+              </a:graphicData>
+            </a:graphic>
+          </wp:inline>
+        </w:drawing>
+      </w:r>
+      <w:r>
+        <w:rPr>
+          <w:rFonts w:ascii="Times New Roman" w:hAnsi="Times New Roman" w:cs="Times New Roman"/>
+          <w:noProof/>
+        </w:rPr>
+        <w:drawing>
+          <wp:inline distT="0" distB="0" distL="0" distR="0" wp14:anchorId="759E66A1" wp14:editId="1CE191B9">
+            <wp:extent cx="1980000" cy="1321200"/>
+            <wp:effectExtent l="0" t="0" r="1270" b="0"/>
+            <wp:docPr id="1280493080" name="Picture 8"/>
+            <wp:cNvGraphicFramePr>
+              <a:graphicFrameLocks xmlns:a="http://schemas.openxmlformats.org/drawingml/2006/main" noChangeAspect="1"/>
+            </wp:cNvGraphicFramePr>
+            <a:graphic xmlns:a="http://schemas.openxmlformats.org/drawingml/2006/main">
+              <a:graphicData uri="http://schemas.openxmlformats.org/drawingml/2006/picture">
+                <pic:pic xmlns:pic="http://schemas.openxmlformats.org/drawingml/2006/picture">
+                  <pic:nvPicPr>
+                    <pic:cNvPr id="0" name="Picture 52"/>
+                    <pic:cNvPicPr preferRelativeResize="0">
+                      <a:picLocks noChangeAspect="1" noChangeArrowheads="1"/>
+                    </pic:cNvPicPr>
+                  </pic:nvPicPr>
+                  <pic:blipFill>
+                    <a:blip r:embed="rId14" cstate="print">
+                      <a:extLst>
+                        <a:ext uri="{28A0092B-C50C-407E-A947-70E740481C1C}">
+                          <a14:useLocalDpi xmlns:a14="http://schemas.microsoft.com/office/drawing/2010/main" val="0"/>
+                        </a:ext>
+                      </a:extLst>
+                    </a:blip>
+                    <a:srcRect/>
+                    <a:stretch>
+                      <a:fillRect/>
+                    </a:stretch>
+                  </pic:blipFill>
+                  <pic:spPr bwMode="auto">
+                    <a:xfrm>
+                      <a:off x="0" y="0"/>
+                      <a:ext cx="1980000" cy="1321200"/>
+                    </a:xfrm>
+                    <a:prstGeom prst="rect">
+                      <a:avLst/>
+                    </a:prstGeom>
+                    <a:noFill/>
+                    <a:ln>
+                      <a:noFill/>
+                    </a:ln>
+                  </pic:spPr>
+                </pic:pic>
+              </a:graphicData>
+            </a:graphic>
+          </wp:inline>
+        </w:drawing>
+      </w:r>
+      <w:r>
+        <w:rPr>
+          <w:rFonts w:ascii="Times New Roman" w:hAnsi="Times New Roman" w:cs="Times New Roman"/>
+          <w:noProof/>
+        </w:rPr>
+        <w:drawing>
+          <wp:inline distT="0" distB="0" distL="0" distR="0" wp14:anchorId="30423229" wp14:editId="41F14DFE">
+            <wp:extent cx="1980000" cy="1321200"/>
+            <wp:effectExtent l="0" t="0" r="1270" b="0"/>
+            <wp:docPr id="1419484701" name="Picture 9"/>
+            <wp:cNvGraphicFramePr>
+              <a:graphicFrameLocks xmlns:a="http://schemas.openxmlformats.org/drawingml/2006/main" noChangeAspect="1"/>
+            </wp:cNvGraphicFramePr>
+            <a:graphic xmlns:a="http://schemas.openxmlformats.org/drawingml/2006/main">
+              <a:graphicData uri="http://schemas.openxmlformats.org/drawingml/2006/picture">
+                <pic:pic xmlns:pic="http://schemas.openxmlformats.org/drawingml/2006/picture">
+                  <pic:nvPicPr>
+                    <pic:cNvPr id="0" name="Picture 53"/>
+                    <pic:cNvPicPr>
+                      <a:picLocks noChangeAspect="1" noChangeArrowheads="1"/>
+                    </pic:cNvPicPr>
+                  </pic:nvPicPr>
+                  <pic:blipFill>
+                    <a:blip r:embed="rId15" cstate="print">
+                      <a:extLst>
+                        <a:ext uri="{28A0092B-C50C-407E-A947-70E740481C1C}">
+                          <a14:useLocalDpi xmlns:a14="http://schemas.microsoft.com/office/drawing/2010/main" val="0"/>
+                        </a:ext>
+                      </a:extLst>
+                    </a:blip>
+                    <a:srcRect/>
+                    <a:stretch>
+                      <a:fillRect/>
+                    </a:stretch>
+                  </pic:blipFill>
+                  <pic:spPr bwMode="auto">
+                    <a:xfrm>
+                      <a:off x="0" y="0"/>
+                      <a:ext cx="1980000" cy="1321200"/>
+                    </a:xfrm>
+                    <a:prstGeom prst="rect">
+                      <a:avLst/>
+                    </a:prstGeom>
+                    <a:noFill/>
+                    <a:ln>
+                      <a:noFill/>
+                    </a:ln>
+                  </pic:spPr>
+                </pic:pic>
+              </a:graphicData>
+            </a:graphic>
+          </wp:inline>
+        </w:drawing>
+      </w:r>
+    </w:p>
+    <w:p>
+      <w:pPr>
+        <w:spacing w:after="240"/>
+        <w:ind w:left="1134" w:right="-57"/>
+        <w:jc w:val="both"/>
+        <w:rPr>
+          <w:rFonts w:ascii="Times New Roman" w:hAnsi="Times New Roman" w:cs="Times New Roman"/>
+          <w:b/>
+          <w:bCs/>
+        </w:rPr>
+      </w:pPr>
+      <w:r>
+        <w:rPr>
+          <w:rFonts w:ascii="Times New Roman" w:hAnsi="Times New Roman" w:cs="Times New Roman"/>
+          <w:b/>
+          <w:bCs/>
+        </w:rPr>
+        <w:t xml:space="preserve">      </w:t>
+      </w:r>
+      <w:r>
+        <w:rPr>
+          <w:rFonts w:ascii="Times New Roman" w:hAnsi="Times New Roman" w:cs="Times New Roman"/>
+          <w:b/>
+          <w:bCs/>
+        </w:rPr>
+        <w:t>Figure 1: Fine-Tuned Stable Diffusion Model Output</w:t>
+      </w:r>
+    </w:p>
+    <w:p>
+      <w:pPr>
+        <w:jc w:val="both"/>
+        <w:rPr>
+          <w:b/>
+          <w:bCs/>
+        </w:rPr>
+      </w:pPr>
+    </w:p>
+    <w:p>
+      <w:pPr>
+        <w:jc w:val="both"/>
+        <w:rPr>
+          <w:b/>
+          <w:bCs/>
+        </w:rPr>
+      </w:pPr>
+    </w:p>
+    <w:p>
+      <w:pPr>
+        <w:jc w:val="both"/>
+        <w:rPr>
+          <w:b/>
+          <w:bCs/>
+        </w:rPr>
+      </w:pPr>
+    </w:p>
+    <w:p>
+      <w:pPr>
+        <w:jc w:val="both"/>
+        <w:rPr>
+          <w:b/>
+          <w:bCs/>
+        </w:rPr>
+      </w:pPr>
+    </w:p>
+    <w:p>
+      <w:pPr>
+        <w:jc w:val="both"/>
+        <w:rPr>
+          <w:b/>
+          <w:bCs/>
+        </w:rPr>
+      </w:pPr>
+      <w:r>
+        <w:rPr>
+          <w:b/>
+          <w:bCs/>
+        </w:rPr>
+        <w:lastRenderedPageBreak/>
         <w:t>5.3 Implementation</w:t>
       </w:r>
     </w:p>
@@ -5872,7 +6082,7 @@
       </w:pPr>
       <w:r>
         <w:pict w14:anchorId="3B12EB6B">
-          <v:rect id="_x0000_i1228" style="width:0;height:1.5pt" o:hralign="center" o:hrstd="t" o:hr="t" fillcolor="#a0a0a0" stroked="f"/>
+          <v:rect id="_x0000_i1038" style="width:0;height:1.5pt" o:hralign="center" o:hrstd="t" o:hr="t" fillcolor="#a0a0a0" stroked="f"/>
         </w:pict>
       </w:r>
     </w:p>
@@ -5951,7 +6161,6 @@
         <w:rPr>
           <w:rFonts w:ascii="Times New Roman" w:hAnsi="Times New Roman" w:cs="Times New Roman"/>
         </w:rPr>
-        <w:lastRenderedPageBreak/>
         <w:t xml:space="preserve">Hugging Face Diffusers </w:t>
       </w:r>
     </w:p>
@@ -6031,7 +6240,7 @@
       </w:pPr>
       <w:r>
         <w:pict w14:anchorId="5FDE33D9">
-          <v:rect id="_x0000_i1229" style="width:0;height:1.5pt" o:hralign="center" o:hrstd="t" o:hr="t" fillcolor="#a0a0a0" stroked="f"/>
+          <v:rect id="_x0000_i1039" style="width:0;height:1.5pt" o:hralign="center" o:hrstd="t" o:hr="t" fillcolor="#a0a0a0" stroked="f"/>
         </w:pict>
       </w:r>
     </w:p>
@@ -6099,7 +6308,7 @@
       </w:pPr>
       <w:r>
         <w:pict w14:anchorId="6A77ECB6">
-          <v:rect id="_x0000_i1230" style="width:0;height:1.5pt" o:hralign="center" o:hrstd="t" o:hr="t" fillcolor="#a0a0a0" stroked="f"/>
+          <v:rect id="_x0000_i1040" style="width:0;height:1.5pt" o:hralign="center" o:hrstd="t" o:hr="t" fillcolor="#a0a0a0" stroked="f"/>
         </w:pict>
       </w:r>
     </w:p>
@@ -6144,18 +6353,15 @@
         <w:rPr>
           <w:rFonts w:ascii="Times New Roman" w:hAnsi="Times New Roman" w:cs="Times New Roman"/>
         </w:rPr>
-        <w:t>. By adapting a pre-trained Stable Diffusion model, high-quality image generation was achieved without the need for extensive computational resources. This task laid the groundwork for integrating advanced components such as Conditional GANs, text preprocessing, attention mechanisms, and the final end-to-end text-to-image generation pipeline.</w:t>
-      </w:r>
-    </w:p>
-    <w:p>
-      <w:pPr>
-        <w:jc w:val="both"/>
-      </w:pPr>
-    </w:p>
-    <w:p>
-      <w:r>
-        <w:br w:type="page"/>
-      </w:r>
+        <w:t>. By adapting a pre-trained Stable Diffusion model, high-quality image generation was achieved without the need for extensive computational resources.</w:t>
+      </w:r>
+    </w:p>
+    <w:p>
+      <w:pPr>
+        <w:tabs>
+          <w:tab w:val="left" w:pos="1711"/>
+        </w:tabs>
+      </w:pPr>
     </w:p>
     <w:p>
       <w:pPr>
@@ -6174,7 +6380,6 @@
           <w:sz w:val="28"/>
           <w:szCs w:val="28"/>
         </w:rPr>
-        <w:lastRenderedPageBreak/>
         <w:t xml:space="preserve">                                                  </w:t>
       </w:r>
       <w:r>
@@ -6184,7 +6389,7 @@
           <w:sz w:val="28"/>
           <w:szCs w:val="28"/>
         </w:rPr>
-        <w:t xml:space="preserve">         </w:t>
+        <w:t xml:space="preserve">      </w:t>
       </w:r>
       <w:r>
         <w:rPr>
@@ -6275,7 +6480,7 @@
       </w:pPr>
       <w:r>
         <w:pict w14:anchorId="6CF25E6B">
-          <v:rect id="_x0000_i1271" style="width:0;height:1.5pt" o:hralign="center" o:hrstd="t" o:hr="t" fillcolor="#a0a0a0" stroked="f"/>
+          <v:rect id="_x0000_i1041" style="width:0;height:1.5pt" o:hralign="center" o:hrstd="t" o:hr="t" fillcolor="#a0a0a0" stroked="f"/>
         </w:pict>
       </w:r>
     </w:p>
@@ -6433,41 +6638,136 @@
     </w:p>
     <w:p>
       <w:pPr>
-        <w:jc w:val="both"/>
-        <w:rPr>
-          <w:rFonts w:ascii="Times New Roman" w:hAnsi="Times New Roman" w:cs="Times New Roman"/>
-        </w:rPr>
-      </w:pPr>
-      <w:r>
-        <w:rPr>
-          <w:rFonts w:ascii="Times New Roman" w:hAnsi="Times New Roman" w:cs="Times New Roman"/>
-        </w:rPr>
-        <w:t>This task helped in understanding conditional image generation and the working principles of adversarial learning.</w:t>
-      </w:r>
-    </w:p>
-    <w:p>
-      <w:pPr>
-        <w:jc w:val="both"/>
-      </w:pPr>
-      <w:r>
-        <w:pict w14:anchorId="291D313F">
-          <v:rect id="_x0000_i1272" style="width:0;height:1.5pt" o:hralign="center" o:hrstd="t" o:hr="t" fillcolor="#a0a0a0" stroked="f"/>
-        </w:pict>
-      </w:r>
-    </w:p>
-    <w:p>
-      <w:pPr>
-        <w:jc w:val="both"/>
-        <w:rPr>
-          <w:b/>
-          <w:bCs/>
-        </w:rPr>
-      </w:pPr>
-      <w:r>
-        <w:rPr>
-          <w:b/>
-          <w:bCs/>
-        </w:rPr>
+        <w:pStyle w:val="ListParagraph"/>
+        <w:numPr>
+          <w:ilvl w:val="0"/>
+          <w:numId w:val="13"/>
+        </w:numPr>
+        <w:rPr>
+          <w:rFonts w:ascii="Times New Roman" w:hAnsi="Times New Roman" w:cs="Times New Roman"/>
+        </w:rPr>
+      </w:pPr>
+      <w:r>
+        <w:rPr>
+          <w:rFonts w:ascii="Times New Roman" w:hAnsi="Times New Roman" w:cs="Times New Roman"/>
+        </w:rPr>
+        <w:t xml:space="preserve">This task helped in understanding conditional image generation and the working </w:t>
+      </w:r>
+      <w:proofErr w:type="gramStart"/>
+      <w:r>
+        <w:rPr>
+          <w:rFonts w:ascii="Times New Roman" w:hAnsi="Times New Roman" w:cs="Times New Roman"/>
+        </w:rPr>
+        <w:t>principles  of</w:t>
+      </w:r>
+      <w:proofErr w:type="gramEnd"/>
+      <w:r>
+        <w:rPr>
+          <w:rFonts w:ascii="Times New Roman" w:hAnsi="Times New Roman" w:cs="Times New Roman"/>
+        </w:rPr>
+        <w:t xml:space="preserve">  adversarial learning</w:t>
+      </w:r>
+      <w:r>
+        <w:rPr>
+          <w:noProof/>
+        </w:rPr>
+        <w:drawing>
+          <wp:inline distT="0" distB="0" distL="0" distR="0" wp14:anchorId="5CACBECE" wp14:editId="70A0AEBC">
+            <wp:extent cx="4639558" cy="1962052"/>
+            <wp:effectExtent l="0" t="0" r="0" b="635"/>
+            <wp:docPr id="1327511325" name="Picture 2"/>
+            <wp:cNvGraphicFramePr>
+              <a:graphicFrameLocks xmlns:a="http://schemas.openxmlformats.org/drawingml/2006/main" noChangeAspect="1"/>
+            </wp:cNvGraphicFramePr>
+            <a:graphic xmlns:a="http://schemas.openxmlformats.org/drawingml/2006/main">
+              <a:graphicData uri="http://schemas.openxmlformats.org/drawingml/2006/picture">
+                <pic:pic xmlns:pic="http://schemas.openxmlformats.org/drawingml/2006/picture">
+                  <pic:nvPicPr>
+                    <pic:cNvPr id="0" name="Picture 46"/>
+                    <pic:cNvPicPr>
+                      <a:picLocks noChangeAspect="1" noChangeArrowheads="1"/>
+                    </pic:cNvPicPr>
+                  </pic:nvPicPr>
+                  <pic:blipFill>
+                    <a:blip r:embed="rId16" cstate="print">
+                      <a:extLst>
+                        <a:ext uri="{28A0092B-C50C-407E-A947-70E740481C1C}">
+                          <a14:useLocalDpi xmlns:a14="http://schemas.microsoft.com/office/drawing/2010/main" val="0"/>
+                        </a:ext>
+                      </a:extLst>
+                    </a:blip>
+                    <a:srcRect/>
+                    <a:stretch>
+                      <a:fillRect/>
+                    </a:stretch>
+                  </pic:blipFill>
+                  <pic:spPr bwMode="auto">
+                    <a:xfrm>
+                      <a:off x="0" y="0"/>
+                      <a:ext cx="4699715" cy="1987492"/>
+                    </a:xfrm>
+                    <a:prstGeom prst="rect">
+                      <a:avLst/>
+                    </a:prstGeom>
+                    <a:noFill/>
+                    <a:ln>
+                      <a:noFill/>
+                    </a:ln>
+                  </pic:spPr>
+                </pic:pic>
+              </a:graphicData>
+            </a:graphic>
+          </wp:inline>
+        </w:drawing>
+      </w:r>
+    </w:p>
+    <w:p>
+      <w:pPr>
+        <w:rPr>
+          <w:rFonts w:ascii="Times New Roman" w:hAnsi="Times New Roman" w:cs="Times New Roman"/>
+          <w:b/>
+          <w:bCs/>
+        </w:rPr>
+      </w:pPr>
+      <w:r>
+        <w:rPr>
+          <w:rFonts w:ascii="Times New Roman" w:hAnsi="Times New Roman" w:cs="Times New Roman"/>
+          <w:b/>
+          <w:bCs/>
+        </w:rPr>
+        <w:t xml:space="preserve">       </w:t>
+      </w:r>
+      <w:r>
+        <w:rPr>
+          <w:rFonts w:ascii="Times New Roman" w:hAnsi="Times New Roman" w:cs="Times New Roman"/>
+          <w:b/>
+          <w:bCs/>
+        </w:rPr>
+        <w:t xml:space="preserve">  Figure </w:t>
+      </w:r>
+      <w:r>
+        <w:rPr>
+          <w:rFonts w:ascii="Times New Roman" w:hAnsi="Times New Roman" w:cs="Times New Roman"/>
+          <w:b/>
+          <w:bCs/>
+        </w:rPr>
+        <w:t>2: Circle and Square Images Generated Using Conditional GAN (CGAN)</w:t>
+      </w:r>
+    </w:p>
+    <w:p>
+      <w:pPr>
+        <w:rPr>
+          <w:rFonts w:ascii="Times New Roman" w:hAnsi="Times New Roman" w:cs="Times New Roman"/>
+          <w:b/>
+          <w:bCs/>
+        </w:rPr>
+      </w:pPr>
+      <w:r>
+        <w:rPr>
+          <w:b/>
+          <w:bCs/>
+        </w:rPr>
+        <w:lastRenderedPageBreak/>
         <w:t>6.3 Implementation</w:t>
       </w:r>
     </w:p>
@@ -6590,7 +6890,6 @@
         <w:rPr>
           <w:rFonts w:ascii="Times New Roman" w:hAnsi="Times New Roman" w:cs="Times New Roman"/>
         </w:rPr>
-        <w:lastRenderedPageBreak/>
         <w:t xml:space="preserve">Saving the trained Generator and Discriminator models for future use. </w:t>
       </w:r>
     </w:p>
@@ -6614,7 +6913,7 @@
       </w:pPr>
       <w:r>
         <w:pict w14:anchorId="5FF719D2">
-          <v:rect id="_x0000_i1273" style="width:0;height:1.5pt" o:hralign="center" o:hrstd="t" o:hr="t" fillcolor="#a0a0a0" stroked="f"/>
+          <v:rect id="_x0000_i1043" style="width:0;height:1.5pt" o:hralign="center" o:hrstd="t" o:hr="t" fillcolor="#a0a0a0" stroked="f"/>
         </w:pict>
       </w:r>
     </w:p>
@@ -6755,7 +7054,7 @@
           <w:rFonts w:ascii="Times New Roman" w:hAnsi="Times New Roman" w:cs="Times New Roman"/>
         </w:rPr>
         <w:pict w14:anchorId="25A6889F">
-          <v:rect id="_x0000_i1274" style="width:0;height:1.5pt" o:hralign="center" o:hrstd="t" o:hr="t" fillcolor="#a0a0a0" stroked="f"/>
+          <v:rect id="_x0000_i1044" style="width:0;height:1.5pt" o:hralign="center" o:hrstd="t" o:hr="t" fillcolor="#a0a0a0" stroked="f"/>
         </w:pict>
       </w:r>
     </w:p>
@@ -6809,7 +7108,7 @@
       </w:pPr>
       <w:r>
         <w:pict w14:anchorId="00D414DB">
-          <v:rect id="_x0000_i1275" style="width:0;height:1.5pt" o:hralign="center" o:hrstd="t" o:hr="t" fillcolor="#a0a0a0" stroked="f"/>
+          <v:rect id="_x0000_i1045" style="width:0;height:1.5pt" o:hralign="center" o:hrstd="t" o:hr="t" fillcolor="#a0a0a0" stroked="f"/>
         </w:pict>
       </w:r>
     </w:p>
@@ -6837,20 +7136,16 @@
         <w:rPr>
           <w:rFonts w:ascii="Times New Roman" w:hAnsi="Times New Roman" w:cs="Times New Roman"/>
         </w:rPr>
-        <w:t>The successful implementation of the Conditional GAN provided practical knowledge of adversarial learning and conditional image generation. By incorporating class labels into the training process, the model was able to generate category-specific images instead of random outputs. This task established a strong understanding of GAN architectures and served as an important component in the overall AI-powered text-to-image generation system</w:t>
-      </w:r>
-      <w:r>
+        <w:t>The successful implementation of the Conditional GAN provided practical knowledge of adversarial learning and conditional image generation. By incorporating class labels into the training process, the model was able to generate category-specific images</w:t>
+      </w:r>
+      <w:r>
+        <w:rPr>
+          <w:rFonts w:ascii="Times New Roman" w:hAnsi="Times New Roman" w:cs="Times New Roman"/>
+        </w:rPr>
         <w:t>.</w:t>
       </w:r>
-    </w:p>
-    <w:p>
-      <w:pPr>
-        <w:jc w:val="both"/>
-      </w:pPr>
-    </w:p>
-    <w:p>
-      <w:r>
-        <w:br w:type="page"/>
+      <w:r>
+        <w:tab/>
       </w:r>
     </w:p>
     <w:p>
@@ -6871,7 +7166,7 @@
           <w:szCs w:val="28"/>
         </w:rPr>
         <w:lastRenderedPageBreak/>
-        <w:t xml:space="preserve">                                                      </w:t>
+        <w:t xml:space="preserve">                                                    </w:t>
       </w:r>
       <w:r>
         <w:rPr>
@@ -6880,19 +7175,17 @@
           <w:sz w:val="28"/>
           <w:szCs w:val="28"/>
         </w:rPr>
-        <w:t>CHAPTER 7</w:t>
-      </w:r>
-    </w:p>
-    <w:p>
-      <w:pPr>
-        <w:jc w:val="both"/>
+        <w:t xml:space="preserve">  </w:t>
+      </w:r>
+      <w:r>
         <w:rPr>
           <w:b/>
           <w:bCs/>
           <w:sz w:val="28"/>
           <w:szCs w:val="28"/>
         </w:rPr>
-      </w:pPr>
+        <w:t xml:space="preserve"> </w:t>
+      </w:r>
       <w:r>
         <w:rPr>
           <w:b/>
@@ -6900,15 +7193,35 @@
           <w:sz w:val="28"/>
           <w:szCs w:val="28"/>
         </w:rPr>
-        <w:t xml:space="preserve">            </w:t>
-      </w:r>
-      <w:r>
+        <w:t>CHAPTER 7</w:t>
+      </w:r>
+    </w:p>
+    <w:p>
+      <w:pPr>
+        <w:jc w:val="both"/>
         <w:rPr>
           <w:b/>
           <w:bCs/>
           <w:sz w:val="28"/>
           <w:szCs w:val="28"/>
         </w:rPr>
+      </w:pPr>
+      <w:r>
+        <w:rPr>
+          <w:b/>
+          <w:bCs/>
+          <w:sz w:val="28"/>
+          <w:szCs w:val="28"/>
+        </w:rPr>
+        <w:t xml:space="preserve">            </w:t>
+      </w:r>
+      <w:r>
+        <w:rPr>
+          <w:b/>
+          <w:bCs/>
+          <w:sz w:val="28"/>
+          <w:szCs w:val="28"/>
+        </w:rPr>
         <w:t>TASK 3 – TEXT PREPROCESSING USING HUGGING FACE TRANSFORMERS</w:t>
       </w:r>
     </w:p>
@@ -6985,7 +7298,7 @@
       </w:pPr>
       <w:r>
         <w:pict w14:anchorId="3F83850E">
-          <v:rect id="_x0000_i1312" style="width:0;height:1.5pt" o:hralign="center" o:hrstd="t" o:hr="t" fillcolor="#a0a0a0" stroked="f"/>
+          <v:rect id="_x0000_i1046" style="width:0;height:1.5pt" o:hralign="center" o:hrstd="t" o:hr="t" fillcolor="#a0a0a0" stroked="f"/>
         </w:pict>
       </w:r>
     </w:p>
@@ -7078,26 +7391,86 @@
     <w:p>
       <w:pPr>
         <w:jc w:val="both"/>
-      </w:pPr>
-      <w:r>
-        <w:pict w14:anchorId="339434CA">
-          <v:rect id="_x0000_i1313" style="width:0;height:1.5pt" o:hralign="center" o:hrstd="t" o:hr="t" fillcolor="#a0a0a0" stroked="f"/>
-        </w:pict>
-      </w:r>
-    </w:p>
-    <w:p>
-      <w:pPr>
-        <w:jc w:val="both"/>
-        <w:rPr>
-          <w:b/>
-          <w:bCs/>
-        </w:rPr>
-      </w:pPr>
-      <w:r>
-        <w:rPr>
-          <w:b/>
-          <w:bCs/>
-        </w:rPr>
+        <w:rPr>
+          <w:rFonts w:ascii="Times New Roman" w:hAnsi="Times New Roman" w:cs="Times New Roman"/>
+        </w:rPr>
+      </w:pPr>
+    </w:p>
+    <w:p>
+      <w:pPr>
+        <w:jc w:val="both"/>
+      </w:pPr>
+      <w:r>
+        <w:rPr>
+          <w:rFonts w:ascii="Times New Roman" w:hAnsi="Times New Roman" w:cs="Times New Roman"/>
+        </w:rPr>
+        <w:drawing>
+          <wp:inline distT="0" distB="0" distL="0" distR="0" wp14:anchorId="48FEB99E" wp14:editId="17A341EA">
+            <wp:extent cx="5731510" cy="3126105"/>
+            <wp:effectExtent l="0" t="0" r="2540" b="0"/>
+            <wp:docPr id="1895109710" name="Picture 1"/>
+            <wp:cNvGraphicFramePr>
+              <a:graphicFrameLocks xmlns:a="http://schemas.openxmlformats.org/drawingml/2006/main" noChangeAspect="1"/>
+            </wp:cNvGraphicFramePr>
+            <a:graphic xmlns:a="http://schemas.openxmlformats.org/drawingml/2006/main">
+              <a:graphicData uri="http://schemas.openxmlformats.org/drawingml/2006/picture">
+                <pic:pic xmlns:pic="http://schemas.openxmlformats.org/drawingml/2006/picture">
+                  <pic:nvPicPr>
+                    <pic:cNvPr id="1895109710" name=""/>
+                    <pic:cNvPicPr/>
+                  </pic:nvPicPr>
+                  <pic:blipFill>
+                    <a:blip r:embed="rId17"/>
+                    <a:stretch>
+                      <a:fillRect/>
+                    </a:stretch>
+                  </pic:blipFill>
+                  <pic:spPr>
+                    <a:xfrm>
+                      <a:off x="0" y="0"/>
+                      <a:ext cx="5731510" cy="3126105"/>
+                    </a:xfrm>
+                    <a:prstGeom prst="rect">
+                      <a:avLst/>
+                    </a:prstGeom>
+                  </pic:spPr>
+                </pic:pic>
+              </a:graphicData>
+            </a:graphic>
+          </wp:inline>
+        </w:drawing>
+      </w:r>
+    </w:p>
+    <w:p>
+      <w:pPr>
+        <w:jc w:val="both"/>
+        <w:rPr>
+          <w:b/>
+          <w:bCs/>
+        </w:rPr>
+      </w:pPr>
+      <w:r>
+        <w:rPr>
+          <w:b/>
+          <w:bCs/>
+        </w:rPr>
+        <w:t>Figure 3: Text Tokenization and Attention Mask Generation Using Hugging Face Transformers</w:t>
+      </w:r>
+    </w:p>
+    <w:p>
+      <w:pPr>
+        <w:jc w:val="both"/>
+        <w:rPr>
+          <w:b/>
+          <w:bCs/>
+        </w:rPr>
+      </w:pPr>
+      <w:r>
+        <w:rPr>
+          <w:b/>
+          <w:bCs/>
+        </w:rPr>
+        <w:lastRenderedPageBreak/>
         <w:t>7.3 Implementation</w:t>
       </w:r>
     </w:p>
@@ -7272,7 +7645,7 @@
       </w:pPr>
       <w:r>
         <w:pict w14:anchorId="57BA06E4">
-          <v:rect id="_x0000_i1314" style="width:0;height:1.5pt" o:hralign="center" o:hrstd="t" o:hr="t" fillcolor="#a0a0a0" stroked="f"/>
+          <v:rect id="_x0000_i1048" style="width:0;height:1.5pt" o:hralign="center" o:hrstd="t" o:hr="t" fillcolor="#a0a0a0" stroked="f"/>
         </w:pict>
       </w:r>
     </w:p>
@@ -7289,7 +7662,6 @@
           <w:b/>
           <w:bCs/>
         </w:rPr>
-        <w:lastRenderedPageBreak/>
         <w:t>7.4 Technologies Used</w:t>
       </w:r>
     </w:p>
@@ -7411,7 +7783,7 @@
       </w:pPr>
       <w:r>
         <w:pict w14:anchorId="16A74D0B">
-          <v:rect id="_x0000_i1315" style="width:0;height:1.5pt" o:hralign="center" o:hrstd="t" o:hr="t" fillcolor="#a0a0a0" stroked="f"/>
+          <v:rect id="_x0000_i1049" style="width:0;height:1.5pt" o:hralign="center" o:hrstd="t" o:hr="t" fillcolor="#a0a0a0" stroked="f"/>
         </w:pict>
       </w:r>
     </w:p>
@@ -7465,7 +7837,7 @@
       </w:pPr>
       <w:r>
         <w:pict w14:anchorId="2B436E46">
-          <v:rect id="_x0000_i1316" style="width:0;height:1.5pt" o:hralign="center" o:hrstd="t" o:hr="t" fillcolor="#a0a0a0" stroked="f"/>
+          <v:rect id="_x0000_i1050" style="width:0;height:1.5pt" o:hralign="center" o:hrstd="t" o:hr="t" fillcolor="#a0a0a0" stroked="f"/>
         </w:pict>
       </w:r>
     </w:p>
@@ -7496,17 +7868,13 @@
         <w:rPr>
           <w:rFonts w:ascii="Times New Roman" w:hAnsi="Times New Roman" w:cs="Times New Roman"/>
         </w:rPr>
-        <w:t>The successful implementation of the text preprocessing module demonstrated the importance of Natural Language Processing in modern AI systems. By utilizing the CLIP tokenizer and Hugging Face Transformers, textual descriptions were efficiently transformed into rich feature representations. These embeddings significantly improved the system's ability to understand user prompts and generate relevant images, making this module an essential component of the complete AI-powered text-to-image generation pipeline.</w:t>
-      </w:r>
-    </w:p>
-    <w:p>
-      <w:pPr>
-        <w:jc w:val="both"/>
-      </w:pPr>
-    </w:p>
-    <w:p>
-      <w:r>
-        <w:br w:type="page"/>
+        <w:t>The successful implementation of the text preprocessing module demonstrated the importance of Natural Language Processing in modern AI systems. By utilizing the CLIP tokenizer and Hugging Face Transformers, textual descriptions were efficiently transformed into rich feature representations. These embeddings significantly improved the system's ability</w:t>
+      </w:r>
+      <w:r>
+        <w:rPr>
+          <w:rFonts w:ascii="Times New Roman" w:hAnsi="Times New Roman" w:cs="Times New Roman"/>
+        </w:rPr>
+        <w:t>.</w:t>
       </w:r>
     </w:p>
     <w:p>
@@ -7554,16 +7922,7 @@
           <w:sz w:val="28"/>
           <w:szCs w:val="28"/>
         </w:rPr>
-        <w:t xml:space="preserve">                                                   </w:t>
-      </w:r>
-      <w:r>
-        <w:rPr>
-          <w:b/>
-          <w:bCs/>
-          <w:sz w:val="28"/>
-          <w:szCs w:val="28"/>
-        </w:rPr>
-        <w:t>TASK 4 – DATASET ANALYSIS</w:t>
+        <w:t xml:space="preserve">                                                 TASK 4 – DATASET ANALYSIS</w:t>
       </w:r>
     </w:p>
     <w:p>
@@ -7616,7 +7975,7 @@
       </w:pPr>
       <w:r>
         <w:pict w14:anchorId="404DFDE6">
-          <v:rect id="_x0000_i1352" style="width:0;height:1.5pt" o:hralign="center" o:hrstd="t" o:hr="t" fillcolor="#a0a0a0" stroked="f"/>
+          <v:rect id="_x0000_i1051" style="width:0;height:1.5pt" o:hralign="center" o:hrstd="t" o:hr="t" fillcolor="#a0a0a0" stroked="f"/>
         </w:pict>
       </w:r>
     </w:p>
@@ -7695,10 +8054,120 @@
     <w:p>
       <w:pPr>
         <w:jc w:val="both"/>
+        <w:rPr>
+          <w:rFonts w:ascii="Times New Roman" w:hAnsi="Times New Roman" w:cs="Times New Roman"/>
+        </w:rPr>
+      </w:pPr>
+      <w:r>
+        <w:rPr>
+          <w:rFonts w:ascii="Times New Roman" w:hAnsi="Times New Roman" w:cs="Times New Roman"/>
+          <w:noProof/>
+        </w:rPr>
+        <w:drawing>
+          <wp:inline distT="0" distB="0" distL="0" distR="0" wp14:anchorId="57FC5916" wp14:editId="51310B86">
+            <wp:extent cx="5721985" cy="2045970"/>
+            <wp:effectExtent l="0" t="0" r="0" b="0"/>
+            <wp:docPr id="1167412359" name="Picture 10"/>
+            <wp:cNvGraphicFramePr>
+              <a:graphicFrameLocks xmlns:a="http://schemas.openxmlformats.org/drawingml/2006/main" noChangeAspect="1"/>
+            </wp:cNvGraphicFramePr>
+            <a:graphic xmlns:a="http://schemas.openxmlformats.org/drawingml/2006/main">
+              <a:graphicData uri="http://schemas.openxmlformats.org/drawingml/2006/picture">
+                <pic:pic xmlns:pic="http://schemas.openxmlformats.org/drawingml/2006/picture">
+                  <pic:nvPicPr>
+                    <pic:cNvPr id="0" name="Picture 61"/>
+                    <pic:cNvPicPr>
+                      <a:picLocks noChangeAspect="1" noChangeArrowheads="1"/>
+                    </pic:cNvPicPr>
+                  </pic:nvPicPr>
+                  <pic:blipFill>
+                    <a:blip r:embed="rId18" cstate="print">
+                      <a:extLst>
+                        <a:ext uri="{28A0092B-C50C-407E-A947-70E740481C1C}">
+                          <a14:useLocalDpi xmlns:a14="http://schemas.microsoft.com/office/drawing/2010/main" val="0"/>
+                        </a:ext>
+                      </a:extLst>
+                    </a:blip>
+                    <a:srcRect/>
+                    <a:stretch>
+                      <a:fillRect/>
+                    </a:stretch>
+                  </pic:blipFill>
+                  <pic:spPr bwMode="auto">
+                    <a:xfrm>
+                      <a:off x="0" y="0"/>
+                      <a:ext cx="5721985" cy="2045970"/>
+                    </a:xfrm>
+                    <a:prstGeom prst="rect">
+                      <a:avLst/>
+                    </a:prstGeom>
+                    <a:noFill/>
+                    <a:ln>
+                      <a:noFill/>
+                    </a:ln>
+                  </pic:spPr>
+                </pic:pic>
+              </a:graphicData>
+            </a:graphic>
+          </wp:inline>
+        </w:drawing>
+      </w:r>
+      <w:r>
+        <w:rPr>
+          <w:rFonts w:ascii="Times New Roman" w:hAnsi="Times New Roman" w:cs="Times New Roman"/>
+        </w:rPr>
+        <w:t xml:space="preserve">         </w:t>
+      </w:r>
+    </w:p>
+    <w:p>
+      <w:pPr>
+        <w:jc w:val="both"/>
+        <w:rPr>
+          <w:rFonts w:ascii="Times New Roman" w:hAnsi="Times New Roman" w:cs="Times New Roman"/>
+          <w:b/>
+          <w:bCs/>
+        </w:rPr>
+      </w:pPr>
+      <w:r>
+        <w:rPr>
+          <w:rFonts w:ascii="Times New Roman" w:hAnsi="Times New Roman" w:cs="Times New Roman"/>
+          <w:b/>
+          <w:bCs/>
+        </w:rPr>
+        <w:t xml:space="preserve">                </w:t>
+      </w:r>
+      <w:r>
+        <w:rPr>
+          <w:rFonts w:ascii="Times New Roman" w:hAnsi="Times New Roman" w:cs="Times New Roman"/>
+          <w:b/>
+          <w:bCs/>
+        </w:rPr>
+        <w:t xml:space="preserve">       </w:t>
+      </w:r>
+      <w:r>
+        <w:rPr>
+          <w:rFonts w:ascii="Times New Roman" w:hAnsi="Times New Roman" w:cs="Times New Roman"/>
+          <w:b/>
+          <w:bCs/>
+        </w:rPr>
+        <w:t>Figure 4: Class Distribution of the Oxford-102 Flowers Dataset</w:t>
+      </w:r>
+      <w:r>
+        <w:rPr>
+          <w:rFonts w:ascii="Times New Roman" w:hAnsi="Times New Roman" w:cs="Times New Roman"/>
+          <w:b/>
+          <w:bCs/>
+        </w:rPr>
+        <w:t xml:space="preserve">                                          </w:t>
+      </w:r>
+    </w:p>
+    <w:p>
+      <w:pPr>
+        <w:jc w:val="both"/>
       </w:pPr>
       <w:r>
         <w:pict w14:anchorId="0B123753">
-          <v:rect id="_x0000_i1353" style="width:0;height:1.5pt" o:hralign="center" o:hrstd="t" o:hr="t" fillcolor="#a0a0a0" stroked="f"/>
+          <v:rect id="_x0000_i1052" style="width:0;height:1.5pt" o:hralign="center" o:hrstd="t" o:hr="t" fillcolor="#a0a0a0" stroked="f"/>
         </w:pict>
       </w:r>
     </w:p>
@@ -7783,11 +8252,12 @@
         <w:rPr>
           <w:rFonts w:ascii="Times New Roman" w:hAnsi="Times New Roman" w:cs="Times New Roman"/>
         </w:rPr>
-        <w:t xml:space="preserve">Identifying the number of flower classes. </w:t>
-      </w:r>
-    </w:p>
-    <w:p>
-      <w:pPr>
+        <w:t>Identifying the number of flower classes.</w:t>
+      </w:r>
+    </w:p>
+    <w:p>
+      <w:pPr>
+        <w:pStyle w:val="ListParagraph"/>
         <w:numPr>
           <w:ilvl w:val="0"/>
           <w:numId w:val="18"/>
@@ -7798,18 +8268,45 @@
         </w:rPr>
       </w:pPr>
       <w:proofErr w:type="spellStart"/>
-      <w:r>
-        <w:rPr>
-          <w:rFonts w:ascii="Times New Roman" w:hAnsi="Times New Roman" w:cs="Times New Roman"/>
-        </w:rPr>
-        <w:t>Analyzing</w:t>
+      <w:proofErr w:type="gramStart"/>
+      <w:r>
+        <w:rPr>
+          <w:rFonts w:ascii="Times New Roman" w:hAnsi="Times New Roman" w:cs="Times New Roman"/>
+        </w:rPr>
+        <w:lastRenderedPageBreak/>
+        <w:t>Analy</w:t>
+      </w:r>
+      <w:r>
+        <w:rPr>
+          <w:rFonts w:ascii="Times New Roman" w:hAnsi="Times New Roman" w:cs="Times New Roman"/>
+        </w:rPr>
+        <w:t>z</w:t>
+      </w:r>
+      <w:r>
+        <w:rPr>
+          <w:rFonts w:ascii="Times New Roman" w:hAnsi="Times New Roman" w:cs="Times New Roman"/>
+        </w:rPr>
+        <w:t>ing</w:t>
       </w:r>
       <w:proofErr w:type="spellEnd"/>
       <w:r>
         <w:rPr>
           <w:rFonts w:ascii="Times New Roman" w:hAnsi="Times New Roman" w:cs="Times New Roman"/>
         </w:rPr>
-        <w:t xml:space="preserve"> image dimensions, including width and height. </w:t>
+        <w:t xml:space="preserve"> </w:t>
+      </w:r>
+      <w:r>
+        <w:rPr>
+          <w:rFonts w:ascii="Times New Roman" w:hAnsi="Times New Roman" w:cs="Times New Roman"/>
+        </w:rPr>
+        <w:t xml:space="preserve"> image</w:t>
+      </w:r>
+      <w:proofErr w:type="gramEnd"/>
+      <w:r>
+        <w:rPr>
+          <w:rFonts w:ascii="Times New Roman" w:hAnsi="Times New Roman" w:cs="Times New Roman"/>
+        </w:rPr>
+        <w:t xml:space="preserve"> dimensions, including width and height.  </w:t>
       </w:r>
     </w:p>
     <w:p>
@@ -7900,7 +8397,7 @@
       </w:pPr>
       <w:r>
         <w:pict w14:anchorId="54E12BAA">
-          <v:rect id="_x0000_i1354" style="width:0;height:1.5pt" o:hralign="center" o:hrstd="t" o:hr="t" fillcolor="#a0a0a0" stroked="f"/>
+          <v:rect id="_x0000_i1053" style="width:0;height:1.5pt" o:hralign="center" o:hrstd="t" o:hr="t" fillcolor="#a0a0a0" stroked="f"/>
         </w:pict>
       </w:r>
     </w:p>
@@ -7926,7 +8423,6 @@
           <w:b/>
           <w:bCs/>
         </w:rPr>
-        <w:lastRenderedPageBreak/>
         <w:t>8.4 Technologies Used</w:t>
       </w:r>
     </w:p>
@@ -8052,7 +8548,7 @@
       </w:pPr>
       <w:r>
         <w:pict w14:anchorId="5D5501A8">
-          <v:rect id="_x0000_i1355" style="width:0;height:1.5pt" o:hralign="center" o:hrstd="t" o:hr="t" fillcolor="#a0a0a0" stroked="f"/>
+          <v:rect id="_x0000_i1054" style="width:0;height:1.5pt" o:hralign="center" o:hrstd="t" o:hr="t" fillcolor="#a0a0a0" stroked="f"/>
         </w:pict>
       </w:r>
     </w:p>
@@ -8120,7 +8616,7 @@
       </w:pPr>
       <w:r>
         <w:pict w14:anchorId="212D6F43">
-          <v:rect id="_x0000_i1356" style="width:0;height:1.5pt" o:hralign="center" o:hrstd="t" o:hr="t" fillcolor="#a0a0a0" stroked="f"/>
+          <v:rect id="_x0000_i1055" style="width:0;height:1.5pt" o:hralign="center" o:hrstd="t" o:hr="t" fillcolor="#a0a0a0" stroked="f"/>
         </w:pict>
       </w:r>
     </w:p>
@@ -8156,24 +8652,23 @@
     </w:p>
     <w:p>
       <w:pPr>
-        <w:jc w:val="both"/>
-      </w:pPr>
-    </w:p>
-    <w:p>
+        <w:tabs>
+          <w:tab w:val="left" w:pos="2110"/>
+        </w:tabs>
+      </w:pPr>
       <w:r>
         <w:br w:type="page"/>
       </w:r>
-    </w:p>
-    <w:p>
-      <w:pPr>
-        <w:jc w:val="both"/>
+      <w:r>
         <w:rPr>
           <w:b/>
           <w:bCs/>
           <w:sz w:val="28"/>
           <w:szCs w:val="28"/>
         </w:rPr>
-      </w:pPr>
+        <w:lastRenderedPageBreak/>
+        <w:t xml:space="preserve">                                                  </w:t>
+      </w:r>
       <w:r>
         <w:rPr>
           <w:b/>
@@ -8181,8 +8676,7 @@
           <w:sz w:val="28"/>
           <w:szCs w:val="28"/>
         </w:rPr>
-        <w:lastRenderedPageBreak/>
-        <w:t xml:space="preserve">                                                              </w:t>
+        <w:t xml:space="preserve">     </w:t>
       </w:r>
       <w:r>
         <w:rPr>
@@ -8191,17 +8685,8 @@
           <w:sz w:val="28"/>
           <w:szCs w:val="28"/>
         </w:rPr>
-        <w:t>CHAPTER 9</w:t>
-      </w:r>
-    </w:p>
-    <w:p>
-      <w:pPr>
-        <w:jc w:val="both"/>
-        <w:rPr>
-          <w:b/>
-          <w:bCs/>
-        </w:rPr>
-      </w:pPr>
+        <w:t xml:space="preserve">   </w:t>
+      </w:r>
       <w:r>
         <w:rPr>
           <w:b/>
@@ -8209,8 +8694,17 @@
           <w:sz w:val="28"/>
           <w:szCs w:val="28"/>
         </w:rPr>
-        <w:t xml:space="preserve">                       </w:t>
-      </w:r>
+        <w:t>CHAPTER 9</w:t>
+      </w:r>
+    </w:p>
+    <w:p>
+      <w:pPr>
+        <w:jc w:val="both"/>
+        <w:rPr>
+          <w:b/>
+          <w:bCs/>
+        </w:rPr>
+      </w:pPr>
       <w:r>
         <w:rPr>
           <w:b/>
@@ -8218,6 +8712,15 @@
           <w:sz w:val="28"/>
           <w:szCs w:val="28"/>
         </w:rPr>
+        <w:t xml:space="preserve">                       </w:t>
+      </w:r>
+      <w:r>
+        <w:rPr>
+          <w:b/>
+          <w:bCs/>
+          <w:sz w:val="28"/>
+          <w:szCs w:val="28"/>
+        </w:rPr>
         <w:t>TASK 5 – ATTENTION STRATEGY USING CROSS-ATTENTION</w:t>
       </w:r>
     </w:p>
@@ -8271,7 +8774,7 @@
       </w:pPr>
       <w:r>
         <w:pict w14:anchorId="007CF6D0">
-          <v:rect id="_x0000_i1392" style="width:0;height:1.5pt" o:hralign="center" o:hrstd="t" o:hr="t" fillcolor="#a0a0a0" stroked="f"/>
+          <v:rect id="_x0000_i1056" style="width:0;height:1.5pt" o:hralign="center" o:hrstd="t" o:hr="t" fillcolor="#a0a0a0" stroked="f"/>
         </w:pict>
       </w:r>
     </w:p>
@@ -8378,26 +8881,108 @@
     <w:p>
       <w:pPr>
         <w:jc w:val="both"/>
-      </w:pPr>
-      <w:r>
-        <w:pict w14:anchorId="55154A13">
-          <v:rect id="_x0000_i1393" style="width:0;height:1.5pt" o:hralign="center" o:hrstd="t" o:hr="t" fillcolor="#a0a0a0" stroked="f"/>
-        </w:pict>
-      </w:r>
-    </w:p>
-    <w:p>
-      <w:pPr>
-        <w:jc w:val="both"/>
-        <w:rPr>
-          <w:b/>
-          <w:bCs/>
-        </w:rPr>
-      </w:pPr>
-      <w:r>
-        <w:rPr>
-          <w:b/>
-          <w:bCs/>
-        </w:rPr>
+        <w:rPr>
+          <w:rFonts w:ascii="Times New Roman" w:hAnsi="Times New Roman" w:cs="Times New Roman"/>
+        </w:rPr>
+      </w:pPr>
+      <w:r>
+        <w:rPr>
+          <w:rFonts w:ascii="Times New Roman" w:hAnsi="Times New Roman" w:cs="Times New Roman"/>
+        </w:rPr>
+        <w:drawing>
+          <wp:inline distT="0" distB="0" distL="0" distR="0" wp14:anchorId="09C7CB39" wp14:editId="19EEDDC1">
+            <wp:extent cx="2880000" cy="2883600"/>
+            <wp:effectExtent l="0" t="0" r="0" b="0"/>
+            <wp:docPr id="883541751" name="Picture 1"/>
+            <wp:cNvGraphicFramePr>
+              <a:graphicFrameLocks xmlns:a="http://schemas.openxmlformats.org/drawingml/2006/main" noChangeAspect="1"/>
+            </wp:cNvGraphicFramePr>
+            <a:graphic xmlns:a="http://schemas.openxmlformats.org/drawingml/2006/main">
+              <a:graphicData uri="http://schemas.openxmlformats.org/drawingml/2006/picture">
+                <pic:pic xmlns:pic="http://schemas.openxmlformats.org/drawingml/2006/picture">
+                  <pic:nvPicPr>
+                    <pic:cNvPr id="883541751" name=""/>
+                    <pic:cNvPicPr/>
+                  </pic:nvPicPr>
+                  <pic:blipFill>
+                    <a:blip r:embed="rId19"/>
+                    <a:stretch>
+                      <a:fillRect/>
+                    </a:stretch>
+                  </pic:blipFill>
+                  <pic:spPr>
+                    <a:xfrm>
+                      <a:off x="0" y="0"/>
+                      <a:ext cx="2880000" cy="2883600"/>
+                    </a:xfrm>
+                    <a:prstGeom prst="rect">
+                      <a:avLst/>
+                    </a:prstGeom>
+                  </pic:spPr>
+                </pic:pic>
+              </a:graphicData>
+            </a:graphic>
+          </wp:inline>
+        </w:drawing>
+      </w:r>
+    </w:p>
+    <w:p>
+      <w:pPr>
+        <w:jc w:val="both"/>
+        <w:rPr>
+          <w:rFonts w:ascii="Times New Roman" w:hAnsi="Times New Roman" w:cs="Times New Roman"/>
+          <w:b/>
+          <w:bCs/>
+        </w:rPr>
+      </w:pPr>
+      <w:r>
+        <w:rPr>
+          <w:rFonts w:ascii="Times New Roman" w:hAnsi="Times New Roman" w:cs="Times New Roman"/>
+          <w:b/>
+          <w:bCs/>
+        </w:rPr>
+        <w:t xml:space="preserve"> </w:t>
+      </w:r>
+      <w:r>
+        <w:rPr>
+          <w:rFonts w:ascii="Times New Roman" w:hAnsi="Times New Roman" w:cs="Times New Roman"/>
+          <w:b/>
+          <w:bCs/>
+        </w:rPr>
+        <w:t>Figure 5: Image Generated Using Cross-Attention Strateg</w:t>
+      </w:r>
+      <w:r>
+        <w:rPr>
+          <w:rFonts w:ascii="Times New Roman" w:hAnsi="Times New Roman" w:cs="Times New Roman"/>
+          <w:b/>
+          <w:bCs/>
+        </w:rPr>
+        <w:t>y</w:t>
+      </w:r>
+    </w:p>
+    <w:p>
+      <w:pPr>
+        <w:jc w:val="both"/>
+        <w:rPr>
+          <w:b/>
+          <w:bCs/>
+        </w:rPr>
+      </w:pPr>
+    </w:p>
+    <w:p>
+      <w:pPr>
+        <w:jc w:val="both"/>
+        <w:rPr>
+          <w:b/>
+          <w:bCs/>
+        </w:rPr>
+      </w:pPr>
+      <w:r>
+        <w:rPr>
+          <w:b/>
+          <w:bCs/>
+        </w:rPr>
+        <w:lastRenderedPageBreak/>
         <w:t>9.3 Implementation</w:t>
       </w:r>
     </w:p>
@@ -8405,7 +8990,8 @@
       <w:pPr>
         <w:jc w:val="both"/>
         <w:rPr>
-          <w:rFonts w:ascii="Times New Roman" w:hAnsi="Times New Roman" w:cs="Times New Roman"/>
+          <w:b/>
+          <w:bCs/>
         </w:rPr>
       </w:pPr>
       <w:r>
@@ -8588,9 +9174,8 @@
         <w:jc w:val="both"/>
       </w:pPr>
       <w:r>
-        <w:lastRenderedPageBreak/>
         <w:pict w14:anchorId="2CC7A3CE">
-          <v:rect id="_x0000_i1394" style="width:0;height:1.5pt" o:hralign="center" o:hrstd="t" o:hr="t" fillcolor="#a0a0a0" stroked="f"/>
+          <v:rect id="_x0000_i1058" style="width:0;height:1.5pt" o:hralign="center" o:hrstd="t" o:hr="t" fillcolor="#a0a0a0" stroked="f"/>
         </w:pict>
       </w:r>
     </w:p>
@@ -8728,7 +9313,7 @@
       </w:pPr>
       <w:r>
         <w:pict w14:anchorId="01E3E02B">
-          <v:rect id="_x0000_i1395" style="width:0;height:1.5pt" o:hralign="center" o:hrstd="t" o:hr="t" fillcolor="#a0a0a0" stroked="f"/>
+          <v:rect id="_x0000_i1059" style="width:0;height:1.5pt" o:hralign="center" o:hrstd="t" o:hr="t" fillcolor="#a0a0a0" stroked="f"/>
         </w:pict>
       </w:r>
     </w:p>
@@ -8785,7 +9370,7 @@
           <w:rFonts w:ascii="Times New Roman" w:hAnsi="Times New Roman" w:cs="Times New Roman"/>
         </w:rPr>
         <w:pict w14:anchorId="1E1B8C4B">
-          <v:rect id="_x0000_i1396" style="width:0;height:1.5pt" o:hralign="center" o:hrstd="t" o:hr="t" fillcolor="#a0a0a0" stroked="f"/>
+          <v:rect id="_x0000_i1060" style="width:0;height:1.5pt" o:hralign="center" o:hrstd="t" o:hr="t" fillcolor="#a0a0a0" stroked="f"/>
         </w:pict>
       </w:r>
     </w:p>
@@ -8802,43 +9387,55 @@
           <w:b/>
           <w:bCs/>
         </w:rPr>
-        <w:t>9.6 Conclusion</w:t>
-      </w:r>
-    </w:p>
-    <w:p>
-      <w:pPr>
-        <w:jc w:val="both"/>
-        <w:rPr>
-          <w:rFonts w:ascii="Times New Roman" w:hAnsi="Times New Roman" w:cs="Times New Roman"/>
-        </w:rPr>
-      </w:pPr>
-      <w:r>
-        <w:rPr>
-          <w:rFonts w:ascii="Times New Roman" w:hAnsi="Times New Roman" w:cs="Times New Roman"/>
-        </w:rPr>
-        <w:t>The successful implementation of the Cross-Attention strategy demonstrated the importance of attention mechanisms in Generative Artificial Intelligence. The model was able to capture stronger relationships between textual prompts and image features, resulting in improved contextual understanding during image generation. This task served as a crucial step toward constructing a complete AI-powered text-to-image generation pipeline.</w:t>
-      </w:r>
-    </w:p>
-    <w:p>
-      <w:pPr>
-        <w:jc w:val="both"/>
-      </w:pPr>
-    </w:p>
-    <w:p>
-      <w:r>
-        <w:br w:type="page"/>
-      </w:r>
-    </w:p>
-    <w:p>
-      <w:pPr>
-        <w:jc w:val="both"/>
+        <w:t xml:space="preserve">9.6 </w:t>
+      </w:r>
+      <w:proofErr w:type="gramStart"/>
+      <w:r>
+        <w:rPr>
+          <w:b/>
+          <w:bCs/>
+        </w:rPr>
+        <w:t>Conclusion</w:t>
+      </w:r>
+      <w:r>
+        <w:rPr>
+          <w:b/>
+          <w:bCs/>
+        </w:rPr>
+        <w:t xml:space="preserve"> :</w:t>
+      </w:r>
+      <w:proofErr w:type="gramEnd"/>
+      <w:r>
+        <w:rPr>
+          <w:b/>
+          <w:bCs/>
+        </w:rPr>
+        <w:t xml:space="preserve"> </w:t>
+      </w:r>
+      <w:r>
+        <w:rPr>
+          <w:rFonts w:ascii="Times New Roman" w:hAnsi="Times New Roman" w:cs="Times New Roman"/>
+        </w:rPr>
+        <w:t>The successful implementation of the Cross-Attention strategy demonstrated the importance of attention mechanisms in Generative Artificial Intelligence. The model was able to capture stronger relationships between textual prompts and image features</w:t>
+      </w:r>
+      <w:r>
+        <w:rPr>
+          <w:rFonts w:ascii="Times New Roman" w:hAnsi="Times New Roman" w:cs="Times New Roman"/>
+        </w:rPr>
+        <w:t>.</w:t>
+      </w:r>
+    </w:p>
+    <w:p>
+      <w:r>
         <w:rPr>
           <w:b/>
           <w:bCs/>
           <w:sz w:val="28"/>
           <w:szCs w:val="28"/>
         </w:rPr>
-      </w:pPr>
+        <w:lastRenderedPageBreak/>
+        <w:t xml:space="preserve">                                                        </w:t>
+      </w:r>
       <w:r>
         <w:rPr>
           <w:b/>
@@ -8846,29 +9443,28 @@
           <w:sz w:val="28"/>
           <w:szCs w:val="28"/>
         </w:rPr>
-        <w:lastRenderedPageBreak/>
-        <w:t xml:space="preserve">                                                         </w:t>
-      </w:r>
-      <w:r>
+        <w:t>CHAPTER 10</w:t>
+      </w:r>
+    </w:p>
+    <w:p>
+      <w:pPr>
+        <w:jc w:val="both"/>
         <w:rPr>
           <w:b/>
           <w:bCs/>
           <w:sz w:val="28"/>
           <w:szCs w:val="28"/>
         </w:rPr>
-        <w:t>CHAPTER 10</w:t>
-      </w:r>
-    </w:p>
-    <w:p>
-      <w:pPr>
-        <w:jc w:val="both"/>
+      </w:pPr>
+      <w:r>
         <w:rPr>
           <w:b/>
           <w:bCs/>
           <w:sz w:val="28"/>
           <w:szCs w:val="28"/>
         </w:rPr>
-      </w:pPr>
+        <w:t xml:space="preserve">                    </w:t>
+      </w:r>
       <w:r>
         <w:rPr>
           <w:b/>
@@ -8876,15 +9472,6 @@
           <w:sz w:val="28"/>
           <w:szCs w:val="28"/>
         </w:rPr>
-        <w:t xml:space="preserve">                    </w:t>
-      </w:r>
-      <w:r>
-        <w:rPr>
-          <w:b/>
-          <w:bCs/>
-          <w:sz w:val="28"/>
-          <w:szCs w:val="28"/>
-        </w:rPr>
         <w:t>TASK 6 – COMPLETE TEXT-TO-IMAGE GENERATION PIPELINE</w:t>
       </w:r>
     </w:p>
@@ -8938,7 +9525,7 @@
       </w:pPr>
       <w:r>
         <w:pict w14:anchorId="598F91DE">
-          <v:rect id="_x0000_i1439" style="width:0;height:1.5pt" o:hralign="center" o:hrstd="t" o:hr="t" fillcolor="#a0a0a0" stroked="f"/>
+          <v:rect id="_x0000_i1061" style="width:0;height:1.5pt" o:hralign="center" o:hrstd="t" o:hr="t" fillcolor="#a0a0a0" stroked="f"/>
         </w:pict>
       </w:r>
     </w:p>
@@ -9011,24 +9598,75 @@
         <w:rPr>
           <w:rFonts w:ascii="Times New Roman" w:hAnsi="Times New Roman" w:cs="Times New Roman"/>
         </w:rPr>
-        <w:pict w14:anchorId="73DBC6EA">
-          <v:rect id="_x0000_i1440" style="width:0;height:1.5pt" o:hralign="center" o:hrstd="t" o:hr="t" fillcolor="#a0a0a0" stroked="f"/>
-        </w:pict>
-      </w:r>
-    </w:p>
-    <w:p>
-      <w:pPr>
-        <w:jc w:val="both"/>
-        <w:rPr>
-          <w:b/>
-          <w:bCs/>
-        </w:rPr>
-      </w:pPr>
-      <w:r>
-        <w:rPr>
-          <w:b/>
-          <w:bCs/>
-        </w:rPr>
+        <w:drawing>
+          <wp:inline distT="0" distB="0" distL="0" distR="0" wp14:anchorId="3DEAE136" wp14:editId="6BFC7BBC">
+            <wp:extent cx="2879475" cy="2860895"/>
+            <wp:effectExtent l="0" t="0" r="0" b="0"/>
+            <wp:docPr id="921856" name="Picture 1"/>
+            <wp:cNvGraphicFramePr>
+              <a:graphicFrameLocks xmlns:a="http://schemas.openxmlformats.org/drawingml/2006/main" noChangeAspect="1"/>
+            </wp:cNvGraphicFramePr>
+            <a:graphic xmlns:a="http://schemas.openxmlformats.org/drawingml/2006/main">
+              <a:graphicData uri="http://schemas.openxmlformats.org/drawingml/2006/picture">
+                <pic:pic xmlns:pic="http://schemas.openxmlformats.org/drawingml/2006/picture">
+                  <pic:nvPicPr>
+                    <pic:cNvPr id="921856" name=""/>
+                    <pic:cNvPicPr/>
+                  </pic:nvPicPr>
+                  <pic:blipFill>
+                    <a:blip r:embed="rId20"/>
+                    <a:stretch>
+                      <a:fillRect/>
+                    </a:stretch>
+                  </pic:blipFill>
+                  <pic:spPr>
+                    <a:xfrm>
+                      <a:off x="0" y="0"/>
+                      <a:ext cx="2881155" cy="2862564"/>
+                    </a:xfrm>
+                    <a:prstGeom prst="rect">
+                      <a:avLst/>
+                    </a:prstGeom>
+                  </pic:spPr>
+                </pic:pic>
+              </a:graphicData>
+            </a:graphic>
+          </wp:inline>
+        </w:drawing>
+      </w:r>
+    </w:p>
+    <w:p>
+      <w:pPr>
+        <w:jc w:val="both"/>
+        <w:rPr>
+          <w:rFonts w:ascii="Times New Roman" w:hAnsi="Times New Roman" w:cs="Times New Roman"/>
+          <w:b/>
+          <w:bCs/>
+        </w:rPr>
+      </w:pPr>
+      <w:r>
+        <w:rPr>
+          <w:rFonts w:ascii="Times New Roman" w:hAnsi="Times New Roman" w:cs="Times New Roman"/>
+          <w:b/>
+          <w:bCs/>
+        </w:rPr>
+        <w:t>Figure 6: End-to-End Text-to-Image Generation System</w:t>
+      </w:r>
+    </w:p>
+    <w:p>
+      <w:pPr>
+        <w:jc w:val="both"/>
+        <w:rPr>
+          <w:b/>
+          <w:bCs/>
+        </w:rPr>
+      </w:pPr>
+      <w:r>
+        <w:rPr>
+          <w:b/>
+          <w:bCs/>
+        </w:rPr>
+        <w:lastRenderedPageBreak/>
         <w:t>10.3 Pipeline Architecture</w:t>
       </w:r>
     </w:p>
@@ -9081,61 +9719,65 @@
           <w:sz w:val="16"/>
           <w:szCs w:val="16"/>
         </w:rPr>
-        <w:t xml:space="preserve">             </w:t>
-      </w:r>
-      <w:r>
+        <w:t xml:space="preserve">             ↓</w:t>
+      </w:r>
+    </w:p>
+    <w:p>
+      <w:pPr>
+        <w:jc w:val="both"/>
         <w:rPr>
           <w:rFonts w:ascii="Times New Roman" w:hAnsi="Times New Roman" w:cs="Times New Roman"/>
           <w:sz w:val="16"/>
           <w:szCs w:val="16"/>
         </w:rPr>
-        <w:t>↓</w:t>
-      </w:r>
-    </w:p>
-    <w:p>
-      <w:pPr>
-        <w:jc w:val="both"/>
-        <w:rPr>
-          <w:rFonts w:ascii="Times New Roman" w:hAnsi="Times New Roman" w:cs="Times New Roman"/>
+      </w:pPr>
+      <w:r>
+        <w:rPr>
+          <w:rFonts w:ascii="Times New Roman" w:hAnsi="Times New Roman" w:cs="Times New Roman"/>
+          <w:b/>
+          <w:bCs/>
           <w:sz w:val="16"/>
           <w:szCs w:val="16"/>
         </w:rPr>
-      </w:pPr>
-      <w:r>
-        <w:rPr>
-          <w:rFonts w:ascii="Times New Roman" w:hAnsi="Times New Roman" w:cs="Times New Roman"/>
-          <w:b/>
-          <w:bCs/>
+        <w:t>Text Preprocessing using CLIP Tokenizer</w:t>
+      </w:r>
+    </w:p>
+    <w:p>
+      <w:pPr>
+        <w:jc w:val="both"/>
+        <w:rPr>
+          <w:rFonts w:ascii="Times New Roman" w:hAnsi="Times New Roman" w:cs="Times New Roman"/>
           <w:sz w:val="16"/>
           <w:szCs w:val="16"/>
         </w:rPr>
-        <w:t>Text Preprocessing using CLIP Tokenizer</w:t>
-      </w:r>
-    </w:p>
-    <w:p>
-      <w:pPr>
-        <w:jc w:val="both"/>
+      </w:pPr>
+      <w:r>
         <w:rPr>
           <w:rFonts w:ascii="Times New Roman" w:hAnsi="Times New Roman" w:cs="Times New Roman"/>
           <w:sz w:val="16"/>
           <w:szCs w:val="16"/>
         </w:rPr>
-      </w:pPr>
-      <w:r>
+        <w:t xml:space="preserve">            ↓</w:t>
+      </w:r>
+    </w:p>
+    <w:p>
+      <w:pPr>
+        <w:jc w:val="both"/>
         <w:rPr>
           <w:rFonts w:ascii="Times New Roman" w:hAnsi="Times New Roman" w:cs="Times New Roman"/>
           <w:sz w:val="16"/>
           <w:szCs w:val="16"/>
         </w:rPr>
-        <w:t xml:space="preserve">            </w:t>
-      </w:r>
-      <w:r>
-        <w:rPr>
-          <w:rFonts w:ascii="Times New Roman" w:hAnsi="Times New Roman" w:cs="Times New Roman"/>
+      </w:pPr>
+      <w:r>
+        <w:rPr>
+          <w:rFonts w:ascii="Times New Roman" w:hAnsi="Times New Roman" w:cs="Times New Roman"/>
+          <w:b/>
+          <w:bCs/>
           <w:sz w:val="16"/>
           <w:szCs w:val="16"/>
         </w:rPr>
-        <w:t>↓</w:t>
+        <w:t>Generation of Text Embeddings</w:t>
       </w:r>
     </w:p>
     <w:p>
@@ -9150,12 +9792,10 @@
       <w:r>
         <w:rPr>
           <w:rFonts w:ascii="Times New Roman" w:hAnsi="Times New Roman" w:cs="Times New Roman"/>
-          <w:b/>
-          <w:bCs/>
           <w:sz w:val="16"/>
           <w:szCs w:val="16"/>
         </w:rPr>
-        <w:t>Generation of Text Embeddings</w:t>
+        <w:t xml:space="preserve">           ↓</w:t>
       </w:r>
     </w:p>
     <w:p>
@@ -9170,64 +9810,68 @@
       <w:r>
         <w:rPr>
           <w:rFonts w:ascii="Times New Roman" w:hAnsi="Times New Roman" w:cs="Times New Roman"/>
+          <w:b/>
+          <w:bCs/>
           <w:sz w:val="16"/>
           <w:szCs w:val="16"/>
         </w:rPr>
-        <w:t xml:space="preserve">           </w:t>
-      </w:r>
-      <w:r>
+        <w:t>Cross-Attention Mechanism</w:t>
+      </w:r>
+    </w:p>
+    <w:p>
+      <w:pPr>
+        <w:jc w:val="both"/>
         <w:rPr>
           <w:rFonts w:ascii="Times New Roman" w:hAnsi="Times New Roman" w:cs="Times New Roman"/>
           <w:sz w:val="16"/>
           <w:szCs w:val="16"/>
         </w:rPr>
-        <w:t>↓</w:t>
-      </w:r>
-    </w:p>
-    <w:p>
-      <w:pPr>
-        <w:jc w:val="both"/>
+      </w:pPr>
+      <w:r>
         <w:rPr>
           <w:rFonts w:ascii="Times New Roman" w:hAnsi="Times New Roman" w:cs="Times New Roman"/>
           <w:sz w:val="16"/>
           <w:szCs w:val="16"/>
         </w:rPr>
-      </w:pPr>
-      <w:r>
-        <w:rPr>
-          <w:rFonts w:ascii="Times New Roman" w:hAnsi="Times New Roman" w:cs="Times New Roman"/>
-          <w:b/>
-          <w:bCs/>
+        <w:t xml:space="preserve">           ↓</w:t>
+      </w:r>
+    </w:p>
+    <w:p>
+      <w:pPr>
+        <w:jc w:val="both"/>
+        <w:rPr>
+          <w:rFonts w:ascii="Times New Roman" w:hAnsi="Times New Roman" w:cs="Times New Roman"/>
           <w:sz w:val="16"/>
           <w:szCs w:val="16"/>
         </w:rPr>
-        <w:t>Cross-Attention Mechanism</w:t>
-      </w:r>
-    </w:p>
-    <w:p>
-      <w:pPr>
-        <w:jc w:val="both"/>
-        <w:rPr>
-          <w:rFonts w:ascii="Times New Roman" w:hAnsi="Times New Roman" w:cs="Times New Roman"/>
+      </w:pPr>
+      <w:r>
+        <w:rPr>
+          <w:rFonts w:ascii="Times New Roman" w:hAnsi="Times New Roman" w:cs="Times New Roman"/>
+          <w:b/>
+          <w:bCs/>
           <w:sz w:val="16"/>
           <w:szCs w:val="16"/>
         </w:rPr>
-      </w:pPr>
-      <w:r>
+        <w:t>Enhanced Text Features</w:t>
+      </w:r>
+    </w:p>
+    <w:p>
+      <w:pPr>
+        <w:jc w:val="both"/>
         <w:rPr>
           <w:rFonts w:ascii="Times New Roman" w:hAnsi="Times New Roman" w:cs="Times New Roman"/>
           <w:sz w:val="16"/>
           <w:szCs w:val="16"/>
         </w:rPr>
-        <w:t xml:space="preserve">           </w:t>
-      </w:r>
+      </w:pPr>
       <w:r>
         <w:rPr>
           <w:rFonts w:ascii="Times New Roman" w:hAnsi="Times New Roman" w:cs="Times New Roman"/>
           <w:sz w:val="16"/>
           <w:szCs w:val="16"/>
         </w:rPr>
-        <w:t>↓</w:t>
+        <w:t xml:space="preserve">           ↓</w:t>
       </w:r>
     </w:p>
     <w:p>
@@ -9247,7 +9891,7 @@
           <w:sz w:val="16"/>
           <w:szCs w:val="16"/>
         </w:rPr>
-        <w:t>Enhanced Text Features</w:t>
+        <w:t>Random Latent Noise Vector</w:t>
       </w:r>
     </w:p>
     <w:p>
@@ -9265,127 +9909,64 @@
           <w:sz w:val="16"/>
           <w:szCs w:val="16"/>
         </w:rPr>
-        <w:t xml:space="preserve">           </w:t>
-      </w:r>
-      <w:r>
+        <w:t xml:space="preserve">           ↓</w:t>
+      </w:r>
+    </w:p>
+    <w:p>
+      <w:pPr>
+        <w:jc w:val="both"/>
         <w:rPr>
           <w:rFonts w:ascii="Times New Roman" w:hAnsi="Times New Roman" w:cs="Times New Roman"/>
           <w:sz w:val="16"/>
           <w:szCs w:val="16"/>
         </w:rPr>
-        <w:t>↓</w:t>
-      </w:r>
-    </w:p>
-    <w:p>
-      <w:pPr>
-        <w:jc w:val="both"/>
-        <w:rPr>
-          <w:rFonts w:ascii="Times New Roman" w:hAnsi="Times New Roman" w:cs="Times New Roman"/>
+      </w:pPr>
+      <w:r>
+        <w:rPr>
+          <w:rFonts w:ascii="Times New Roman" w:hAnsi="Times New Roman" w:cs="Times New Roman"/>
+          <w:b/>
+          <w:bCs/>
           <w:sz w:val="16"/>
           <w:szCs w:val="16"/>
         </w:rPr>
-      </w:pPr>
-      <w:r>
-        <w:rPr>
-          <w:rFonts w:ascii="Times New Roman" w:hAnsi="Times New Roman" w:cs="Times New Roman"/>
-          <w:b/>
-          <w:bCs/>
+        <w:t>Attention-Based Generator</w:t>
+      </w:r>
+    </w:p>
+    <w:p>
+      <w:pPr>
+        <w:jc w:val="both"/>
+        <w:rPr>
+          <w:rFonts w:ascii="Times New Roman" w:hAnsi="Times New Roman" w:cs="Times New Roman"/>
           <w:sz w:val="16"/>
           <w:szCs w:val="16"/>
         </w:rPr>
-        <w:lastRenderedPageBreak/>
-        <w:t>Random Latent Noise Vector</w:t>
-      </w:r>
-    </w:p>
-    <w:p>
-      <w:pPr>
-        <w:jc w:val="both"/>
+      </w:pPr>
+      <w:r>
         <w:rPr>
           <w:rFonts w:ascii="Times New Roman" w:hAnsi="Times New Roman" w:cs="Times New Roman"/>
           <w:sz w:val="16"/>
           <w:szCs w:val="16"/>
         </w:rPr>
-      </w:pPr>
-      <w:r>
+        <w:t xml:space="preserve">          ↓</w:t>
+      </w:r>
+    </w:p>
+    <w:p>
+      <w:pPr>
+        <w:jc w:val="both"/>
         <w:rPr>
           <w:rFonts w:ascii="Times New Roman" w:hAnsi="Times New Roman" w:cs="Times New Roman"/>
           <w:sz w:val="16"/>
           <w:szCs w:val="16"/>
         </w:rPr>
-        <w:t xml:space="preserve">           </w:t>
-      </w:r>
-      <w:r>
-        <w:rPr>
-          <w:rFonts w:ascii="Times New Roman" w:hAnsi="Times New Roman" w:cs="Times New Roman"/>
+      </w:pPr>
+      <w:r>
+        <w:rPr>
+          <w:rFonts w:ascii="Times New Roman" w:hAnsi="Times New Roman" w:cs="Times New Roman"/>
+          <w:b/>
+          <w:bCs/>
           <w:sz w:val="16"/>
           <w:szCs w:val="16"/>
         </w:rPr>
-        <w:t>↓</w:t>
-      </w:r>
-    </w:p>
-    <w:p>
-      <w:pPr>
-        <w:jc w:val="both"/>
-        <w:rPr>
-          <w:rFonts w:ascii="Times New Roman" w:hAnsi="Times New Roman" w:cs="Times New Roman"/>
-          <w:sz w:val="16"/>
-          <w:szCs w:val="16"/>
-        </w:rPr>
-      </w:pPr>
-      <w:r>
-        <w:rPr>
-          <w:rFonts w:ascii="Times New Roman" w:hAnsi="Times New Roman" w:cs="Times New Roman"/>
-          <w:b/>
-          <w:bCs/>
-          <w:sz w:val="16"/>
-          <w:szCs w:val="16"/>
-        </w:rPr>
-        <w:t>Attention-Based Generator</w:t>
-      </w:r>
-    </w:p>
-    <w:p>
-      <w:pPr>
-        <w:jc w:val="both"/>
-        <w:rPr>
-          <w:rFonts w:ascii="Times New Roman" w:hAnsi="Times New Roman" w:cs="Times New Roman"/>
-          <w:sz w:val="16"/>
-          <w:szCs w:val="16"/>
-        </w:rPr>
-      </w:pPr>
-      <w:r>
-        <w:rPr>
-          <w:rFonts w:ascii="Times New Roman" w:hAnsi="Times New Roman" w:cs="Times New Roman"/>
-          <w:sz w:val="16"/>
-          <w:szCs w:val="16"/>
-        </w:rPr>
-        <w:t xml:space="preserve">          </w:t>
-      </w:r>
-      <w:r>
-        <w:rPr>
-          <w:rFonts w:ascii="Times New Roman" w:hAnsi="Times New Roman" w:cs="Times New Roman"/>
-          <w:sz w:val="16"/>
-          <w:szCs w:val="16"/>
-        </w:rPr>
-        <w:t>↓</w:t>
-      </w:r>
-    </w:p>
-    <w:p>
-      <w:pPr>
-        <w:jc w:val="both"/>
-        <w:rPr>
-          <w:rFonts w:ascii="Times New Roman" w:hAnsi="Times New Roman" w:cs="Times New Roman"/>
-          <w:sz w:val="16"/>
-          <w:szCs w:val="16"/>
-        </w:rPr>
-      </w:pPr>
-      <w:r>
-        <w:rPr>
-          <w:rFonts w:ascii="Times New Roman" w:hAnsi="Times New Roman" w:cs="Times New Roman"/>
-          <w:b/>
-          <w:bCs/>
-          <w:sz w:val="16"/>
-          <w:szCs w:val="16"/>
-        </w:rPr>
         <w:t>Generated Image Output</w:t>
       </w:r>
     </w:p>
@@ -9409,7 +9990,7 @@
       </w:pPr>
       <w:r>
         <w:pict w14:anchorId="516AF3F8">
-          <v:rect id="_x0000_i1441" style="width:0;height:1.5pt" o:hralign="center" o:hrstd="t" o:hr="t" fillcolor="#a0a0a0" stroked="f"/>
+          <v:rect id="_x0000_i1063" style="width:0;height:1.5pt" o:hralign="center" o:hrstd="t" o:hr="t" fillcolor="#a0a0a0" stroked="f"/>
         </w:pict>
       </w:r>
     </w:p>
@@ -9604,29 +10185,17 @@
     <w:p>
       <w:pPr>
         <w:jc w:val="both"/>
-      </w:pPr>
-      <w:r>
-        <w:rPr>
-          <w:rFonts w:ascii="Times New Roman" w:hAnsi="Times New Roman" w:cs="Times New Roman"/>
-        </w:rPr>
-        <w:pict w14:anchorId="0F1E5FC4">
-          <v:rect id="_x0000_i1442" style="width:0;height:1.5pt" o:hralign="center" o:hrstd="t" o:hr="t" fillcolor="#a0a0a0" stroked="f"/>
-        </w:pict>
-      </w:r>
-    </w:p>
-    <w:p>
-      <w:pPr>
-        <w:jc w:val="both"/>
-        <w:rPr>
-          <w:b/>
-          <w:bCs/>
-        </w:rPr>
-      </w:pPr>
-      <w:r>
-        <w:rPr>
-          <w:b/>
-          <w:bCs/>
-        </w:rPr>
+        <w:rPr>
+          <w:b/>
+          <w:bCs/>
+        </w:rPr>
+      </w:pPr>
+      <w:r>
+        <w:rPr>
+          <w:b/>
+          <w:bCs/>
+        </w:rPr>
+        <w:lastRenderedPageBreak/>
         <w:t>10.5 Technologies Used</w:t>
       </w:r>
     </w:p>
@@ -9801,9 +10370,8 @@
         <w:jc w:val="both"/>
       </w:pPr>
       <w:r>
-        <w:lastRenderedPageBreak/>
         <w:pict w14:anchorId="1B4CA08C">
-          <v:rect id="_x0000_i1443" style="width:0;height:1.5pt" o:hralign="center" o:hrstd="t" o:hr="t" fillcolor="#a0a0a0" stroked="f"/>
+          <v:rect id="_x0000_i1065" style="width:0;height:1.5pt" o:hralign="center" o:hrstd="t" o:hr="t" fillcolor="#a0a0a0" stroked="f"/>
         </w:pict>
       </w:r>
     </w:p>
@@ -9854,7 +10422,7 @@
       </w:pPr>
       <w:r>
         <w:pict w14:anchorId="65B7D321">
-          <v:rect id="_x0000_i1444" style="width:0;height:1.5pt" o:hralign="center" o:hrstd="t" o:hr="t" fillcolor="#a0a0a0" stroked="f"/>
+          <v:rect id="_x0000_i1066" style="width:0;height:1.5pt" o:hralign="center" o:hrstd="t" o:hr="t" fillcolor="#a0a0a0" stroked="f"/>
         </w:pict>
       </w:r>
     </w:p>
@@ -10157,7 +10725,7 @@
       </w:pPr>
       <w:r>
         <w:pict w14:anchorId="0EB18A2E">
-          <v:rect id="_x0000_i1465" style="width:0;height:1.5pt" o:hralign="center" o:hrstd="t" o:hr="t" fillcolor="#a0a0a0" stroked="f"/>
+          <v:rect id="_x0000_i1067" style="width:0;height:1.5pt" o:hralign="center" o:hrstd="t" o:hr="t" fillcolor="#a0a0a0" stroked="f"/>
         </w:pict>
       </w:r>
     </w:p>
@@ -10326,7 +10894,7 @@
       </w:pPr>
       <w:r>
         <w:pict w14:anchorId="4C0ECF3E">
-          <v:rect id="_x0000_i1466" style="width:0;height:1.5pt" o:hralign="center" o:hrstd="t" o:hr="t" fillcolor="#a0a0a0" stroked="f"/>
+          <v:rect id="_x0000_i1068" style="width:0;height:1.5pt" o:hralign="center" o:hrstd="t" o:hr="t" fillcolor="#a0a0a0" stroked="f"/>
         </w:pict>
       </w:r>
     </w:p>
@@ -10496,7 +11064,25 @@
           <w:szCs w:val="28"/>
         </w:rPr>
         <w:lastRenderedPageBreak/>
-        <w:t xml:space="preserve">                                                          </w:t>
+        <w:t xml:space="preserve">                                                         </w:t>
+      </w:r>
+      <w:r>
+        <w:rPr>
+          <w:b/>
+          <w:bCs/>
+          <w:sz w:val="28"/>
+          <w:szCs w:val="28"/>
+        </w:rPr>
+        <w:t xml:space="preserve"> </w:t>
+      </w:r>
+      <w:r>
+        <w:rPr>
+          <w:b/>
+          <w:bCs/>
+          <w:sz w:val="28"/>
+          <w:szCs w:val="28"/>
+        </w:rPr>
+        <w:t xml:space="preserve"> </w:t>
       </w:r>
       <w:r>
         <w:rPr>
@@ -11177,6 +11763,16 @@
           <w:sz w:val="28"/>
           <w:szCs w:val="28"/>
         </w:rPr>
+        <w:t xml:space="preserve"> </w:t>
+      </w:r>
+      <w:r>
+        <w:rPr>
+          <w:rFonts w:cstheme="minorHAnsi"/>
+          <w:b/>
+          <w:bCs/>
+          <w:sz w:val="28"/>
+          <w:szCs w:val="28"/>
+        </w:rPr>
         <w:t>CHAPTER 14</w:t>
       </w:r>
     </w:p>
@@ -11243,7 +11839,7 @@
         </w:rPr>
         <w:t xml:space="preserve">. </w:t>
       </w:r>
-      <w:hyperlink r:id="rId7" w:tgtFrame="_new" w:history="1">
+      <w:hyperlink r:id="rId21" w:tgtFrame="_new" w:history="1">
         <w:r>
           <w:rPr>
             <w:rStyle w:val="Hyperlink"/>
@@ -11308,7 +11904,7 @@
         </w:rPr>
         <w:t xml:space="preserve">. </w:t>
       </w:r>
-      <w:hyperlink r:id="rId8" w:tgtFrame="_new" w:history="1">
+      <w:hyperlink r:id="rId22" w:tgtFrame="_new" w:history="1">
         <w:r>
           <w:rPr>
             <w:rStyle w:val="Hyperlink"/>
@@ -11355,7 +11951,7 @@
         </w:rPr>
         <w:t xml:space="preserve">. </w:t>
       </w:r>
-      <w:hyperlink r:id="rId9" w:tgtFrame="_new" w:history="1">
+      <w:hyperlink r:id="rId23" w:tgtFrame="_new" w:history="1">
         <w:r>
           <w:rPr>
             <w:rStyle w:val="Hyperlink"/>
@@ -11402,7 +11998,7 @@
         </w:rPr>
         <w:t xml:space="preserve">. </w:t>
       </w:r>
-      <w:hyperlink r:id="rId10" w:tgtFrame="_new" w:history="1">
+      <w:hyperlink r:id="rId24" w:tgtFrame="_new" w:history="1">
         <w:r>
           <w:rPr>
             <w:rStyle w:val="Hyperlink"/>
@@ -11453,7 +12049,7 @@
       </w:pPr>
     </w:p>
     <w:sectPr>
-      <w:footerReference w:type="default" r:id="rId11"/>
+      <w:footerReference w:type="default" r:id="rId25"/>
       <w:pgSz w:w="11906" w:h="16838"/>
       <w:pgMar w:top="1440" w:right="1440" w:bottom="1440" w:left="1440" w:header="708" w:footer="708" w:gutter="0"/>
       <w:cols w:space="708"/>
@@ -13712,9 +14308,9 @@
       <w:lvlJc w:val="left"/>
       <w:pPr>
         <w:tabs>
-          <w:tab w:val="num" w:pos="720"/>
-        </w:tabs>
-        <w:ind w:left="720" w:hanging="360"/>
+          <w:tab w:val="num" w:pos="643"/>
+        </w:tabs>
+        <w:ind w:left="643" w:hanging="360"/>
       </w:pPr>
       <w:rPr>
         <w:rFonts w:ascii="Symbol" w:hAnsi="Symbol" w:hint="default"/>
@@ -17048,6 +17644,2915 @@
 </w:styles>
 </file>
 
+<file path=word/diagrams/colors1.xml><?xml version="1.0" encoding="utf-8"?>
+<dgm:colorsDef xmlns:dgm="http://schemas.openxmlformats.org/drawingml/2006/diagram" xmlns:a="http://schemas.openxmlformats.org/drawingml/2006/main" uniqueId="urn:microsoft.com/office/officeart/2005/8/colors/accent1_2">
+  <dgm:title val=""/>
+  <dgm:desc val=""/>
+  <dgm:catLst>
+    <dgm:cat type="accent1" pri="11200"/>
+  </dgm:catLst>
+  <dgm:styleLbl name="node0">
+    <dgm:fillClrLst meth="repeat">
+      <a:schemeClr val="accent1"/>
+    </dgm:fillClrLst>
+    <dgm:linClrLst meth="repeat">
+      <a:schemeClr val="lt1"/>
+    </dgm:linClrLst>
+    <dgm:effectClrLst/>
+    <dgm:txLinClrLst/>
+    <dgm:txFillClrLst/>
+    <dgm:txEffectClrLst/>
+  </dgm:styleLbl>
+  <dgm:styleLbl name="alignNode1">
+    <dgm:fillClrLst meth="repeat">
+      <a:schemeClr val="accent1"/>
+    </dgm:fillClrLst>
+    <dgm:linClrLst meth="repeat">
+      <a:schemeClr val="accent1"/>
+    </dgm:linClrLst>
+    <dgm:effectClrLst/>
+    <dgm:txLinClrLst/>
+    <dgm:txFillClrLst/>
+    <dgm:txEffectClrLst/>
+  </dgm:styleLbl>
+  <dgm:styleLbl name="node1">
+    <dgm:fillClrLst meth="repeat">
+      <a:schemeClr val="accent1"/>
+    </dgm:fillClrLst>
+    <dgm:linClrLst meth="repeat">
+      <a:schemeClr val="lt1"/>
+    </dgm:linClrLst>
+    <dgm:effectClrLst/>
+    <dgm:txLinClrLst/>
+    <dgm:txFillClrLst/>
+    <dgm:txEffectClrLst/>
+  </dgm:styleLbl>
+  <dgm:styleLbl name="lnNode1">
+    <dgm:fillClrLst meth="repeat">
+      <a:schemeClr val="accent1"/>
+    </dgm:fillClrLst>
+    <dgm:linClrLst meth="repeat">
+      <a:schemeClr val="lt1"/>
+    </dgm:linClrLst>
+    <dgm:effectClrLst/>
+    <dgm:txLinClrLst/>
+    <dgm:txFillClrLst/>
+    <dgm:txEffectClrLst/>
+  </dgm:styleLbl>
+  <dgm:styleLbl name="vennNode1">
+    <dgm:fillClrLst meth="repeat">
+      <a:schemeClr val="accent1">
+        <a:alpha val="50000"/>
+      </a:schemeClr>
+    </dgm:fillClrLst>
+    <dgm:linClrLst meth="repeat">
+      <a:schemeClr val="lt1"/>
+    </dgm:linClrLst>
+    <dgm:effectClrLst/>
+    <dgm:txLinClrLst/>
+    <dgm:txFillClrLst/>
+    <dgm:txEffectClrLst/>
+  </dgm:styleLbl>
+  <dgm:styleLbl name="node2">
+    <dgm:fillClrLst meth="repeat">
+      <a:schemeClr val="accent1"/>
+    </dgm:fillClrLst>
+    <dgm:linClrLst meth="repeat">
+      <a:schemeClr val="lt1"/>
+    </dgm:linClrLst>
+    <dgm:effectClrLst/>
+    <dgm:txLinClrLst/>
+    <dgm:txFillClrLst/>
+    <dgm:txEffectClrLst/>
+  </dgm:styleLbl>
+  <dgm:styleLbl name="node3">
+    <dgm:fillClrLst meth="repeat">
+      <a:schemeClr val="accent1"/>
+    </dgm:fillClrLst>
+    <dgm:linClrLst meth="repeat">
+      <a:schemeClr val="lt1"/>
+    </dgm:linClrLst>
+    <dgm:effectClrLst/>
+    <dgm:txLinClrLst/>
+    <dgm:txFillClrLst/>
+    <dgm:txEffectClrLst/>
+  </dgm:styleLbl>
+  <dgm:styleLbl name="node4">
+    <dgm:fillClrLst meth="repeat">
+      <a:schemeClr val="accent1"/>
+    </dgm:fillClrLst>
+    <dgm:linClrLst meth="repeat">
+      <a:schemeClr val="lt1"/>
+    </dgm:linClrLst>
+    <dgm:effectClrLst/>
+    <dgm:txLinClrLst/>
+    <dgm:txFillClrLst/>
+    <dgm:txEffectClrLst/>
+  </dgm:styleLbl>
+  <dgm:styleLbl name="fgImgPlace1">
+    <dgm:fillClrLst meth="repeat">
+      <a:schemeClr val="accent1">
+        <a:tint val="50000"/>
+      </a:schemeClr>
+    </dgm:fillClrLst>
+    <dgm:linClrLst meth="repeat">
+      <a:schemeClr val="lt1"/>
+    </dgm:linClrLst>
+    <dgm:effectClrLst/>
+    <dgm:txLinClrLst/>
+    <dgm:txFillClrLst meth="repeat">
+      <a:schemeClr val="lt1"/>
+    </dgm:txFillClrLst>
+    <dgm:txEffectClrLst/>
+  </dgm:styleLbl>
+  <dgm:styleLbl name="alignImgPlace1">
+    <dgm:fillClrLst meth="repeat">
+      <a:schemeClr val="accent1">
+        <a:tint val="50000"/>
+      </a:schemeClr>
+    </dgm:fillClrLst>
+    <dgm:linClrLst meth="repeat">
+      <a:schemeClr val="lt1"/>
+    </dgm:linClrLst>
+    <dgm:effectClrLst/>
+    <dgm:txLinClrLst/>
+    <dgm:txFillClrLst meth="repeat">
+      <a:schemeClr val="lt1"/>
+    </dgm:txFillClrLst>
+    <dgm:txEffectClrLst/>
+  </dgm:styleLbl>
+  <dgm:styleLbl name="bgImgPlace1">
+    <dgm:fillClrLst meth="repeat">
+      <a:schemeClr val="accent1">
+        <a:tint val="50000"/>
+      </a:schemeClr>
+    </dgm:fillClrLst>
+    <dgm:linClrLst meth="repeat">
+      <a:schemeClr val="lt1"/>
+    </dgm:linClrLst>
+    <dgm:effectClrLst/>
+    <dgm:txLinClrLst/>
+    <dgm:txFillClrLst meth="repeat">
+      <a:schemeClr val="lt1"/>
+    </dgm:txFillClrLst>
+    <dgm:txEffectClrLst/>
+  </dgm:styleLbl>
+  <dgm:styleLbl name="sibTrans2D1">
+    <dgm:fillClrLst meth="repeat">
+      <a:schemeClr val="accent1">
+        <a:tint val="60000"/>
+      </a:schemeClr>
+    </dgm:fillClrLst>
+    <dgm:linClrLst meth="repeat">
+      <a:schemeClr val="accent1">
+        <a:tint val="60000"/>
+      </a:schemeClr>
+    </dgm:linClrLst>
+    <dgm:effectClrLst/>
+    <dgm:txLinClrLst/>
+    <dgm:txFillClrLst/>
+    <dgm:txEffectClrLst/>
+  </dgm:styleLbl>
+  <dgm:styleLbl name="fgSibTrans2D1">
+    <dgm:fillClrLst meth="repeat">
+      <a:schemeClr val="accent1">
+        <a:tint val="60000"/>
+      </a:schemeClr>
+    </dgm:fillClrLst>
+    <dgm:linClrLst meth="repeat">
+      <a:schemeClr val="accent1">
+        <a:tint val="60000"/>
+      </a:schemeClr>
+    </dgm:linClrLst>
+    <dgm:effectClrLst/>
+    <dgm:txLinClrLst/>
+    <dgm:txFillClrLst/>
+    <dgm:txEffectClrLst/>
+  </dgm:styleLbl>
+  <dgm:styleLbl name="bgSibTrans2D1">
+    <dgm:fillClrLst meth="repeat">
+      <a:schemeClr val="accent1">
+        <a:tint val="60000"/>
+      </a:schemeClr>
+    </dgm:fillClrLst>
+    <dgm:linClrLst meth="repeat">
+      <a:schemeClr val="accent1">
+        <a:tint val="60000"/>
+      </a:schemeClr>
+    </dgm:linClrLst>
+    <dgm:effectClrLst/>
+    <dgm:txLinClrLst/>
+    <dgm:txFillClrLst/>
+    <dgm:txEffectClrLst/>
+  </dgm:styleLbl>
+  <dgm:styleLbl name="sibTrans1D1">
+    <dgm:fillClrLst meth="repeat">
+      <a:schemeClr val="accent1"/>
+    </dgm:fillClrLst>
+    <dgm:linClrLst meth="repeat">
+      <a:schemeClr val="accent1"/>
+    </dgm:linClrLst>
+    <dgm:effectClrLst/>
+    <dgm:txLinClrLst/>
+    <dgm:txFillClrLst meth="repeat">
+      <a:schemeClr val="tx1"/>
+    </dgm:txFillClrLst>
+    <dgm:txEffectClrLst/>
+  </dgm:styleLbl>
+  <dgm:styleLbl name="callout">
+    <dgm:fillClrLst meth="repeat">
+      <a:schemeClr val="accent1"/>
+    </dgm:fillClrLst>
+    <dgm:linClrLst meth="repeat">
+      <a:schemeClr val="accent1">
+        <a:tint val="50000"/>
+      </a:schemeClr>
+    </dgm:linClrLst>
+    <dgm:effectClrLst/>
+    <dgm:txLinClrLst/>
+    <dgm:txFillClrLst meth="repeat">
+      <a:schemeClr val="tx1"/>
+    </dgm:txFillClrLst>
+    <dgm:txEffectClrLst/>
+  </dgm:styleLbl>
+  <dgm:styleLbl name="asst0">
+    <dgm:fillClrLst meth="repeat">
+      <a:schemeClr val="accent1"/>
+    </dgm:fillClrLst>
+    <dgm:linClrLst meth="repeat">
+      <a:schemeClr val="lt1"/>
+    </dgm:linClrLst>
+    <dgm:effectClrLst/>
+    <dgm:txLinClrLst/>
+    <dgm:txFillClrLst/>
+    <dgm:txEffectClrLst/>
+  </dgm:styleLbl>
+  <dgm:styleLbl name="asst1">
+    <dgm:fillClrLst meth="repeat">
+      <a:schemeClr val="accent1"/>
+    </dgm:fillClrLst>
+    <dgm:linClrLst meth="repeat">
+      <a:schemeClr val="lt1"/>
+    </dgm:linClrLst>
+    <dgm:effectClrLst/>
+    <dgm:txLinClrLst/>
+    <dgm:txFillClrLst/>
+    <dgm:txEffectClrLst/>
+  </dgm:styleLbl>
+  <dgm:styleLbl name="asst2">
+    <dgm:fillClrLst meth="repeat">
+      <a:schemeClr val="accent1"/>
+    </dgm:fillClrLst>
+    <dgm:linClrLst meth="repeat">
+      <a:schemeClr val="lt1"/>
+    </dgm:linClrLst>
+    <dgm:effectClrLst/>
+    <dgm:txLinClrLst/>
+    <dgm:txFillClrLst/>
+    <dgm:txEffectClrLst/>
+  </dgm:styleLbl>
+  <dgm:styleLbl name="asst3">
+    <dgm:fillClrLst meth="repeat">
+      <a:schemeClr val="accent1"/>
+    </dgm:fillClrLst>
+    <dgm:linClrLst meth="repeat">
+      <a:schemeClr val="lt1"/>
+    </dgm:linClrLst>
+    <dgm:effectClrLst/>
+    <dgm:txLinClrLst/>
+    <dgm:txFillClrLst/>
+    <dgm:txEffectClrLst/>
+  </dgm:styleLbl>
+  <dgm:styleLbl name="asst4">
+    <dgm:fillClrLst meth="repeat">
+      <a:schemeClr val="accent1"/>
+    </dgm:fillClrLst>
+    <dgm:linClrLst meth="repeat">
+      <a:schemeClr val="lt1"/>
+    </dgm:linClrLst>
+    <dgm:effectClrLst/>
+    <dgm:txLinClrLst/>
+    <dgm:txFillClrLst/>
+    <dgm:txEffectClrLst/>
+  </dgm:styleLbl>
+  <dgm:styleLbl name="parChTrans2D1">
+    <dgm:fillClrLst meth="repeat">
+      <a:schemeClr val="accent1">
+        <a:tint val="60000"/>
+      </a:schemeClr>
+    </dgm:fillClrLst>
+    <dgm:linClrLst meth="repeat">
+      <a:schemeClr val="accent1">
+        <a:tint val="60000"/>
+      </a:schemeClr>
+    </dgm:linClrLst>
+    <dgm:effectClrLst/>
+    <dgm:txLinClrLst/>
+    <dgm:txFillClrLst meth="repeat">
+      <a:schemeClr val="lt1"/>
+    </dgm:txFillClrLst>
+    <dgm:txEffectClrLst/>
+  </dgm:styleLbl>
+  <dgm:styleLbl name="parChTrans2D2">
+    <dgm:fillClrLst meth="repeat">
+      <a:schemeClr val="accent1"/>
+    </dgm:fillClrLst>
+    <dgm:linClrLst meth="repeat">
+      <a:schemeClr val="accent1"/>
+    </dgm:linClrLst>
+    <dgm:effectClrLst/>
+    <dgm:txLinClrLst/>
+    <dgm:txFillClrLst meth="repeat">
+      <a:schemeClr val="lt1"/>
+    </dgm:txFillClrLst>
+    <dgm:txEffectClrLst/>
+  </dgm:styleLbl>
+  <dgm:styleLbl name="parChTrans2D3">
+    <dgm:fillClrLst meth="repeat">
+      <a:schemeClr val="accent1"/>
+    </dgm:fillClrLst>
+    <dgm:linClrLst meth="repeat">
+      <a:schemeClr val="accent1"/>
+    </dgm:linClrLst>
+    <dgm:effectClrLst/>
+    <dgm:txLinClrLst/>
+    <dgm:txFillClrLst meth="repeat">
+      <a:schemeClr val="lt1"/>
+    </dgm:txFillClrLst>
+    <dgm:txEffectClrLst/>
+  </dgm:styleLbl>
+  <dgm:styleLbl name="parChTrans2D4">
+    <dgm:fillClrLst meth="repeat">
+      <a:schemeClr val="accent1"/>
+    </dgm:fillClrLst>
+    <dgm:linClrLst meth="repeat">
+      <a:schemeClr val="accent1"/>
+    </dgm:linClrLst>
+    <dgm:effectClrLst/>
+    <dgm:txLinClrLst/>
+    <dgm:txFillClrLst meth="repeat">
+      <a:schemeClr val="lt1"/>
+    </dgm:txFillClrLst>
+    <dgm:txEffectClrLst/>
+  </dgm:styleLbl>
+  <dgm:styleLbl name="parChTrans1D1">
+    <dgm:fillClrLst meth="repeat">
+      <a:schemeClr val="accent1"/>
+    </dgm:fillClrLst>
+    <dgm:linClrLst meth="repeat">
+      <a:schemeClr val="accent1">
+        <a:shade val="60000"/>
+      </a:schemeClr>
+    </dgm:linClrLst>
+    <dgm:effectClrLst/>
+    <dgm:txLinClrLst/>
+    <dgm:txFillClrLst meth="repeat">
+      <a:schemeClr val="tx1"/>
+    </dgm:txFillClrLst>
+    <dgm:txEffectClrLst/>
+  </dgm:styleLbl>
+  <dgm:styleLbl name="parChTrans1D2">
+    <dgm:fillClrLst meth="repeat">
+      <a:schemeClr val="accent1"/>
+    </dgm:fillClrLst>
+    <dgm:linClrLst meth="repeat">
+      <a:schemeClr val="accent1">
+        <a:shade val="60000"/>
+      </a:schemeClr>
+    </dgm:linClrLst>
+    <dgm:effectClrLst/>
+    <dgm:txLinClrLst/>
+    <dgm:txFillClrLst meth="repeat">
+      <a:schemeClr val="tx1"/>
+    </dgm:txFillClrLst>
+    <dgm:txEffectClrLst/>
+  </dgm:styleLbl>
+  <dgm:styleLbl name="parChTrans1D3">
+    <dgm:fillClrLst meth="repeat">
+      <a:schemeClr val="accent1"/>
+    </dgm:fillClrLst>
+    <dgm:linClrLst meth="repeat">
+      <a:schemeClr val="accent1">
+        <a:shade val="80000"/>
+      </a:schemeClr>
+    </dgm:linClrLst>
+    <dgm:effectClrLst/>
+    <dgm:txLinClrLst/>
+    <dgm:txFillClrLst meth="repeat">
+      <a:schemeClr val="tx1"/>
+    </dgm:txFillClrLst>
+    <dgm:txEffectClrLst/>
+  </dgm:styleLbl>
+  <dgm:styleLbl name="parChTrans1D4">
+    <dgm:fillClrLst meth="repeat">
+      <a:schemeClr val="accent1"/>
+    </dgm:fillClrLst>
+    <dgm:linClrLst meth="repeat">
+      <a:schemeClr val="accent1">
+        <a:shade val="80000"/>
+      </a:schemeClr>
+    </dgm:linClrLst>
+    <dgm:effectClrLst/>
+    <dgm:txLinClrLst/>
+    <dgm:txFillClrLst meth="repeat">
+      <a:schemeClr val="tx1"/>
+    </dgm:txFillClrLst>
+    <dgm:txEffectClrLst/>
+  </dgm:styleLbl>
+  <dgm:styleLbl name="fgAcc1">
+    <dgm:fillClrLst meth="repeat">
+      <a:schemeClr val="lt1">
+        <a:alpha val="90000"/>
+      </a:schemeClr>
+    </dgm:fillClrLst>
+    <dgm:linClrLst meth="repeat">
+      <a:schemeClr val="accent1"/>
+    </dgm:linClrLst>
+    <dgm:effectClrLst/>
+    <dgm:txLinClrLst/>
+    <dgm:txFillClrLst meth="repeat">
+      <a:schemeClr val="dk1"/>
+    </dgm:txFillClrLst>
+    <dgm:txEffectClrLst/>
+  </dgm:styleLbl>
+  <dgm:styleLbl name="conFgAcc1">
+    <dgm:fillClrLst meth="repeat">
+      <a:schemeClr val="lt1">
+        <a:alpha val="90000"/>
+      </a:schemeClr>
+    </dgm:fillClrLst>
+    <dgm:linClrLst meth="repeat">
+      <a:schemeClr val="accent1"/>
+    </dgm:linClrLst>
+    <dgm:effectClrLst/>
+    <dgm:txLinClrLst/>
+    <dgm:txFillClrLst meth="repeat">
+      <a:schemeClr val="dk1"/>
+    </dgm:txFillClrLst>
+    <dgm:txEffectClrLst/>
+  </dgm:styleLbl>
+  <dgm:styleLbl name="alignAcc1">
+    <dgm:fillClrLst meth="repeat">
+      <a:schemeClr val="lt1">
+        <a:alpha val="90000"/>
+      </a:schemeClr>
+    </dgm:fillClrLst>
+    <dgm:linClrLst meth="repeat">
+      <a:schemeClr val="accent1"/>
+    </dgm:linClrLst>
+    <dgm:effectClrLst/>
+    <dgm:txLinClrLst/>
+    <dgm:txFillClrLst meth="repeat">
+      <a:schemeClr val="dk1"/>
+    </dgm:txFillClrLst>
+    <dgm:txEffectClrLst/>
+  </dgm:styleLbl>
+  <dgm:styleLbl name="trAlignAcc1">
+    <dgm:fillClrLst meth="repeat">
+      <a:schemeClr val="lt1">
+        <a:alpha val="40000"/>
+      </a:schemeClr>
+    </dgm:fillClrLst>
+    <dgm:linClrLst meth="repeat">
+      <a:schemeClr val="accent1"/>
+    </dgm:linClrLst>
+    <dgm:effectClrLst/>
+    <dgm:txLinClrLst/>
+    <dgm:txFillClrLst meth="repeat">
+      <a:schemeClr val="dk1"/>
+    </dgm:txFillClrLst>
+    <dgm:txEffectClrLst/>
+  </dgm:styleLbl>
+  <dgm:styleLbl name="bgAcc1">
+    <dgm:fillClrLst meth="repeat">
+      <a:schemeClr val="lt1">
+        <a:alpha val="90000"/>
+      </a:schemeClr>
+    </dgm:fillClrLst>
+    <dgm:linClrLst meth="repeat">
+      <a:schemeClr val="accent1"/>
+    </dgm:linClrLst>
+    <dgm:effectClrLst/>
+    <dgm:txLinClrLst/>
+    <dgm:txFillClrLst meth="repeat">
+      <a:schemeClr val="dk1"/>
+    </dgm:txFillClrLst>
+    <dgm:txEffectClrLst/>
+  </dgm:styleLbl>
+  <dgm:styleLbl name="solidFgAcc1">
+    <dgm:fillClrLst meth="repeat">
+      <a:schemeClr val="lt1"/>
+    </dgm:fillClrLst>
+    <dgm:linClrLst meth="repeat">
+      <a:schemeClr val="accent1"/>
+    </dgm:linClrLst>
+    <dgm:effectClrLst/>
+    <dgm:txLinClrLst/>
+    <dgm:txFillClrLst meth="repeat">
+      <a:schemeClr val="dk1"/>
+    </dgm:txFillClrLst>
+    <dgm:txEffectClrLst/>
+  </dgm:styleLbl>
+  <dgm:styleLbl name="solidAlignAcc1">
+    <dgm:fillClrLst meth="repeat">
+      <a:schemeClr val="lt1"/>
+    </dgm:fillClrLst>
+    <dgm:linClrLst meth="repeat">
+      <a:schemeClr val="accent1"/>
+    </dgm:linClrLst>
+    <dgm:effectClrLst/>
+    <dgm:txLinClrLst/>
+    <dgm:txFillClrLst meth="repeat">
+      <a:schemeClr val="dk1"/>
+    </dgm:txFillClrLst>
+    <dgm:txEffectClrLst/>
+  </dgm:styleLbl>
+  <dgm:styleLbl name="solidBgAcc1">
+    <dgm:fillClrLst meth="repeat">
+      <a:schemeClr val="lt1"/>
+    </dgm:fillClrLst>
+    <dgm:linClrLst meth="repeat">
+      <a:schemeClr val="accent1"/>
+    </dgm:linClrLst>
+    <dgm:effectClrLst/>
+    <dgm:txLinClrLst/>
+    <dgm:txFillClrLst meth="repeat">
+      <a:schemeClr val="dk1"/>
+    </dgm:txFillClrLst>
+    <dgm:txEffectClrLst/>
+  </dgm:styleLbl>
+  <dgm:styleLbl name="fgAccFollowNode1">
+    <dgm:fillClrLst meth="repeat">
+      <a:schemeClr val="accent1">
+        <a:alpha val="90000"/>
+        <a:tint val="40000"/>
+      </a:schemeClr>
+    </dgm:fillClrLst>
+    <dgm:linClrLst meth="repeat">
+      <a:schemeClr val="accent1">
+        <a:alpha val="90000"/>
+        <a:tint val="40000"/>
+      </a:schemeClr>
+    </dgm:linClrLst>
+    <dgm:effectClrLst/>
+    <dgm:txLinClrLst/>
+    <dgm:txFillClrLst meth="repeat">
+      <a:schemeClr val="dk1"/>
+    </dgm:txFillClrLst>
+    <dgm:txEffectClrLst/>
+  </dgm:styleLbl>
+  <dgm:styleLbl name="alignAccFollowNode1">
+    <dgm:fillClrLst meth="repeat">
+      <a:schemeClr val="accent1">
+        <a:alpha val="90000"/>
+        <a:tint val="40000"/>
+      </a:schemeClr>
+    </dgm:fillClrLst>
+    <dgm:linClrLst meth="repeat">
+      <a:schemeClr val="accent1">
+        <a:alpha val="90000"/>
+        <a:tint val="40000"/>
+      </a:schemeClr>
+    </dgm:linClrLst>
+    <dgm:effectClrLst/>
+    <dgm:txLinClrLst/>
+    <dgm:txFillClrLst meth="repeat">
+      <a:schemeClr val="dk1"/>
+    </dgm:txFillClrLst>
+    <dgm:txEffectClrLst/>
+  </dgm:styleLbl>
+  <dgm:styleLbl name="bgAccFollowNode1">
+    <dgm:fillClrLst meth="repeat">
+      <a:schemeClr val="accent1">
+        <a:alpha val="90000"/>
+        <a:tint val="40000"/>
+      </a:schemeClr>
+    </dgm:fillClrLst>
+    <dgm:linClrLst meth="repeat">
+      <a:schemeClr val="accent1">
+        <a:alpha val="90000"/>
+        <a:tint val="40000"/>
+      </a:schemeClr>
+    </dgm:linClrLst>
+    <dgm:effectClrLst/>
+    <dgm:txLinClrLst/>
+    <dgm:txFillClrLst meth="repeat">
+      <a:schemeClr val="dk1"/>
+    </dgm:txFillClrLst>
+    <dgm:txEffectClrLst/>
+  </dgm:styleLbl>
+  <dgm:styleLbl name="fgAcc0">
+    <dgm:fillClrLst meth="repeat">
+      <a:schemeClr val="lt1">
+        <a:alpha val="90000"/>
+      </a:schemeClr>
+    </dgm:fillClrLst>
+    <dgm:linClrLst meth="repeat">
+      <a:schemeClr val="accent1"/>
+    </dgm:linClrLst>
+    <dgm:effectClrLst/>
+    <dgm:txLinClrLst/>
+    <dgm:txFillClrLst meth="repeat">
+      <a:schemeClr val="dk1"/>
+    </dgm:txFillClrLst>
+    <dgm:txEffectClrLst/>
+  </dgm:styleLbl>
+  <dgm:styleLbl name="fgAcc2">
+    <dgm:fillClrLst meth="repeat">
+      <a:schemeClr val="lt1">
+        <a:alpha val="90000"/>
+      </a:schemeClr>
+    </dgm:fillClrLst>
+    <dgm:linClrLst meth="repeat">
+      <a:schemeClr val="accent1"/>
+    </dgm:linClrLst>
+    <dgm:effectClrLst/>
+    <dgm:txLinClrLst/>
+    <dgm:txFillClrLst meth="repeat">
+      <a:schemeClr val="dk1"/>
+    </dgm:txFillClrLst>
+    <dgm:txEffectClrLst/>
+  </dgm:styleLbl>
+  <dgm:styleLbl name="fgAcc3">
+    <dgm:fillClrLst meth="repeat">
+      <a:schemeClr val="lt1">
+        <a:alpha val="90000"/>
+      </a:schemeClr>
+    </dgm:fillClrLst>
+    <dgm:linClrLst meth="repeat">
+      <a:schemeClr val="accent1"/>
+    </dgm:linClrLst>
+    <dgm:effectClrLst/>
+    <dgm:txLinClrLst/>
+    <dgm:txFillClrLst meth="repeat">
+      <a:schemeClr val="dk1"/>
+    </dgm:txFillClrLst>
+    <dgm:txEffectClrLst/>
+  </dgm:styleLbl>
+  <dgm:styleLbl name="fgAcc4">
+    <dgm:fillClrLst meth="repeat">
+      <a:schemeClr val="lt1">
+        <a:alpha val="90000"/>
+      </a:schemeClr>
+    </dgm:fillClrLst>
+    <dgm:linClrLst meth="repeat">
+      <a:schemeClr val="accent1"/>
+    </dgm:linClrLst>
+    <dgm:effectClrLst/>
+    <dgm:txLinClrLst/>
+    <dgm:txFillClrLst meth="repeat">
+      <a:schemeClr val="dk1"/>
+    </dgm:txFillClrLst>
+    <dgm:txEffectClrLst/>
+  </dgm:styleLbl>
+  <dgm:styleLbl name="bgShp">
+    <dgm:fillClrLst meth="repeat">
+      <a:schemeClr val="accent1">
+        <a:tint val="40000"/>
+      </a:schemeClr>
+    </dgm:fillClrLst>
+    <dgm:linClrLst meth="repeat">
+      <a:schemeClr val="accent1"/>
+    </dgm:linClrLst>
+    <dgm:effectClrLst/>
+    <dgm:txLinClrLst/>
+    <dgm:txFillClrLst meth="repeat">
+      <a:schemeClr val="dk1"/>
+    </dgm:txFillClrLst>
+    <dgm:txEffectClrLst/>
+  </dgm:styleLbl>
+  <dgm:styleLbl name="dkBgShp">
+    <dgm:fillClrLst meth="repeat">
+      <a:schemeClr val="accent1">
+        <a:shade val="80000"/>
+      </a:schemeClr>
+    </dgm:fillClrLst>
+    <dgm:linClrLst meth="repeat">
+      <a:schemeClr val="accent1"/>
+    </dgm:linClrLst>
+    <dgm:effectClrLst/>
+    <dgm:txLinClrLst/>
+    <dgm:txFillClrLst meth="repeat">
+      <a:schemeClr val="lt1"/>
+    </dgm:txFillClrLst>
+    <dgm:txEffectClrLst/>
+  </dgm:styleLbl>
+  <dgm:styleLbl name="trBgShp">
+    <dgm:fillClrLst meth="repeat">
+      <a:schemeClr val="accent1">
+        <a:tint val="50000"/>
+        <a:alpha val="40000"/>
+      </a:schemeClr>
+    </dgm:fillClrLst>
+    <dgm:linClrLst meth="repeat">
+      <a:schemeClr val="accent1"/>
+    </dgm:linClrLst>
+    <dgm:effectClrLst/>
+    <dgm:txLinClrLst/>
+    <dgm:txFillClrLst meth="repeat">
+      <a:schemeClr val="lt1"/>
+    </dgm:txFillClrLst>
+    <dgm:txEffectClrLst/>
+  </dgm:styleLbl>
+  <dgm:styleLbl name="fgShp">
+    <dgm:fillClrLst meth="repeat">
+      <a:schemeClr val="accent1">
+        <a:tint val="60000"/>
+      </a:schemeClr>
+    </dgm:fillClrLst>
+    <dgm:linClrLst meth="repeat">
+      <a:schemeClr val="lt1"/>
+    </dgm:linClrLst>
+    <dgm:effectClrLst/>
+    <dgm:txLinClrLst/>
+    <dgm:txFillClrLst meth="repeat">
+      <a:schemeClr val="dk1"/>
+    </dgm:txFillClrLst>
+    <dgm:txEffectClrLst/>
+  </dgm:styleLbl>
+  <dgm:styleLbl name="revTx">
+    <dgm:fillClrLst meth="repeat">
+      <a:schemeClr val="lt1">
+        <a:alpha val="0"/>
+      </a:schemeClr>
+    </dgm:fillClrLst>
+    <dgm:linClrLst meth="repeat">
+      <a:schemeClr val="dk1">
+        <a:alpha val="0"/>
+      </a:schemeClr>
+    </dgm:linClrLst>
+    <dgm:effectClrLst/>
+    <dgm:txLinClrLst/>
+    <dgm:txFillClrLst meth="repeat">
+      <a:schemeClr val="tx1"/>
+    </dgm:txFillClrLst>
+    <dgm:txEffectClrLst/>
+  </dgm:styleLbl>
+</dgm:colorsDef>
+</file>
+
+<file path=word/diagrams/data1.xml><?xml version="1.0" encoding="utf-8"?>
+<dgm:dataModel xmlns:dgm="http://schemas.openxmlformats.org/drawingml/2006/diagram" xmlns:a="http://schemas.openxmlformats.org/drawingml/2006/main">
+  <dgm:ptLst>
+    <dgm:pt modelId="{7D1614F9-9F5C-4F12-8B47-F749DAB4A68D}" type="doc">
+      <dgm:prSet loTypeId="urn:microsoft.com/office/officeart/2011/layout/ThemePictureAlternatingAccent" loCatId="officeonline" qsTypeId="urn:microsoft.com/office/officeart/2005/8/quickstyle/simple1" qsCatId="simple" csTypeId="urn:microsoft.com/office/officeart/2005/8/colors/accent1_2" csCatId="accent1"/>
+      <dgm:spPr/>
+    </dgm:pt>
+    <dgm:pt modelId="{806668A4-3C8F-4440-966C-EA914DF8FB69}">
+      <dgm:prSet phldrT="[Text]" phldr="1"/>
+      <dgm:spPr/>
+      <dgm:t>
+        <a:bodyPr/>
+        <a:lstStyle/>
+        <a:p>
+          <a:endParaRPr lang="en-IN"/>
+        </a:p>
+      </dgm:t>
+    </dgm:pt>
+    <dgm:pt modelId="{F4EEABDC-F391-4149-A358-218D32BC2C91}" type="parTrans" cxnId="{DF6677AA-224F-4ACB-93B4-CDE19FE33C22}">
+      <dgm:prSet/>
+      <dgm:spPr/>
+      <dgm:t>
+        <a:bodyPr/>
+        <a:lstStyle/>
+        <a:p>
+          <a:endParaRPr lang="en-IN"/>
+        </a:p>
+      </dgm:t>
+    </dgm:pt>
+    <dgm:pt modelId="{49BA475E-F64D-46A7-9529-08788087E195}" type="sibTrans" cxnId="{DF6677AA-224F-4ACB-93B4-CDE19FE33C22}">
+      <dgm:prSet/>
+      <dgm:spPr/>
+      <dgm:t>
+        <a:bodyPr/>
+        <a:lstStyle/>
+        <a:p>
+          <a:endParaRPr lang="en-IN"/>
+        </a:p>
+      </dgm:t>
+    </dgm:pt>
+    <dgm:pt modelId="{BCC509D8-9F77-430A-BD89-2AFBC5638257}" type="pres">
+      <dgm:prSet presAssocID="{7D1614F9-9F5C-4F12-8B47-F749DAB4A68D}" presName="Name0" presStyleCnt="0">
+        <dgm:presLayoutVars>
+          <dgm:chMax val="9"/>
+          <dgm:chPref val="9"/>
+        </dgm:presLayoutVars>
+      </dgm:prSet>
+      <dgm:spPr/>
+    </dgm:pt>
+    <dgm:pt modelId="{BE28C4E8-CEBA-40BC-9029-06FD623B2863}" type="pres">
+      <dgm:prSet presAssocID="{806668A4-3C8F-4440-966C-EA914DF8FB69}" presName="picture1" presStyleCnt="0"/>
+      <dgm:spPr/>
+    </dgm:pt>
+    <dgm:pt modelId="{D60697EC-DAD5-41EB-8885-579C1B5EF976}" type="pres">
+      <dgm:prSet presAssocID="{806668A4-3C8F-4440-966C-EA914DF8FB69}" presName="picture" presStyleLbl="alignImgPlace1" presStyleIdx="0" presStyleCnt="1"/>
+      <dgm:spPr>
+        <a:blipFill>
+          <a:blip xmlns:r="http://schemas.openxmlformats.org/officeDocument/2006/relationships" r:embed="rId1" cstate="print">
+            <a:extLst>
+              <a:ext uri="{28A0092B-C50C-407E-A947-70E740481C1C}">
+                <a14:useLocalDpi xmlns:a14="http://schemas.microsoft.com/office/drawing/2010/main" val="0"/>
+              </a:ext>
+            </a:extLst>
+          </a:blip>
+          <a:srcRect/>
+          <a:stretch>
+            <a:fillRect l="-3000" r="-3000"/>
+          </a:stretch>
+        </a:blipFill>
+      </dgm:spPr>
+    </dgm:pt>
+    <dgm:pt modelId="{55AF80EC-1FB9-485B-A85C-C525A01D7B5D}" type="pres">
+      <dgm:prSet presAssocID="{806668A4-3C8F-4440-966C-EA914DF8FB69}" presName="parent1" presStyleLbl="node1" presStyleIdx="0" presStyleCnt="0">
+        <dgm:presLayoutVars>
+          <dgm:chMax val="0"/>
+          <dgm:chPref val="0"/>
+          <dgm:bulletEnabled val="1"/>
+        </dgm:presLayoutVars>
+      </dgm:prSet>
+      <dgm:spPr/>
+    </dgm:pt>
+  </dgm:ptLst>
+  <dgm:cxnLst>
+    <dgm:cxn modelId="{DF6677AA-224F-4ACB-93B4-CDE19FE33C22}" srcId="{7D1614F9-9F5C-4F12-8B47-F749DAB4A68D}" destId="{806668A4-3C8F-4440-966C-EA914DF8FB69}" srcOrd="0" destOrd="0" parTransId="{F4EEABDC-F391-4149-A358-218D32BC2C91}" sibTransId="{49BA475E-F64D-46A7-9529-08788087E195}"/>
+    <dgm:cxn modelId="{92A0FAAB-3766-404B-8F76-690149CAD16C}" type="presOf" srcId="{806668A4-3C8F-4440-966C-EA914DF8FB69}" destId="{55AF80EC-1FB9-485B-A85C-C525A01D7B5D}" srcOrd="0" destOrd="0" presId="urn:microsoft.com/office/officeart/2011/layout/ThemePictureAlternatingAccent"/>
+    <dgm:cxn modelId="{08BCD2B7-138C-4F2E-A56D-C98F78A00C17}" type="presOf" srcId="{7D1614F9-9F5C-4F12-8B47-F749DAB4A68D}" destId="{BCC509D8-9F77-430A-BD89-2AFBC5638257}" srcOrd="0" destOrd="0" presId="urn:microsoft.com/office/officeart/2011/layout/ThemePictureAlternatingAccent"/>
+    <dgm:cxn modelId="{28FCEB49-6086-4137-BFB8-6B64202C393D}" type="presParOf" srcId="{BCC509D8-9F77-430A-BD89-2AFBC5638257}" destId="{BE28C4E8-CEBA-40BC-9029-06FD623B2863}" srcOrd="0" destOrd="0" presId="urn:microsoft.com/office/officeart/2011/layout/ThemePictureAlternatingAccent"/>
+    <dgm:cxn modelId="{ED80835C-0E49-4861-880C-A54029BDB4FB}" type="presParOf" srcId="{BE28C4E8-CEBA-40BC-9029-06FD623B2863}" destId="{D60697EC-DAD5-41EB-8885-579C1B5EF976}" srcOrd="0" destOrd="0" presId="urn:microsoft.com/office/officeart/2011/layout/ThemePictureAlternatingAccent"/>
+    <dgm:cxn modelId="{93C6CAB9-7ED9-4D16-BBA4-781C49D60A14}" type="presParOf" srcId="{BCC509D8-9F77-430A-BD89-2AFBC5638257}" destId="{55AF80EC-1FB9-485B-A85C-C525A01D7B5D}" srcOrd="1" destOrd="0" presId="urn:microsoft.com/office/officeart/2011/layout/ThemePictureAlternatingAccent"/>
+  </dgm:cxnLst>
+  <dgm:bg/>
+  <dgm:whole/>
+  <dgm:extLst>
+    <a:ext uri="http://schemas.microsoft.com/office/drawing/2008/diagram">
+      <dsp:dataModelExt xmlns:dsp="http://schemas.microsoft.com/office/drawing/2008/diagram" relId="rId13" minVer="http://schemas.openxmlformats.org/drawingml/2006/diagram"/>
+    </a:ext>
+  </dgm:extLst>
+</dgm:dataModel>
+</file>
+
+<file path=word/diagrams/drawing1.xml><?xml version="1.0" encoding="utf-8"?>
+<dsp:drawing xmlns:dgm="http://schemas.openxmlformats.org/drawingml/2006/diagram" xmlns:dsp="http://schemas.microsoft.com/office/drawing/2008/diagram" xmlns:a="http://schemas.openxmlformats.org/drawingml/2006/main">
+  <dsp:spTree>
+    <dsp:nvGrpSpPr>
+      <dsp:cNvPr id="0" name=""/>
+      <dsp:cNvGrpSpPr/>
+    </dsp:nvGrpSpPr>
+    <dsp:grpSpPr/>
+    <dsp:sp modelId="{D60697EC-DAD5-41EB-8885-579C1B5EF976}">
+      <dsp:nvSpPr>
+        <dsp:cNvPr id="0" name=""/>
+        <dsp:cNvSpPr/>
+      </dsp:nvSpPr>
+      <dsp:spPr>
+        <a:xfrm>
+          <a:off x="0" y="83600"/>
+          <a:ext cx="1979930" cy="1222179"/>
+        </a:xfrm>
+        <a:prstGeom prst="rect">
+          <a:avLst/>
+        </a:prstGeom>
+        <a:blipFill>
+          <a:blip xmlns:r="http://schemas.openxmlformats.org/officeDocument/2006/relationships" r:embed="rId1" cstate="print">
+            <a:extLst>
+              <a:ext uri="{28A0092B-C50C-407E-A947-70E740481C1C}">
+                <a14:useLocalDpi xmlns:a14="http://schemas.microsoft.com/office/drawing/2010/main" val="0"/>
+              </a:ext>
+            </a:extLst>
+          </a:blip>
+          <a:srcRect/>
+          <a:stretch>
+            <a:fillRect l="-3000" r="-3000"/>
+          </a:stretch>
+        </a:blipFill>
+        <a:ln w="12700" cap="flat" cmpd="sng" algn="ctr">
+          <a:solidFill>
+            <a:schemeClr val="lt1">
+              <a:hueOff val="0"/>
+              <a:satOff val="0"/>
+              <a:lumOff val="0"/>
+              <a:alphaOff val="0"/>
+            </a:schemeClr>
+          </a:solidFill>
+          <a:prstDash val="solid"/>
+          <a:miter lim="800000"/>
+        </a:ln>
+        <a:effectLst/>
+      </dsp:spPr>
+      <dsp:style>
+        <a:lnRef idx="2">
+          <a:scrgbClr r="0" g="0" b="0"/>
+        </a:lnRef>
+        <a:fillRef idx="1">
+          <a:scrgbClr r="0" g="0" b="0"/>
+        </a:fillRef>
+        <a:effectRef idx="0">
+          <a:scrgbClr r="0" g="0" b="0"/>
+        </a:effectRef>
+        <a:fontRef idx="minor"/>
+      </dsp:style>
+    </dsp:sp>
+    <dsp:sp modelId="{55AF80EC-1FB9-485B-A85C-C525A01D7B5D}">
+      <dsp:nvSpPr>
+        <dsp:cNvPr id="0" name=""/>
+        <dsp:cNvSpPr/>
+      </dsp:nvSpPr>
+      <dsp:spPr>
+        <a:xfrm>
+          <a:off x="0" y="1156184"/>
+          <a:ext cx="1979930" cy="142506"/>
+        </a:xfrm>
+        <a:prstGeom prst="rect">
+          <a:avLst/>
+        </a:prstGeom>
+        <a:noFill/>
+        <a:ln w="12700" cap="flat" cmpd="sng" algn="ctr">
+          <a:noFill/>
+          <a:prstDash val="solid"/>
+          <a:miter lim="800000"/>
+        </a:ln>
+        <a:effectLst/>
+        <a:sp3d/>
+      </dsp:spPr>
+      <dsp:style>
+        <a:lnRef idx="2">
+          <a:scrgbClr r="0" g="0" b="0"/>
+        </a:lnRef>
+        <a:fillRef idx="1">
+          <a:scrgbClr r="0" g="0" b="0"/>
+        </a:fillRef>
+        <a:effectRef idx="0">
+          <a:scrgbClr r="0" g="0" b="0"/>
+        </a:effectRef>
+        <a:fontRef idx="minor">
+          <a:schemeClr val="lt1"/>
+        </a:fontRef>
+      </dsp:style>
+      <dsp:txBody>
+        <a:bodyPr spcFirstLastPara="0" vert="horz" wrap="square" lIns="30480" tIns="10160" rIns="30480" bIns="10160" numCol="1" spcCol="1270" anchor="b" anchorCtr="0">
+          <a:noAutofit/>
+        </a:bodyPr>
+        <a:lstStyle/>
+        <a:p>
+          <a:pPr marL="0" lvl="0" indent="0" algn="l" defTabSz="355600">
+            <a:lnSpc>
+              <a:spcPct val="90000"/>
+            </a:lnSpc>
+            <a:spcBef>
+              <a:spcPct val="0"/>
+            </a:spcBef>
+            <a:spcAft>
+              <a:spcPct val="35000"/>
+            </a:spcAft>
+            <a:buNone/>
+          </a:pPr>
+          <a:endParaRPr lang="en-IN" sz="800" kern="1200"/>
+        </a:p>
+      </dsp:txBody>
+      <dsp:txXfrm>
+        <a:off x="0" y="1156184"/>
+        <a:ext cx="1979930" cy="142506"/>
+      </dsp:txXfrm>
+    </dsp:sp>
+  </dsp:spTree>
+</dsp:drawing>
+</file>
+
+<file path=word/diagrams/layout1.xml><?xml version="1.0" encoding="utf-8"?>
+<dgm:layoutDef xmlns:dgm="http://schemas.openxmlformats.org/drawingml/2006/diagram" xmlns:a="http://schemas.openxmlformats.org/drawingml/2006/main" uniqueId="urn:microsoft.com/office/officeart/2011/layout/ThemePictureAlternatingAccent">
+  <dgm:title val="Theme Picture Alternating Accent"/>
+  <dgm:desc val="Use to show a group of pictures with the first picture being the largest and on top. Additional Level 1 pictures alternate between squares and rectangles with a limit of nine Level 1 pictures. Works best with small amounts of text. Unused text does not appear, but remains available if you switch layouts."/>
+  <dgm:catLst>
+    <dgm:cat type="picture" pri="13750"/>
+    <dgm:cat type="officeonline" pri="7000"/>
+  </dgm:catLst>
+  <dgm:sampData>
+    <dgm:dataModel>
+      <dgm:ptLst>
+        <dgm:pt modelId="0" type="doc"/>
+        <dgm:pt modelId="10">
+          <dgm:prSet phldr="1"/>
+        </dgm:pt>
+        <dgm:pt modelId="20">
+          <dgm:prSet phldr="1"/>
+        </dgm:pt>
+        <dgm:pt modelId="30">
+          <dgm:prSet phldr="1"/>
+        </dgm:pt>
+      </dgm:ptLst>
+      <dgm:cxnLst>
+        <dgm:cxn modelId="40" srcId="0" destId="10" srcOrd="0" destOrd="0"/>
+        <dgm:cxn modelId="50" srcId="0" destId="20" srcOrd="1" destOrd="0"/>
+        <dgm:cxn modelId="60" srcId="0" destId="30" srcOrd="2" destOrd="0"/>
+      </dgm:cxnLst>
+      <dgm:bg/>
+      <dgm:whole/>
+    </dgm:dataModel>
+  </dgm:sampData>
+  <dgm:styleData>
+    <dgm:dataModel>
+      <dgm:ptLst>
+        <dgm:pt modelId="0" type="doc"/>
+        <dgm:pt modelId="10">
+          <dgm:prSet phldr="1"/>
+        </dgm:pt>
+        <dgm:pt modelId="20">
+          <dgm:prSet phldr="1"/>
+        </dgm:pt>
+        <dgm:pt modelId="30">
+          <dgm:prSet phldr="1"/>
+        </dgm:pt>
+      </dgm:ptLst>
+      <dgm:cxnLst>
+        <dgm:cxn modelId="40" srcId="0" destId="10" srcOrd="0" destOrd="0"/>
+        <dgm:cxn modelId="50" srcId="0" destId="20" srcOrd="1" destOrd="0"/>
+        <dgm:cxn modelId="60" srcId="0" destId="30" srcOrd="2" destOrd="0"/>
+      </dgm:cxnLst>
+      <dgm:bg/>
+      <dgm:whole/>
+    </dgm:dataModel>
+  </dgm:styleData>
+  <dgm:clrData>
+    <dgm:dataModel>
+      <dgm:ptLst>
+        <dgm:pt modelId="0" type="doc"/>
+        <dgm:pt modelId="10">
+          <dgm:prSet phldr="1"/>
+        </dgm:pt>
+        <dgm:pt modelId="20">
+          <dgm:prSet phldr="1"/>
+        </dgm:pt>
+        <dgm:pt modelId="30">
+          <dgm:prSet phldr="1"/>
+        </dgm:pt>
+      </dgm:ptLst>
+      <dgm:cxnLst>
+        <dgm:cxn modelId="40" srcId="0" destId="10" srcOrd="0" destOrd="0"/>
+        <dgm:cxn modelId="50" srcId="0" destId="20" srcOrd="1" destOrd="0"/>
+        <dgm:cxn modelId="60" srcId="0" destId="30" srcOrd="2" destOrd="0"/>
+      </dgm:cxnLst>
+      <dgm:bg/>
+      <dgm:whole/>
+    </dgm:dataModel>
+  </dgm:clrData>
+  <dgm:layoutNode name="Name0">
+    <dgm:varLst>
+      <dgm:chMax val="9"/>
+      <dgm:chPref val="9"/>
+    </dgm:varLst>
+    <dgm:shape xmlns:r="http://schemas.openxmlformats.org/officeDocument/2006/relationships" r:blip="">
+      <dgm:adjLst/>
+    </dgm:shape>
+    <dgm:choose name="Name1">
+      <dgm:if name="Name2" axis="ch" ptType="node" func="cnt" op="equ" val="1">
+        <dgm:alg type="composite">
+          <dgm:param type="ar" val="1.62"/>
+        </dgm:alg>
+        <dgm:constrLst>
+          <dgm:constr type="primFontSz" for="des" forName="parent1" val="65"/>
+          <dgm:constr type="l" for="ch" forName="picture1" refType="w" fact="0"/>
+          <dgm:constr type="t" for="ch" forName="picture1" refType="h" fact="0"/>
+          <dgm:constr type="w" for="ch" forName="picture1" refType="w"/>
+          <dgm:constr type="h" for="ch" forName="picture1" refType="h"/>
+          <dgm:constr type="l" for="ch" forName="parent1" refType="w" fact="0"/>
+          <dgm:constr type="t" for="ch" forName="parent1" refType="h" fact="0.8776"/>
+          <dgm:constr type="w" for="ch" forName="parent1" refType="w"/>
+          <dgm:constr type="h" for="ch" forName="parent1" refType="h" fact="0.1166"/>
+        </dgm:constrLst>
+      </dgm:if>
+      <dgm:if name="Name3" axis="ch" ptType="node" func="cnt" op="equ" val="2">
+        <dgm:alg type="composite">
+          <dgm:param type="ar" val="1.0352"/>
+        </dgm:alg>
+        <dgm:constrLst>
+          <dgm:constr type="primFontSz" for="des" forName="parent1" val="65"/>
+          <dgm:constr type="primFontSz" for="des" forName="parent2" val="65"/>
+          <dgm:constr type="l" for="ch" forName="picture1" refType="w" fact="0"/>
+          <dgm:constr type="t" for="ch" forName="picture1" refType="h" fact="0"/>
+          <dgm:constr type="w" for="ch" forName="picture1" refType="w"/>
+          <dgm:constr type="h" for="ch" forName="picture1" refType="h" fact="0.639"/>
+          <dgm:constr type="l" for="ch" forName="parent1" refType="w" fact="0"/>
+          <dgm:constr type="t" for="ch" forName="parent1" refType="h" fact="0.5608"/>
+          <dgm:constr type="w" for="ch" forName="parent1" refType="w"/>
+          <dgm:constr type="h" for="ch" forName="parent1" refType="h" fact="0.0745"/>
+          <dgm:constr type="l" for="ch" forName="picture2" refType="w" fact="0"/>
+          <dgm:constr type="t" for="ch" forName="picture2" refType="h" fact="0.6589"/>
+          <dgm:constr type="w" for="ch" forName="picture2" refType="w" fact="0.6312"/>
+          <dgm:constr type="h" for="ch" forName="picture2" refType="h" fact="0.3411"/>
+          <dgm:constr type="l" for="ch" forName="parent2" refType="w" fact="0"/>
+          <dgm:constr type="t" for="ch" forName="parent2" refType="h" fact="0.9532"/>
+          <dgm:constr type="w" for="ch" forName="parent2" refType="w" fact="0.6312"/>
+          <dgm:constr type="h" for="ch" forName="parent2" refType="h" fact="0.0426"/>
+        </dgm:constrLst>
+      </dgm:if>
+      <dgm:if name="Name4" axis="ch" ptType="node" func="cnt" op="equ" val="3">
+        <dgm:alg type="composite">
+          <dgm:param type="ar" val="1.0352"/>
+        </dgm:alg>
+        <dgm:constrLst>
+          <dgm:constr type="primFontSz" for="des" forName="parent1" val="65"/>
+          <dgm:constr type="primFontSz" for="des" forName="parent2" val="65"/>
+          <dgm:constr type="primFontSz" for="des" forName="parent2" refType="primFontSz" refFor="des" refForName="parent1" op="lte"/>
+          <dgm:constr type="primFontSz" for="des" forName="parent3" refType="primFontSz" refFor="des" refForName="parent2" op="equ"/>
+          <dgm:constr type="l" for="ch" forName="picture1" refType="w" fact="0"/>
+          <dgm:constr type="t" for="ch" forName="picture1" refType="h" fact="0"/>
+          <dgm:constr type="w" for="ch" forName="picture1" refType="w"/>
+          <dgm:constr type="h" for="ch" forName="picture1" refType="h" fact="0.639"/>
+          <dgm:constr type="l" for="ch" forName="parent1" refType="w" fact="0"/>
+          <dgm:constr type="t" for="ch" forName="parent1" refType="h" fact="0.5608"/>
+          <dgm:constr type="w" for="ch" forName="parent1" refType="w"/>
+          <dgm:constr type="h" for="ch" forName="parent1" refType="h" fact="0.0745"/>
+          <dgm:constr type="l" for="ch" forName="picture2" refType="w" fact="0"/>
+          <dgm:constr type="t" for="ch" forName="picture2" refType="h" fact="0.6589"/>
+          <dgm:constr type="w" for="ch" forName="picture2" refType="w" fact="0.6312"/>
+          <dgm:constr type="h" for="ch" forName="picture2" refType="h" fact="0.3411"/>
+          <dgm:constr type="l" for="ch" forName="parent2" refType="w" fact="0"/>
+          <dgm:constr type="t" for="ch" forName="parent2" refType="h" fact="0.9532"/>
+          <dgm:constr type="w" for="ch" forName="parent2" refType="w" fact="0.6312"/>
+          <dgm:constr type="h" for="ch" forName="parent2" refType="h" fact="0.0426"/>
+          <dgm:constr type="l" for="ch" forName="picture3" refType="w" fact="0.6501"/>
+          <dgm:constr type="t" for="ch" forName="picture3" refType="h" fact="0.6589"/>
+          <dgm:constr type="w" for="ch" forName="picture3" refType="w" fact="0.3499"/>
+          <dgm:constr type="h" for="ch" forName="picture3" refType="h" fact="0.3411"/>
+          <dgm:constr type="l" for="ch" forName="parent3" refType="w" fact="0.6501"/>
+          <dgm:constr type="t" for="ch" forName="parent3" refType="h" fact="0.9525"/>
+          <dgm:constr type="w" for="ch" forName="parent3" refType="w" fact="0.3499"/>
+          <dgm:constr type="h" for="ch" forName="parent3" refType="h" fact="0.043"/>
+        </dgm:constrLst>
+      </dgm:if>
+      <dgm:if name="Name5" axis="ch" ptType="node" func="cnt" op="equ" val="4">
+        <dgm:alg type="composite">
+          <dgm:param type="ar" val="0.7603"/>
+        </dgm:alg>
+        <dgm:constrLst>
+          <dgm:constr type="primFontSz" for="des" forName="parent1" val="65"/>
+          <dgm:constr type="primFontSz" for="des" forName="parent2" val="65"/>
+          <dgm:constr type="primFontSz" for="des" forName="parent2" refType="primFontSz" refFor="des" refForName="parent1" op="lte"/>
+          <dgm:constr type="primFontSz" for="des" forName="parent3" refType="primFontSz" refFor="des" refForName="parent2" op="equ"/>
+          <dgm:constr type="primFontSz" for="des" forName="parent4" refType="primFontSz" refFor="des" refForName="parent2" op="equ"/>
+          <dgm:constr type="l" for="ch" forName="picture1" refType="w" fact="0"/>
+          <dgm:constr type="t" for="ch" forName="picture1" refType="h" fact="0"/>
+          <dgm:constr type="w" for="ch" forName="picture1" refType="w" fact="0.9998"/>
+          <dgm:constr type="h" for="ch" forName="picture1" refType="h" fact="0.4692"/>
+          <dgm:constr type="l" for="ch" forName="parent1" refType="w" fact="0"/>
+          <dgm:constr type="t" for="ch" forName="parent1" refType="h" fact="0.4118"/>
+          <dgm:constr type="w" for="ch" forName="parent1" refType="w" fact="0.9998"/>
+          <dgm:constr type="h" for="ch" forName="parent1" refType="h" fact="0.0547"/>
+          <dgm:constr type="l" for="ch" forName="picture2" refType="w" fact="0"/>
+          <dgm:constr type="t" for="ch" forName="picture2" refType="h" fact="0.4839"/>
+          <dgm:constr type="w" for="ch" forName="picture2" refType="w" fact="0.631"/>
+          <dgm:constr type="h" for="ch" forName="picture2" refType="h" fact="0.2504"/>
+          <dgm:constr type="l" for="ch" forName="parent2" refType="w" fact="0"/>
+          <dgm:constr type="t" for="ch" forName="parent2" refType="h" fact="0.6999"/>
+          <dgm:constr type="w" for="ch" forName="parent2" refType="w" fact="0.631"/>
+          <dgm:constr type="h" for="ch" forName="parent2" refType="h" fact="0.0313"/>
+          <dgm:constr type="l" for="ch" forName="picture3" refType="w" fact="0.65"/>
+          <dgm:constr type="t" for="ch" forName="picture3" refType="h" fact="0.4839"/>
+          <dgm:constr type="w" for="ch" forName="picture3" refType="w" fact="0.3498"/>
+          <dgm:constr type="h" for="ch" forName="picture3" refType="h" fact="0.2504"/>
+          <dgm:constr type="l" for="ch" forName="parent3" refType="w" fact="0.65"/>
+          <dgm:constr type="t" for="ch" forName="parent3" refType="h" fact="0.6994"/>
+          <dgm:constr type="w" for="ch" forName="parent3" refType="w" fact="0.3498"/>
+          <dgm:constr type="h" for="ch" forName="parent3" refType="h" fact="0.0316"/>
+          <dgm:constr type="l" for="ch" forName="picture4" refType="w" fact="0"/>
+          <dgm:constr type="t" for="ch" forName="picture4" refType="h" fact="0.7496"/>
+          <dgm:constr type="w" for="ch" forName="picture4" refType="w" fact="0.3498"/>
+          <dgm:constr type="h" for="ch" forName="picture4" refType="h" fact="0.2504"/>
+          <dgm:constr type="l" for="ch" forName="parent4" refType="w" fact="0"/>
+          <dgm:constr type="t" for="ch" forName="parent4" refType="h" fact="0.9651"/>
+          <dgm:constr type="w" for="ch" forName="parent4" refType="w" fact="0.3498"/>
+          <dgm:constr type="h" for="ch" forName="parent4" refType="h" fact="0.0316"/>
+        </dgm:constrLst>
+      </dgm:if>
+      <dgm:if name="Name6" axis="ch" ptType="node" func="cnt" op="equ" val="5">
+        <dgm:alg type="composite">
+          <dgm:param type="ar" val="0.7603"/>
+        </dgm:alg>
+        <dgm:constrLst>
+          <dgm:constr type="primFontSz" for="des" forName="parent1" val="65"/>
+          <dgm:constr type="primFontSz" for="des" forName="parent2" val="65"/>
+          <dgm:constr type="primFontSz" for="des" forName="parent2" refType="primFontSz" refFor="des" refForName="parent1" op="lte"/>
+          <dgm:constr type="primFontSz" for="des" forName="parent3" refType="primFontSz" refFor="des" refForName="parent2" op="equ"/>
+          <dgm:constr type="primFontSz" for="des" forName="parent4" refType="primFontSz" refFor="des" refForName="parent2" op="equ"/>
+          <dgm:constr type="primFontSz" for="des" forName="parent5" refType="primFontSz" refFor="des" refForName="parent2" op="equ"/>
+          <dgm:constr type="l" for="ch" forName="picture1" refType="w" fact="0"/>
+          <dgm:constr type="t" for="ch" forName="picture1" refType="h" fact="0"/>
+          <dgm:constr type="w" for="ch" forName="picture1" refType="w" fact="0.9998"/>
+          <dgm:constr type="h" for="ch" forName="picture1" refType="h" fact="0.4692"/>
+          <dgm:constr type="l" for="ch" forName="parent1" refType="w" fact="0"/>
+          <dgm:constr type="t" for="ch" forName="parent1" refType="h" fact="0.4118"/>
+          <dgm:constr type="w" for="ch" forName="parent1" refType="w" fact="0.9998"/>
+          <dgm:constr type="h" for="ch" forName="parent1" refType="h" fact="0.0547"/>
+          <dgm:constr type="l" for="ch" forName="picture2" refType="w" fact="0"/>
+          <dgm:constr type="t" for="ch" forName="picture2" refType="h" fact="0.4839"/>
+          <dgm:constr type="w" for="ch" forName="picture2" refType="w" fact="0.631"/>
+          <dgm:constr type="h" for="ch" forName="picture2" refType="h" fact="0.2504"/>
+          <dgm:constr type="l" for="ch" forName="parent2" refType="w" fact="0"/>
+          <dgm:constr type="t" for="ch" forName="parent2" refType="h" fact="0.6999"/>
+          <dgm:constr type="w" for="ch" forName="parent2" refType="w" fact="0.631"/>
+          <dgm:constr type="h" for="ch" forName="parent2" refType="h" fact="0.0313"/>
+          <dgm:constr type="l" for="ch" forName="picture3" refType="w" fact="0.65"/>
+          <dgm:constr type="t" for="ch" forName="picture3" refType="h" fact="0.4839"/>
+          <dgm:constr type="w" for="ch" forName="picture3" refType="w" fact="0.3498"/>
+          <dgm:constr type="h" for="ch" forName="picture3" refType="h" fact="0.2504"/>
+          <dgm:constr type="l" for="ch" forName="parent3" refType="w" fact="0.65"/>
+          <dgm:constr type="t" for="ch" forName="parent3" refType="h" fact="0.6994"/>
+          <dgm:constr type="w" for="ch" forName="parent3" refType="w" fact="0.3498"/>
+          <dgm:constr type="h" for="ch" forName="parent3" refType="h" fact="0.0316"/>
+          <dgm:constr type="l" for="ch" forName="picture4" refType="w" fact="0"/>
+          <dgm:constr type="t" for="ch" forName="picture4" refType="h" fact="0.7496"/>
+          <dgm:constr type="w" for="ch" forName="picture4" refType="w" fact="0.3498"/>
+          <dgm:constr type="h" for="ch" forName="picture4" refType="h" fact="0.2504"/>
+          <dgm:constr type="l" for="ch" forName="parent4" refType="w" fact="0"/>
+          <dgm:constr type="t" for="ch" forName="parent4" refType="h" fact="0.9651"/>
+          <dgm:constr type="w" for="ch" forName="parent4" refType="w" fact="0.3498"/>
+          <dgm:constr type="h" for="ch" forName="parent4" refType="h" fact="0.0316"/>
+          <dgm:constr type="l" for="ch" forName="picture5" refType="w" fact="0.369"/>
+          <dgm:constr type="t" for="ch" forName="picture5" refType="h" fact="0.7496"/>
+          <dgm:constr type="w" for="ch" forName="picture5" refType="w" fact="0.631"/>
+          <dgm:constr type="h" for="ch" forName="picture5" refType="h" fact="0.2504"/>
+          <dgm:constr type="l" for="ch" forName="parent5" refType="w" fact="0.369"/>
+          <dgm:constr type="t" for="ch" forName="parent5" refType="h" fact="0.9656"/>
+          <dgm:constr type="w" for="ch" forName="parent5" refType="w" fact="0.631"/>
+          <dgm:constr type="h" for="ch" forName="parent5" refType="h" fact="0.0313"/>
+        </dgm:constrLst>
+      </dgm:if>
+      <dgm:if name="Name7" axis="ch" ptType="node" func="cnt" op="equ" val="6">
+        <dgm:alg type="composite">
+          <dgm:param type="ar" val="0.6012"/>
+        </dgm:alg>
+        <dgm:constrLst>
+          <dgm:constr type="primFontSz" for="des" forName="parent1" val="65"/>
+          <dgm:constr type="primFontSz" for="des" forName="parent2" val="65"/>
+          <dgm:constr type="primFontSz" for="des" forName="parent2" refType="primFontSz" refFor="des" refForName="parent1" op="lte"/>
+          <dgm:constr type="primFontSz" for="des" forName="parent3" refType="primFontSz" refFor="des" refForName="parent2" op="equ"/>
+          <dgm:constr type="primFontSz" for="des" forName="parent4" refType="primFontSz" refFor="des" refForName="parent2" op="equ"/>
+          <dgm:constr type="primFontSz" for="des" forName="parent5" refType="primFontSz" refFor="des" refForName="parent2" op="equ"/>
+          <dgm:constr type="primFontSz" for="des" forName="parent6" refType="primFontSz" refFor="des" refForName="parent2" op="equ"/>
+          <dgm:constr type="l" for="ch" forName="picture1" refType="w" fact="0"/>
+          <dgm:constr type="t" for="ch" forName="picture1" refType="h" fact="0"/>
+          <dgm:constr type="w" for="ch" forName="picture1" refType="w" fact="0.9992"/>
+          <dgm:constr type="h" for="ch" forName="picture1" refType="h" fact="0.3708"/>
+          <dgm:constr type="l" for="ch" forName="parent1" refType="w" fact="0"/>
+          <dgm:constr type="t" for="ch" forName="parent1" refType="h" fact="0.3254"/>
+          <dgm:constr type="w" for="ch" forName="parent1" refType="w" fact="0.9992"/>
+          <dgm:constr type="h" for="ch" forName="parent1" refType="h" fact="0.0432"/>
+          <dgm:constr type="l" for="ch" forName="picture2" refType="w" fact="0"/>
+          <dgm:constr type="t" for="ch" forName="picture2" refType="h" fact="0.3824"/>
+          <dgm:constr type="w" for="ch" forName="picture2" refType="w" fact="0.6307"/>
+          <dgm:constr type="h" for="ch" forName="picture2" refType="h" fact="0.1979"/>
+          <dgm:constr type="l" for="ch" forName="parent2" refType="w" fact="0"/>
+          <dgm:constr type="t" for="ch" forName="parent2" refType="h" fact="0.5531"/>
+          <dgm:constr type="w" for="ch" forName="parent2" refType="w" fact="0.6307"/>
+          <dgm:constr type="h" for="ch" forName="parent2" refType="h" fact="0.0247"/>
+          <dgm:constr type="l" for="ch" forName="picture3" refType="w" fact="0.6496"/>
+          <dgm:constr type="t" for="ch" forName="picture3" refType="h" fact="0.3824"/>
+          <dgm:constr type="w" for="ch" forName="picture3" refType="w" fact="0.3496"/>
+          <dgm:constr type="h" for="ch" forName="picture3" refType="h" fact="0.1979"/>
+          <dgm:constr type="l" for="ch" forName="parent3" refType="w" fact="0.6496"/>
+          <dgm:constr type="t" for="ch" forName="parent3" refType="h" fact="0.5527"/>
+          <dgm:constr type="w" for="ch" forName="parent3" refType="w" fact="0.3496"/>
+          <dgm:constr type="h" for="ch" forName="parent3" refType="h" fact="0.025"/>
+          <dgm:constr type="l" for="ch" forName="picture4" refType="w" fact="0"/>
+          <dgm:constr type="t" for="ch" forName="picture4" refType="h" fact="0.5924"/>
+          <dgm:constr type="w" for="ch" forName="picture4" refType="w" fact="0.3496"/>
+          <dgm:constr type="h" for="ch" forName="picture4" refType="h" fact="0.1979"/>
+          <dgm:constr type="l" for="ch" forName="parent4" refType="w" fact="0"/>
+          <dgm:constr type="t" for="ch" forName="parent4" refType="h" fact="0.7627"/>
+          <dgm:constr type="w" for="ch" forName="parent4" refType="w" fact="0.3496"/>
+          <dgm:constr type="h" for="ch" forName="parent4" refType="h" fact="0.025"/>
+          <dgm:constr type="l" for="ch" forName="picture5" refType="w" fact="0.3688"/>
+          <dgm:constr type="t" for="ch" forName="picture5" refType="h" fact="0.5924"/>
+          <dgm:constr type="w" for="ch" forName="picture5" refType="w" fact="0.6307"/>
+          <dgm:constr type="h" for="ch" forName="picture5" refType="h" fact="0.1979"/>
+          <dgm:constr type="l" for="ch" forName="parent5" refType="w" fact="0.3688"/>
+          <dgm:constr type="t" for="ch" forName="parent5" refType="h" fact="0.7631"/>
+          <dgm:constr type="w" for="ch" forName="parent5" refType="w" fact="0.6307"/>
+          <dgm:constr type="h" for="ch" forName="parent5" refType="h" fact="0.0247"/>
+          <dgm:constr type="l" for="ch" forName="picture6" refType="w" fact="0"/>
+          <dgm:constr type="t" for="ch" forName="picture6" refType="h" fact="0.8021"/>
+          <dgm:constr type="w" for="ch" forName="picture6" refType="w" fact="0.6307"/>
+          <dgm:constr type="h" for="ch" forName="picture6" refType="h" fact="0.1979"/>
+          <dgm:constr type="l" for="ch" forName="parent6" refType="w" fact="0"/>
+          <dgm:constr type="t" for="ch" forName="parent6" refType="h" fact="0.9728"/>
+          <dgm:constr type="w" for="ch" forName="parent6" refType="w" fact="0.6307"/>
+          <dgm:constr type="h" for="ch" forName="parent6" refType="h" fact="0.0247"/>
+        </dgm:constrLst>
+      </dgm:if>
+      <dgm:if name="Name8" axis="ch" ptType="node" func="cnt" op="equ" val="7">
+        <dgm:alg type="composite">
+          <dgm:param type="ar" val="0.6012"/>
+        </dgm:alg>
+        <dgm:constrLst>
+          <dgm:constr type="primFontSz" for="des" forName="parent1" val="65"/>
+          <dgm:constr type="primFontSz" for="des" forName="parent2" val="65"/>
+          <dgm:constr type="primFontSz" for="des" forName="parent2" refType="primFontSz" refFor="des" refForName="parent1" op="lte"/>
+          <dgm:constr type="primFontSz" for="des" forName="parent3" refType="primFontSz" refFor="des" refForName="parent2" op="equ"/>
+          <dgm:constr type="primFontSz" for="des" forName="parent4" refType="primFontSz" refFor="des" refForName="parent2" op="equ"/>
+          <dgm:constr type="primFontSz" for="des" forName="parent5" refType="primFontSz" refFor="des" refForName="parent2" op="equ"/>
+          <dgm:constr type="primFontSz" for="des" forName="parent6" refType="primFontSz" refFor="des" refForName="parent2" op="equ"/>
+          <dgm:constr type="primFontSz" for="des" forName="parent7" refType="primFontSz" refFor="des" refForName="parent2" op="equ"/>
+          <dgm:constr type="l" for="ch" forName="picture1" refType="w" fact="0"/>
+          <dgm:constr type="t" for="ch" forName="picture1" refType="h" fact="0"/>
+          <dgm:constr type="w" for="ch" forName="picture1" refType="w" fact="0.9992"/>
+          <dgm:constr type="h" for="ch" forName="picture1" refType="h" fact="0.3708"/>
+          <dgm:constr type="l" for="ch" forName="parent1" refType="w" fact="0"/>
+          <dgm:constr type="t" for="ch" forName="parent1" refType="h" fact="0.3254"/>
+          <dgm:constr type="w" for="ch" forName="parent1" refType="w" fact="0.9992"/>
+          <dgm:constr type="h" for="ch" forName="parent1" refType="h" fact="0.0432"/>
+          <dgm:constr type="l" for="ch" forName="picture2" refType="w" fact="0"/>
+          <dgm:constr type="t" for="ch" forName="picture2" refType="h" fact="0.3824"/>
+          <dgm:constr type="w" for="ch" forName="picture2" refType="w" fact="0.6307"/>
+          <dgm:constr type="h" for="ch" forName="picture2" refType="h" fact="0.1979"/>
+          <dgm:constr type="l" for="ch" forName="parent2" refType="w" fact="0"/>
+          <dgm:constr type="t" for="ch" forName="parent2" refType="h" fact="0.5531"/>
+          <dgm:constr type="w" for="ch" forName="parent2" refType="w" fact="0.6307"/>
+          <dgm:constr type="h" for="ch" forName="parent2" refType="h" fact="0.0247"/>
+          <dgm:constr type="l" for="ch" forName="picture3" refType="w" fact="0.6496"/>
+          <dgm:constr type="t" for="ch" forName="picture3" refType="h" fact="0.3824"/>
+          <dgm:constr type="w" for="ch" forName="picture3" refType="w" fact="0.3496"/>
+          <dgm:constr type="h" for="ch" forName="picture3" refType="h" fact="0.1979"/>
+          <dgm:constr type="l" for="ch" forName="parent3" refType="w" fact="0.6496"/>
+          <dgm:constr type="t" for="ch" forName="parent3" refType="h" fact="0.5527"/>
+          <dgm:constr type="w" for="ch" forName="parent3" refType="w" fact="0.3496"/>
+          <dgm:constr type="h" for="ch" forName="parent3" refType="h" fact="0.025"/>
+          <dgm:constr type="l" for="ch" forName="picture4" refType="w" fact="0"/>
+          <dgm:constr type="t" for="ch" forName="picture4" refType="h" fact="0.5924"/>
+          <dgm:constr type="w" for="ch" forName="picture4" refType="w" fact="0.3496"/>
+          <dgm:constr type="h" for="ch" forName="picture4" refType="h" fact="0.1979"/>
+          <dgm:constr type="l" for="ch" forName="parent4" refType="w" fact="0"/>
+          <dgm:constr type="t" for="ch" forName="parent4" refType="h" fact="0.7627"/>
+          <dgm:constr type="w" for="ch" forName="parent4" refType="w" fact="0.3496"/>
+          <dgm:constr type="h" for="ch" forName="parent4" refType="h" fact="0.025"/>
+          <dgm:constr type="l" for="ch" forName="picture5" refType="w" fact="0.3688"/>
+          <dgm:constr type="t" for="ch" forName="picture5" refType="h" fact="0.5924"/>
+          <dgm:constr type="w" for="ch" forName="picture5" refType="w" fact="0.6307"/>
+          <dgm:constr type="h" for="ch" forName="picture5" refType="h" fact="0.1979"/>
+          <dgm:constr type="l" for="ch" forName="parent5" refType="w" fact="0.3688"/>
+          <dgm:constr type="t" for="ch" forName="parent5" refType="h" fact="0.7631"/>
+          <dgm:constr type="w" for="ch" forName="parent5" refType="w" fact="0.6307"/>
+          <dgm:constr type="h" for="ch" forName="parent5" refType="h" fact="0.0247"/>
+          <dgm:constr type="l" for="ch" forName="picture6" refType="w" fact="0"/>
+          <dgm:constr type="t" for="ch" forName="picture6" refType="h" fact="0.8021"/>
+          <dgm:constr type="w" for="ch" forName="picture6" refType="w" fact="0.6307"/>
+          <dgm:constr type="h" for="ch" forName="picture6" refType="h" fact="0.1979"/>
+          <dgm:constr type="l" for="ch" forName="parent6" refType="w" fact="0"/>
+          <dgm:constr type="t" for="ch" forName="parent6" refType="h" fact="0.9728"/>
+          <dgm:constr type="w" for="ch" forName="parent6" refType="w" fact="0.6307"/>
+          <dgm:constr type="h" for="ch" forName="parent6" refType="h" fact="0.0247"/>
+          <dgm:constr type="l" for="ch" forName="picture7" refType="w" fact="0.6504"/>
+          <dgm:constr type="t" for="ch" forName="picture7" refType="h" fact="0.8021"/>
+          <dgm:constr type="w" for="ch" forName="picture7" refType="w" fact="0.3496"/>
+          <dgm:constr type="h" for="ch" forName="picture7" refType="h" fact="0.1979"/>
+          <dgm:constr type="l" for="ch" forName="parent7" refType="w" fact="0.6504"/>
+          <dgm:constr type="t" for="ch" forName="parent7" refType="h" fact="0.9724"/>
+          <dgm:constr type="w" for="ch" forName="parent7" refType="w" fact="0.3496"/>
+          <dgm:constr type="h" for="ch" forName="parent7" refType="h" fact="0.025"/>
+        </dgm:constrLst>
+      </dgm:if>
+      <dgm:if name="Name9" axis="ch" ptType="node" func="cnt" op="equ" val="8">
+        <dgm:alg type="composite">
+          <dgm:param type="ar" val="0.4976"/>
+        </dgm:alg>
+        <dgm:constrLst>
+          <dgm:constr type="primFontSz" for="des" forName="parent1" val="65"/>
+          <dgm:constr type="primFontSz" for="des" forName="parent2" val="65"/>
+          <dgm:constr type="primFontSz" for="des" forName="parent2" refType="primFontSz" refFor="des" refForName="parent1" op="lte"/>
+          <dgm:constr type="primFontSz" for="des" forName="parent3" refType="primFontSz" refFor="des" refForName="parent2" op="equ"/>
+          <dgm:constr type="primFontSz" for="des" forName="parent4" refType="primFontSz" refFor="des" refForName="parent2" op="equ"/>
+          <dgm:constr type="primFontSz" for="des" forName="parent5" refType="primFontSz" refFor="des" refForName="parent2" op="equ"/>
+          <dgm:constr type="primFontSz" for="des" forName="parent6" refType="primFontSz" refFor="des" refForName="parent2" op="equ"/>
+          <dgm:constr type="primFontSz" for="des" forName="parent7" refType="primFontSz" refFor="des" refForName="parent2" op="equ"/>
+          <dgm:constr type="primFontSz" for="des" forName="parent8" refType="primFontSz" refFor="des" refForName="parent2" op="equ"/>
+          <dgm:constr type="l" for="ch" forName="picture1" refType="w" fact="0"/>
+          <dgm:constr type="t" for="ch" forName="picture1" refType="h" fact="0"/>
+          <dgm:constr type="w" for="ch" forName="picture1" refType="w" fact="0.9992"/>
+          <dgm:constr type="h" for="ch" forName="picture1" refType="h" fact="0.3069"/>
+          <dgm:constr type="l" for="ch" forName="parent1" refType="w" fact="0"/>
+          <dgm:constr type="t" for="ch" forName="parent1" refType="h" fact="0.2693"/>
+          <dgm:constr type="w" for="ch" forName="parent1" refType="w" fact="0.9992"/>
+          <dgm:constr type="h" for="ch" forName="parent1" refType="h" fact="0.0358"/>
+          <dgm:constr type="l" for="ch" forName="picture2" refType="w" fact="0"/>
+          <dgm:constr type="t" for="ch" forName="picture2" refType="h" fact="0.3165"/>
+          <dgm:constr type="w" for="ch" forName="picture2" refType="w" fact="0.6307"/>
+          <dgm:constr type="h" for="ch" forName="picture2" refType="h" fact="0.1638"/>
+          <dgm:constr type="l" for="ch" forName="parent2" refType="w" fact="0"/>
+          <dgm:constr type="t" for="ch" forName="parent2" refType="h" fact="0.4578"/>
+          <dgm:constr type="w" for="ch" forName="parent2" refType="w" fact="0.6307"/>
+          <dgm:constr type="h" for="ch" forName="parent2" refType="h" fact="0.0205"/>
+          <dgm:constr type="l" for="ch" forName="picture3" refType="w" fact="0.6496"/>
+          <dgm:constr type="t" for="ch" forName="picture3" refType="h" fact="0.3165"/>
+          <dgm:constr type="w" for="ch" forName="picture3" refType="w" fact="0.3496"/>
+          <dgm:constr type="h" for="ch" forName="picture3" refType="h" fact="0.1638"/>
+          <dgm:constr type="l" for="ch" forName="parent3" refType="w" fact="0.6496"/>
+          <dgm:constr type="t" for="ch" forName="parent3" refType="h" fact="0.4575"/>
+          <dgm:constr type="w" for="ch" forName="parent3" refType="w" fact="0.3496"/>
+          <dgm:constr type="h" for="ch" forName="parent3" refType="h" fact="0.0207"/>
+          <dgm:constr type="l" for="ch" forName="picture5" refType="w" fact="0.3688"/>
+          <dgm:constr type="t" for="ch" forName="picture5" refType="h" fact="0.4903"/>
+          <dgm:constr type="w" for="ch" forName="picture5" refType="w" fact="0.6307"/>
+          <dgm:constr type="h" for="ch" forName="picture5" refType="h" fact="0.1638"/>
+          <dgm:constr type="l" for="ch" forName="parent5" refType="w" fact="0.3688"/>
+          <dgm:constr type="t" for="ch" forName="parent5" refType="h" fact="0.6316"/>
+          <dgm:constr type="w" for="ch" forName="parent5" refType="w" fact="0.6307"/>
+          <dgm:constr type="h" for="ch" forName="parent5" refType="h" fact="0.0205"/>
+          <dgm:constr type="l" for="ch" forName="picture4" refType="w" fact="0"/>
+          <dgm:constr type="t" for="ch" forName="picture4" refType="h" fact="0.4903"/>
+          <dgm:constr type="w" for="ch" forName="picture4" refType="w" fact="0.3496"/>
+          <dgm:constr type="h" for="ch" forName="picture4" refType="h" fact="0.1638"/>
+          <dgm:constr type="l" for="ch" forName="parent4" refType="w" fact="0"/>
+          <dgm:constr type="t" for="ch" forName="parent4" refType="h" fact="0.6313"/>
+          <dgm:constr type="w" for="ch" forName="parent4" refType="w" fact="0.3496"/>
+          <dgm:constr type="h" for="ch" forName="parent4" refType="h" fact="0.0207"/>
+          <dgm:constr type="l" for="ch" forName="picture6" refType="w" fact="0"/>
+          <dgm:constr type="t" for="ch" forName="picture6" refType="h" fact="0.6638"/>
+          <dgm:constr type="w" for="ch" forName="picture6" refType="w" fact="0.6307"/>
+          <dgm:constr type="h" for="ch" forName="picture6" refType="h" fact="0.1638"/>
+          <dgm:constr type="l" for="ch" forName="parent6" refType="w" fact="0"/>
+          <dgm:constr type="t" for="ch" forName="parent6" refType="h" fact="0.8051"/>
+          <dgm:constr type="w" for="ch" forName="parent6" refType="w" fact="0.6307"/>
+          <dgm:constr type="h" for="ch" forName="parent6" refType="h" fact="0.0205"/>
+          <dgm:constr type="l" for="ch" forName="picture7" refType="w" fact="0.6504"/>
+          <dgm:constr type="t" for="ch" forName="picture7" refType="h" fact="0.6638"/>
+          <dgm:constr type="w" for="ch" forName="picture7" refType="w" fact="0.3496"/>
+          <dgm:constr type="h" for="ch" forName="picture7" refType="h" fact="0.1638"/>
+          <dgm:constr type="l" for="ch" forName="parent7" refType="w" fact="0.6504"/>
+          <dgm:constr type="t" for="ch" forName="parent7" refType="h" fact="0.8048"/>
+          <dgm:constr type="w" for="ch" forName="parent7" refType="w" fact="0.3496"/>
+          <dgm:constr type="h" for="ch" forName="parent7" refType="h" fact="0.0207"/>
+          <dgm:constr type="l" for="ch" forName="picture8" refType="w" fact="0"/>
+          <dgm:constr type="t" for="ch" forName="picture8" refType="h" fact="0.8362"/>
+          <dgm:constr type="w" for="ch" forName="picture8" refType="w" fact="0.3496"/>
+          <dgm:constr type="h" for="ch" forName="picture8" refType="h" fact="0.1638"/>
+          <dgm:constr type="l" for="ch" forName="parent8" refType="w" fact="0"/>
+          <dgm:constr type="t" for="ch" forName="parent8" refType="h" fact="0.9772"/>
+          <dgm:constr type="w" for="ch" forName="parent8" refType="w" fact="0.3496"/>
+          <dgm:constr type="h" for="ch" forName="parent8" refType="h" fact="0.0207"/>
+        </dgm:constrLst>
+      </dgm:if>
+      <dgm:else name="Name10">
+        <dgm:alg type="composite">
+          <dgm:param type="ar" val="0.4976"/>
+        </dgm:alg>
+        <dgm:constrLst>
+          <dgm:constr type="primFontSz" for="des" forName="parent1" val="65"/>
+          <dgm:constr type="primFontSz" for="des" forName="parent2" val="65"/>
+          <dgm:constr type="primFontSz" for="des" forName="parent2" refType="primFontSz" refFor="des" refForName="parent1" op="lte"/>
+          <dgm:constr type="primFontSz" for="des" forName="parent3" refType="primFontSz" refFor="des" refForName="parent2" op="equ"/>
+          <dgm:constr type="primFontSz" for="des" forName="parent4" refType="primFontSz" refFor="des" refForName="parent2" op="equ"/>
+          <dgm:constr type="primFontSz" for="des" forName="parent5" refType="primFontSz" refFor="des" refForName="parent2" op="equ"/>
+          <dgm:constr type="primFontSz" for="des" forName="parent6" refType="primFontSz" refFor="des" refForName="parent2" op="equ"/>
+          <dgm:constr type="primFontSz" for="des" forName="parent7" refType="primFontSz" refFor="des" refForName="parent2" op="equ"/>
+          <dgm:constr type="primFontSz" for="des" forName="parent8" refType="primFontSz" refFor="des" refForName="parent2" op="equ"/>
+          <dgm:constr type="primFontSz" for="des" forName="parent9" refType="primFontSz" refFor="des" refForName="parent2" op="equ"/>
+          <dgm:constr type="l" for="ch" forName="picture1" refType="w" fact="0"/>
+          <dgm:constr type="t" for="ch" forName="picture1" refType="h" fact="0"/>
+          <dgm:constr type="w" for="ch" forName="picture1" refType="w" fact="0.9992"/>
+          <dgm:constr type="h" for="ch" forName="picture1" refType="h" fact="0.3069"/>
+          <dgm:constr type="l" for="ch" forName="parent1" refType="w" fact="0"/>
+          <dgm:constr type="t" for="ch" forName="parent1" refType="h" fact="0.2693"/>
+          <dgm:constr type="w" for="ch" forName="parent1" refType="w" fact="0.9992"/>
+          <dgm:constr type="h" for="ch" forName="parent1" refType="h" fact="0.0358"/>
+          <dgm:constr type="l" for="ch" forName="picture2" refType="w" fact="0"/>
+          <dgm:constr type="t" for="ch" forName="picture2" refType="h" fact="0.3165"/>
+          <dgm:constr type="w" for="ch" forName="picture2" refType="w" fact="0.6307"/>
+          <dgm:constr type="h" for="ch" forName="picture2" refType="h" fact="0.1638"/>
+          <dgm:constr type="l" for="ch" forName="parent2" refType="w" fact="0"/>
+          <dgm:constr type="t" for="ch" forName="parent2" refType="h" fact="0.4578"/>
+          <dgm:constr type="w" for="ch" forName="parent2" refType="w" fact="0.6307"/>
+          <dgm:constr type="h" for="ch" forName="parent2" refType="h" fact="0.0205"/>
+          <dgm:constr type="l" for="ch" forName="picture3" refType="w" fact="0.6496"/>
+          <dgm:constr type="t" for="ch" forName="picture3" refType="h" fact="0.3165"/>
+          <dgm:constr type="w" for="ch" forName="picture3" refType="w" fact="0.3496"/>
+          <dgm:constr type="h" for="ch" forName="picture3" refType="h" fact="0.1638"/>
+          <dgm:constr type="l" for="ch" forName="parent3" refType="w" fact="0.6496"/>
+          <dgm:constr type="t" for="ch" forName="parent3" refType="h" fact="0.4575"/>
+          <dgm:constr type="w" for="ch" forName="parent3" refType="w" fact="0.3496"/>
+          <dgm:constr type="h" for="ch" forName="parent3" refType="h" fact="0.0207"/>
+          <dgm:constr type="l" for="ch" forName="picture5" refType="w" fact="0.3688"/>
+          <dgm:constr type="t" for="ch" forName="picture5" refType="h" fact="0.4903"/>
+          <dgm:constr type="w" for="ch" forName="picture5" refType="w" fact="0.6307"/>
+          <dgm:constr type="h" for="ch" forName="picture5" refType="h" fact="0.1638"/>
+          <dgm:constr type="l" for="ch" forName="parent5" refType="w" fact="0.3688"/>
+          <dgm:constr type="t" for="ch" forName="parent5" refType="h" fact="0.6316"/>
+          <dgm:constr type="w" for="ch" forName="parent5" refType="w" fact="0.6307"/>
+          <dgm:constr type="h" for="ch" forName="parent5" refType="h" fact="0.0205"/>
+          <dgm:constr type="l" for="ch" forName="picture4" refType="w" fact="0"/>
+          <dgm:constr type="t" for="ch" forName="picture4" refType="h" fact="0.4903"/>
+          <dgm:constr type="w" for="ch" forName="picture4" refType="w" fact="0.3496"/>
+          <dgm:constr type="h" for="ch" forName="picture4" refType="h" fact="0.1638"/>
+          <dgm:constr type="l" for="ch" forName="parent4" refType="w" fact="0"/>
+          <dgm:constr type="t" for="ch" forName="parent4" refType="h" fact="0.6313"/>
+          <dgm:constr type="w" for="ch" forName="parent4" refType="w" fact="0.3496"/>
+          <dgm:constr type="h" for="ch" forName="parent4" refType="h" fact="0.0207"/>
+          <dgm:constr type="l" for="ch" forName="picture6" refType="w" fact="0"/>
+          <dgm:constr type="t" for="ch" forName="picture6" refType="h" fact="0.6638"/>
+          <dgm:constr type="w" for="ch" forName="picture6" refType="w" fact="0.6307"/>
+          <dgm:constr type="h" for="ch" forName="picture6" refType="h" fact="0.1638"/>
+          <dgm:constr type="l" for="ch" forName="parent6" refType="w" fact="0"/>
+          <dgm:constr type="t" for="ch" forName="parent6" refType="h" fact="0.8051"/>
+          <dgm:constr type="w" for="ch" forName="parent6" refType="w" fact="0.6307"/>
+          <dgm:constr type="h" for="ch" forName="parent6" refType="h" fact="0.0205"/>
+          <dgm:constr type="l" for="ch" forName="picture7" refType="w" fact="0.6504"/>
+          <dgm:constr type="t" for="ch" forName="picture7" refType="h" fact="0.6638"/>
+          <dgm:constr type="w" for="ch" forName="picture7" refType="w" fact="0.3496"/>
+          <dgm:constr type="h" for="ch" forName="picture7" refType="h" fact="0.1638"/>
+          <dgm:constr type="l" for="ch" forName="parent7" refType="w" fact="0.6504"/>
+          <dgm:constr type="t" for="ch" forName="parent7" refType="h" fact="0.8048"/>
+          <dgm:constr type="w" for="ch" forName="parent7" refType="w" fact="0.3496"/>
+          <dgm:constr type="h" for="ch" forName="parent7" refType="h" fact="0.0207"/>
+          <dgm:constr type="l" for="ch" forName="picture8" refType="w" fact="0"/>
+          <dgm:constr type="t" for="ch" forName="picture8" refType="h" fact="0.8362"/>
+          <dgm:constr type="w" for="ch" forName="picture8" refType="w" fact="0.3496"/>
+          <dgm:constr type="h" for="ch" forName="picture8" refType="h" fact="0.1638"/>
+          <dgm:constr type="l" for="ch" forName="parent8" refType="w" fact="0"/>
+          <dgm:constr type="t" for="ch" forName="parent8" refType="h" fact="0.9772"/>
+          <dgm:constr type="w" for="ch" forName="parent8" refType="w" fact="0.3496"/>
+          <dgm:constr type="h" for="ch" forName="parent8" refType="h" fact="0.0207"/>
+          <dgm:constr type="l" for="ch" forName="picture9" refType="w" fact="0.3689"/>
+          <dgm:constr type="t" for="ch" forName="picture9" refType="h" fact="0.8362"/>
+          <dgm:constr type="w" for="ch" forName="picture9" refType="w" fact="0.6307"/>
+          <dgm:constr type="h" for="ch" forName="picture9" refType="h" fact="0.1638"/>
+          <dgm:constr type="l" for="ch" forName="parent9" refType="w" fact="0.3689"/>
+          <dgm:constr type="t" for="ch" forName="parent9" refType="h" fact="0.9775"/>
+          <dgm:constr type="w" for="ch" forName="parent9" refType="w" fact="0.6307"/>
+          <dgm:constr type="h" for="ch" forName="parent9" refType="h" fact="0.0205"/>
+        </dgm:constrLst>
+      </dgm:else>
+    </dgm:choose>
+    <dgm:forEach name="Name11" axis="ch" ptType="node" cnt="1">
+      <dgm:layoutNode name="picture1">
+        <dgm:alg type="sp"/>
+        <dgm:shape xmlns:r="http://schemas.openxmlformats.org/officeDocument/2006/relationships" r:blip="">
+          <dgm:adjLst/>
+        </dgm:shape>
+        <dgm:presOf/>
+        <dgm:forEach name="Name12" ref="pictureWrapper"/>
+      </dgm:layoutNode>
+      <dgm:layoutNode name="parent1">
+        <dgm:varLst>
+          <dgm:chMax val="0"/>
+          <dgm:chPref val="0"/>
+          <dgm:bulletEnabled val="1"/>
+        </dgm:varLst>
+        <dgm:alg type="tx">
+          <dgm:param type="parTxLTRAlign" val="l"/>
+          <dgm:param type="parTxRTLAlign" val="l"/>
+          <dgm:param type="txAnchorVert" val="b"/>
+          <dgm:param type="txAnchorVertCh" val="b"/>
+        </dgm:alg>
+        <dgm:shape xmlns:r="http://schemas.openxmlformats.org/officeDocument/2006/relationships" type="rect" r:blip="" hideGeom="1">
+          <dgm:adjLst/>
+        </dgm:shape>
+        <dgm:presOf axis="desOrSelf" ptType="node"/>
+        <dgm:constrLst>
+          <dgm:constr type="lMarg" refType="primFontSz" fact="0.3"/>
+          <dgm:constr type="rMarg" refType="primFontSz" fact="0.3"/>
+          <dgm:constr type="tMarg" refType="primFontSz" fact="0.1"/>
+          <dgm:constr type="bMarg" refType="primFontSz" fact="0.1"/>
+        </dgm:constrLst>
+        <dgm:ruleLst>
+          <dgm:rule type="primFontSz" val="5" fact="NaN" max="NaN"/>
+        </dgm:ruleLst>
+      </dgm:layoutNode>
+    </dgm:forEach>
+    <dgm:forEach name="Name13" axis="ch" ptType="node" st="2" cnt="1">
+      <dgm:layoutNode name="picture2">
+        <dgm:alg type="sp"/>
+        <dgm:shape xmlns:r="http://schemas.openxmlformats.org/officeDocument/2006/relationships" r:blip="">
+          <dgm:adjLst/>
+        </dgm:shape>
+        <dgm:presOf/>
+        <dgm:forEach name="Name14" ref="pictureWrapper"/>
+      </dgm:layoutNode>
+      <dgm:layoutNode name="parent2">
+        <dgm:varLst>
+          <dgm:chMax val="0"/>
+          <dgm:chPref val="0"/>
+          <dgm:bulletEnabled val="1"/>
+        </dgm:varLst>
+        <dgm:alg type="tx">
+          <dgm:param type="parTxLTRAlign" val="l"/>
+          <dgm:param type="parTxRTLAlign" val="l"/>
+          <dgm:param type="txAnchorVert" val="b"/>
+          <dgm:param type="txAnchorVertCh" val="b"/>
+        </dgm:alg>
+        <dgm:shape xmlns:r="http://schemas.openxmlformats.org/officeDocument/2006/relationships" type="rect" r:blip="" hideGeom="1">
+          <dgm:adjLst/>
+        </dgm:shape>
+        <dgm:presOf axis="desOrSelf" ptType="node"/>
+        <dgm:constrLst>
+          <dgm:constr type="lMarg" refType="primFontSz" fact="0.3"/>
+          <dgm:constr type="rMarg" refType="primFontSz" fact="0.3"/>
+          <dgm:constr type="tMarg" refType="primFontSz" fact="0.1"/>
+          <dgm:constr type="bMarg" refType="primFontSz" fact="0.1"/>
+        </dgm:constrLst>
+        <dgm:ruleLst>
+          <dgm:rule type="primFontSz" val="5" fact="NaN" max="NaN"/>
+        </dgm:ruleLst>
+      </dgm:layoutNode>
+    </dgm:forEach>
+    <dgm:forEach name="Name15" axis="ch" ptType="node" st="3" cnt="1">
+      <dgm:layoutNode name="picture3">
+        <dgm:alg type="sp"/>
+        <dgm:shape xmlns:r="http://schemas.openxmlformats.org/officeDocument/2006/relationships" r:blip="">
+          <dgm:adjLst/>
+        </dgm:shape>
+        <dgm:presOf/>
+        <dgm:forEach name="Name16" ref="pictureWrapper"/>
+      </dgm:layoutNode>
+      <dgm:layoutNode name="parent3">
+        <dgm:varLst>
+          <dgm:chMax val="0"/>
+          <dgm:chPref val="0"/>
+          <dgm:bulletEnabled val="1"/>
+        </dgm:varLst>
+        <dgm:alg type="tx">
+          <dgm:param type="parTxLTRAlign" val="r"/>
+          <dgm:param type="parTxRTLAlign" val="r"/>
+          <dgm:param type="txAnchorVert" val="b"/>
+          <dgm:param type="txAnchorVertCh" val="b"/>
+        </dgm:alg>
+        <dgm:shape xmlns:r="http://schemas.openxmlformats.org/officeDocument/2006/relationships" type="rect" r:blip="" hideGeom="1">
+          <dgm:adjLst/>
+        </dgm:shape>
+        <dgm:presOf axis="desOrSelf" ptType="node"/>
+        <dgm:constrLst>
+          <dgm:constr type="lMarg" refType="primFontSz" fact="0.3"/>
+          <dgm:constr type="rMarg" refType="primFontSz" fact="0.3"/>
+          <dgm:constr type="tMarg" refType="primFontSz" fact="0.1"/>
+          <dgm:constr type="bMarg" refType="primFontSz" fact="0.1"/>
+        </dgm:constrLst>
+        <dgm:ruleLst>
+          <dgm:rule type="primFontSz" val="5" fact="NaN" max="NaN"/>
+        </dgm:ruleLst>
+      </dgm:layoutNode>
+    </dgm:forEach>
+    <dgm:forEach name="Name17" axis="ch" ptType="node" st="4" cnt="1">
+      <dgm:layoutNode name="picture4">
+        <dgm:alg type="sp"/>
+        <dgm:shape xmlns:r="http://schemas.openxmlformats.org/officeDocument/2006/relationships" r:blip="">
+          <dgm:adjLst/>
+        </dgm:shape>
+        <dgm:presOf/>
+        <dgm:forEach name="Name18" ref="pictureWrapper"/>
+      </dgm:layoutNode>
+      <dgm:layoutNode name="parent4">
+        <dgm:varLst>
+          <dgm:chMax val="0"/>
+          <dgm:chPref val="0"/>
+          <dgm:bulletEnabled val="1"/>
+        </dgm:varLst>
+        <dgm:alg type="tx">
+          <dgm:param type="parTxLTRAlign" val="l"/>
+          <dgm:param type="parTxRTLAlign" val="l"/>
+          <dgm:param type="txAnchorVert" val="b"/>
+          <dgm:param type="txAnchorVertCh" val="b"/>
+        </dgm:alg>
+        <dgm:shape xmlns:r="http://schemas.openxmlformats.org/officeDocument/2006/relationships" type="rect" r:blip="" hideGeom="1">
+          <dgm:adjLst/>
+        </dgm:shape>
+        <dgm:presOf axis="desOrSelf" ptType="node"/>
+        <dgm:constrLst>
+          <dgm:constr type="lMarg" refType="primFontSz" fact="0.3"/>
+          <dgm:constr type="rMarg" refType="primFontSz" fact="0.3"/>
+          <dgm:constr type="tMarg" refType="primFontSz" fact="0.1"/>
+          <dgm:constr type="bMarg" refType="primFontSz" fact="0.1"/>
+        </dgm:constrLst>
+        <dgm:ruleLst>
+          <dgm:rule type="primFontSz" val="5" fact="NaN" max="NaN"/>
+        </dgm:ruleLst>
+      </dgm:layoutNode>
+    </dgm:forEach>
+    <dgm:forEach name="Name19" axis="ch" ptType="node" st="5" cnt="1">
+      <dgm:layoutNode name="picture5">
+        <dgm:alg type="sp"/>
+        <dgm:shape xmlns:r="http://schemas.openxmlformats.org/officeDocument/2006/relationships" r:blip="">
+          <dgm:adjLst/>
+        </dgm:shape>
+        <dgm:presOf/>
+        <dgm:forEach name="Name20" ref="pictureWrapper"/>
+      </dgm:layoutNode>
+      <dgm:layoutNode name="parent5">
+        <dgm:varLst>
+          <dgm:chMax val="0"/>
+          <dgm:chPref val="0"/>
+          <dgm:bulletEnabled val="1"/>
+        </dgm:varLst>
+        <dgm:alg type="tx">
+          <dgm:param type="parTxLTRAlign" val="r"/>
+          <dgm:param type="parTxRTLAlign" val="r"/>
+          <dgm:param type="txAnchorVert" val="b"/>
+          <dgm:param type="txAnchorVertCh" val="b"/>
+        </dgm:alg>
+        <dgm:shape xmlns:r="http://schemas.openxmlformats.org/officeDocument/2006/relationships" type="rect" r:blip="" hideGeom="1">
+          <dgm:adjLst/>
+        </dgm:shape>
+        <dgm:presOf axis="desOrSelf" ptType="node"/>
+        <dgm:constrLst>
+          <dgm:constr type="lMarg" refType="primFontSz" fact="0.3"/>
+          <dgm:constr type="rMarg" refType="primFontSz" fact="0.3"/>
+          <dgm:constr type="tMarg" refType="primFontSz" fact="0.1"/>
+          <dgm:constr type="bMarg" refType="primFontSz" fact="0.1"/>
+        </dgm:constrLst>
+        <dgm:ruleLst>
+          <dgm:rule type="primFontSz" val="5" fact="NaN" max="NaN"/>
+        </dgm:ruleLst>
+      </dgm:layoutNode>
+    </dgm:forEach>
+    <dgm:forEach name="Name21" axis="ch" ptType="node" st="6" cnt="1">
+      <dgm:layoutNode name="picture6">
+        <dgm:alg type="sp"/>
+        <dgm:shape xmlns:r="http://schemas.openxmlformats.org/officeDocument/2006/relationships" r:blip="">
+          <dgm:adjLst/>
+        </dgm:shape>
+        <dgm:presOf/>
+        <dgm:forEach name="Name22" ref="pictureWrapper"/>
+      </dgm:layoutNode>
+      <dgm:layoutNode name="parent6">
+        <dgm:varLst>
+          <dgm:chMax val="0"/>
+          <dgm:chPref val="0"/>
+          <dgm:bulletEnabled val="1"/>
+        </dgm:varLst>
+        <dgm:alg type="tx">
+          <dgm:param type="parTxLTRAlign" val="l"/>
+          <dgm:param type="parTxRTLAlign" val="l"/>
+          <dgm:param type="txAnchorVert" val="b"/>
+          <dgm:param type="txAnchorVertCh" val="b"/>
+        </dgm:alg>
+        <dgm:shape xmlns:r="http://schemas.openxmlformats.org/officeDocument/2006/relationships" type="rect" r:blip="" hideGeom="1">
+          <dgm:adjLst/>
+        </dgm:shape>
+        <dgm:presOf axis="desOrSelf" ptType="node"/>
+        <dgm:constrLst>
+          <dgm:constr type="lMarg" refType="primFontSz" fact="0.3"/>
+          <dgm:constr type="rMarg" refType="primFontSz" fact="0.3"/>
+          <dgm:constr type="tMarg" refType="primFontSz" fact="0.1"/>
+          <dgm:constr type="bMarg" refType="primFontSz" fact="0.1"/>
+        </dgm:constrLst>
+        <dgm:ruleLst>
+          <dgm:rule type="primFontSz" val="5" fact="NaN" max="NaN"/>
+        </dgm:ruleLst>
+      </dgm:layoutNode>
+    </dgm:forEach>
+    <dgm:forEach name="Name23" axis="ch" ptType="node" st="7" cnt="1">
+      <dgm:layoutNode name="picture7">
+        <dgm:alg type="sp"/>
+        <dgm:shape xmlns:r="http://schemas.openxmlformats.org/officeDocument/2006/relationships" r:blip="">
+          <dgm:adjLst/>
+        </dgm:shape>
+        <dgm:presOf/>
+        <dgm:forEach name="Name24" ref="pictureWrapper"/>
+      </dgm:layoutNode>
+      <dgm:layoutNode name="parent7">
+        <dgm:varLst>
+          <dgm:chMax val="0"/>
+          <dgm:chPref val="0"/>
+          <dgm:bulletEnabled val="1"/>
+        </dgm:varLst>
+        <dgm:alg type="tx">
+          <dgm:param type="parTxLTRAlign" val="r"/>
+          <dgm:param type="parTxRTLAlign" val="r"/>
+          <dgm:param type="txAnchorVert" val="b"/>
+          <dgm:param type="txAnchorVertCh" val="b"/>
+        </dgm:alg>
+        <dgm:shape xmlns:r="http://schemas.openxmlformats.org/officeDocument/2006/relationships" type="rect" r:blip="" hideGeom="1">
+          <dgm:adjLst/>
+        </dgm:shape>
+        <dgm:presOf axis="desOrSelf" ptType="node"/>
+        <dgm:constrLst>
+          <dgm:constr type="lMarg" refType="primFontSz" fact="0.3"/>
+          <dgm:constr type="rMarg" refType="primFontSz" fact="0.3"/>
+          <dgm:constr type="tMarg" refType="primFontSz" fact="0.1"/>
+          <dgm:constr type="bMarg" refType="primFontSz" fact="0.1"/>
+        </dgm:constrLst>
+        <dgm:ruleLst>
+          <dgm:rule type="primFontSz" val="5" fact="NaN" max="NaN"/>
+        </dgm:ruleLst>
+      </dgm:layoutNode>
+    </dgm:forEach>
+    <dgm:forEach name="Name25" axis="ch" ptType="node" st="8" cnt="1">
+      <dgm:layoutNode name="picture8">
+        <dgm:alg type="sp"/>
+        <dgm:shape xmlns:r="http://schemas.openxmlformats.org/officeDocument/2006/relationships" r:blip="">
+          <dgm:adjLst/>
+        </dgm:shape>
+        <dgm:presOf/>
+        <dgm:forEach name="Name26" ref="pictureWrapper"/>
+      </dgm:layoutNode>
+      <dgm:layoutNode name="parent8">
+        <dgm:varLst>
+          <dgm:chMax val="0"/>
+          <dgm:chPref val="0"/>
+          <dgm:bulletEnabled val="1"/>
+        </dgm:varLst>
+        <dgm:alg type="tx">
+          <dgm:param type="parTxLTRAlign" val="l"/>
+          <dgm:param type="parTxRTLAlign" val="l"/>
+          <dgm:param type="txAnchorVert" val="b"/>
+          <dgm:param type="txAnchorVertCh" val="b"/>
+        </dgm:alg>
+        <dgm:shape xmlns:r="http://schemas.openxmlformats.org/officeDocument/2006/relationships" type="rect" r:blip="" hideGeom="1">
+          <dgm:adjLst/>
+        </dgm:shape>
+        <dgm:presOf axis="desOrSelf" ptType="node"/>
+        <dgm:constrLst>
+          <dgm:constr type="lMarg" refType="primFontSz" fact="0.3"/>
+          <dgm:constr type="rMarg" refType="primFontSz" fact="0.3"/>
+          <dgm:constr type="tMarg" refType="primFontSz" fact="0.1"/>
+          <dgm:constr type="bMarg" refType="primFontSz" fact="0.1"/>
+        </dgm:constrLst>
+        <dgm:ruleLst>
+          <dgm:rule type="primFontSz" val="5" fact="NaN" max="NaN"/>
+        </dgm:ruleLst>
+      </dgm:layoutNode>
+    </dgm:forEach>
+    <dgm:forEach name="Name27" axis="ch" ptType="node" st="9" cnt="1">
+      <dgm:layoutNode name="picture9">
+        <dgm:alg type="sp"/>
+        <dgm:shape xmlns:r="http://schemas.openxmlformats.org/officeDocument/2006/relationships" r:blip="">
+          <dgm:adjLst/>
+        </dgm:shape>
+        <dgm:presOf/>
+        <dgm:forEach name="Name28" ref="pictureWrapper"/>
+      </dgm:layoutNode>
+      <dgm:layoutNode name="parent9">
+        <dgm:varLst>
+          <dgm:chMax val="0"/>
+          <dgm:chPref val="0"/>
+          <dgm:bulletEnabled val="1"/>
+        </dgm:varLst>
+        <dgm:alg type="tx">
+          <dgm:param type="parTxLTRAlign" val="r"/>
+          <dgm:param type="parTxRTLAlign" val="r"/>
+          <dgm:param type="txAnchorVert" val="b"/>
+          <dgm:param type="txAnchorVertCh" val="b"/>
+        </dgm:alg>
+        <dgm:shape xmlns:r="http://schemas.openxmlformats.org/officeDocument/2006/relationships" type="rect" r:blip="" hideGeom="1">
+          <dgm:adjLst/>
+        </dgm:shape>
+        <dgm:presOf axis="desOrSelf" ptType="node"/>
+        <dgm:constrLst>
+          <dgm:constr type="lMarg" refType="primFontSz" fact="0.3"/>
+          <dgm:constr type="rMarg" refType="primFontSz" fact="0.3"/>
+          <dgm:constr type="tMarg" refType="primFontSz" fact="0.1"/>
+          <dgm:constr type="bMarg" refType="primFontSz" fact="0.1"/>
+        </dgm:constrLst>
+        <dgm:ruleLst>
+          <dgm:rule type="primFontSz" val="5" fact="NaN" max="NaN"/>
+        </dgm:ruleLst>
+      </dgm:layoutNode>
+    </dgm:forEach>
+    <dgm:forEach name="wrapper" axis="self" ptType="parTrans">
+      <dgm:forEach name="pictureWrapper" axis="self">
+        <dgm:layoutNode name="picture" styleLbl="alignImgPlace1">
+          <dgm:alg type="sp"/>
+          <dgm:shape xmlns:r="http://schemas.openxmlformats.org/officeDocument/2006/relationships" type="rect" r:blip="" blipPhldr="1">
+            <dgm:adjLst/>
+          </dgm:shape>
+          <dgm:presOf/>
+        </dgm:layoutNode>
+      </dgm:forEach>
+    </dgm:forEach>
+  </dgm:layoutNode>
+</dgm:layoutDef>
+</file>
+
+<file path=word/diagrams/quickStyle1.xml><?xml version="1.0" encoding="utf-8"?>
+<dgm:styleDef xmlns:dgm="http://schemas.openxmlformats.org/drawingml/2006/diagram" xmlns:a="http://schemas.openxmlformats.org/drawingml/2006/main" uniqueId="urn:microsoft.com/office/officeart/2005/8/quickstyle/simple1">
+  <dgm:title val=""/>
+  <dgm:desc val=""/>
+  <dgm:catLst>
+    <dgm:cat type="simple" pri="10100"/>
+  </dgm:catLst>
+  <dgm:scene3d>
+    <a:camera prst="orthographicFront"/>
+    <a:lightRig rig="threePt" dir="t"/>
+  </dgm:scene3d>
+  <dgm:styleLbl name="node0">
+    <dgm:scene3d>
+      <a:camera prst="orthographicFront"/>
+      <a:lightRig rig="threePt" dir="t"/>
+    </dgm:scene3d>
+    <dgm:sp3d/>
+    <dgm:txPr/>
+    <dgm:style>
+      <a:lnRef idx="2">
+        <a:scrgbClr r="0" g="0" b="0"/>
+      </a:lnRef>
+      <a:fillRef idx="1">
+        <a:scrgbClr r="0" g="0" b="0"/>
+      </a:fillRef>
+      <a:effectRef idx="0">
+        <a:scrgbClr r="0" g="0" b="0"/>
+      </a:effectRef>
+      <a:fontRef idx="minor">
+        <a:schemeClr val="lt1"/>
+      </a:fontRef>
+    </dgm:style>
+  </dgm:styleLbl>
+  <dgm:styleLbl name="lnNode1">
+    <dgm:scene3d>
+      <a:camera prst="orthographicFront"/>
+      <a:lightRig rig="threePt" dir="t"/>
+    </dgm:scene3d>
+    <dgm:sp3d/>
+    <dgm:txPr/>
+    <dgm:style>
+      <a:lnRef idx="2">
+        <a:scrgbClr r="0" g="0" b="0"/>
+      </a:lnRef>
+      <a:fillRef idx="1">
+        <a:scrgbClr r="0" g="0" b="0"/>
+      </a:fillRef>
+      <a:effectRef idx="0">
+        <a:scrgbClr r="0" g="0" b="0"/>
+      </a:effectRef>
+      <a:fontRef idx="minor">
+        <a:schemeClr val="lt1"/>
+      </a:fontRef>
+    </dgm:style>
+  </dgm:styleLbl>
+  <dgm:styleLbl name="vennNode1">
+    <dgm:scene3d>
+      <a:camera prst="orthographicFront"/>
+      <a:lightRig rig="threePt" dir="t"/>
+    </dgm:scene3d>
+    <dgm:sp3d/>
+    <dgm:txPr/>
+    <dgm:style>
+      <a:lnRef idx="2">
+        <a:scrgbClr r="0" g="0" b="0"/>
+      </a:lnRef>
+      <a:fillRef idx="1">
+        <a:scrgbClr r="0" g="0" b="0"/>
+      </a:fillRef>
+      <a:effectRef idx="0">
+        <a:scrgbClr r="0" g="0" b="0"/>
+      </a:effectRef>
+      <a:fontRef idx="minor">
+        <a:schemeClr val="tx1"/>
+      </a:fontRef>
+    </dgm:style>
+  </dgm:styleLbl>
+  <dgm:styleLbl name="alignNode1">
+    <dgm:scene3d>
+      <a:camera prst="orthographicFront"/>
+      <a:lightRig rig="threePt" dir="t"/>
+    </dgm:scene3d>
+    <dgm:sp3d/>
+    <dgm:txPr/>
+    <dgm:style>
+      <a:lnRef idx="2">
+        <a:scrgbClr r="0" g="0" b="0"/>
+      </a:lnRef>
+      <a:fillRef idx="1">
+        <a:scrgbClr r="0" g="0" b="0"/>
+      </a:fillRef>
+      <a:effectRef idx="0">
+        <a:scrgbClr r="0" g="0" b="0"/>
+      </a:effectRef>
+      <a:fontRef idx="minor">
+        <a:schemeClr val="lt1"/>
+      </a:fontRef>
+    </dgm:style>
+  </dgm:styleLbl>
+  <dgm:styleLbl name="node1">
+    <dgm:scene3d>
+      <a:camera prst="orthographicFront"/>
+      <a:lightRig rig="threePt" dir="t"/>
+    </dgm:scene3d>
+    <dgm:sp3d/>
+    <dgm:txPr/>
+    <dgm:style>
+      <a:lnRef idx="2">
+        <a:scrgbClr r="0" g="0" b="0"/>
+      </a:lnRef>
+      <a:fillRef idx="1">
+        <a:scrgbClr r="0" g="0" b="0"/>
+      </a:fillRef>
+      <a:effectRef idx="0">
+        <a:scrgbClr r="0" g="0" b="0"/>
+      </a:effectRef>
+      <a:fontRef idx="minor">
+        <a:schemeClr val="lt1"/>
+      </a:fontRef>
+    </dgm:style>
+  </dgm:styleLbl>
+  <dgm:styleLbl name="node2">
+    <dgm:scene3d>
+      <a:camera prst="orthographicFront"/>
+      <a:lightRig rig="threePt" dir="t"/>
+    </dgm:scene3d>
+    <dgm:sp3d/>
+    <dgm:txPr/>
+    <dgm:style>
+      <a:lnRef idx="2">
+        <a:scrgbClr r="0" g="0" b="0"/>
+      </a:lnRef>
+      <a:fillRef idx="1">
+        <a:scrgbClr r="0" g="0" b="0"/>
+      </a:fillRef>
+      <a:effectRef idx="0">
+        <a:scrgbClr r="0" g="0" b="0"/>
+      </a:effectRef>
+      <a:fontRef idx="minor">
+        <a:schemeClr val="lt1"/>
+      </a:fontRef>
+    </dgm:style>
+  </dgm:styleLbl>
+  <dgm:styleLbl name="node3">
+    <dgm:scene3d>
+      <a:camera prst="orthographicFront"/>
+      <a:lightRig rig="threePt" dir="t"/>
+    </dgm:scene3d>
+    <dgm:sp3d/>
+    <dgm:txPr/>
+    <dgm:style>
+      <a:lnRef idx="2">
+        <a:scrgbClr r="0" g="0" b="0"/>
+      </a:lnRef>
+      <a:fillRef idx="1">
+        <a:scrgbClr r="0" g="0" b="0"/>
+      </a:fillRef>
+      <a:effectRef idx="0">
+        <a:scrgbClr r="0" g="0" b="0"/>
+      </a:effectRef>
+      <a:fontRef idx="minor">
+        <a:schemeClr val="lt1"/>
+      </a:fontRef>
+    </dgm:style>
+  </dgm:styleLbl>
+  <dgm:styleLbl name="node4">
+    <dgm:scene3d>
+      <a:camera prst="orthographicFront"/>
+      <a:lightRig rig="threePt" dir="t"/>
+    </dgm:scene3d>
+    <dgm:sp3d/>
+    <dgm:txPr/>
+    <dgm:style>
+      <a:lnRef idx="2">
+        <a:scrgbClr r="0" g="0" b="0"/>
+      </a:lnRef>
+      <a:fillRef idx="1">
+        <a:scrgbClr r="0" g="0" b="0"/>
+      </a:fillRef>
+      <a:effectRef idx="0">
+        <a:scrgbClr r="0" g="0" b="0"/>
+      </a:effectRef>
+      <a:fontRef idx="minor">
+        <a:schemeClr val="lt1"/>
+      </a:fontRef>
+    </dgm:style>
+  </dgm:styleLbl>
+  <dgm:styleLbl name="fgImgPlace1">
+    <dgm:scene3d>
+      <a:camera prst="orthographicFront"/>
+      <a:lightRig rig="threePt" dir="t"/>
+    </dgm:scene3d>
+    <dgm:sp3d/>
+    <dgm:txPr/>
+    <dgm:style>
+      <a:lnRef idx="2">
+        <a:scrgbClr r="0" g="0" b="0"/>
+      </a:lnRef>
+      <a:fillRef idx="1">
+        <a:scrgbClr r="0" g="0" b="0"/>
+      </a:fillRef>
+      <a:effectRef idx="0">
+        <a:scrgbClr r="0" g="0" b="0"/>
+      </a:effectRef>
+      <a:fontRef idx="minor"/>
+    </dgm:style>
+  </dgm:styleLbl>
+  <dgm:styleLbl name="alignImgPlace1">
+    <dgm:scene3d>
+      <a:camera prst="orthographicFront"/>
+      <a:lightRig rig="threePt" dir="t"/>
+    </dgm:scene3d>
+    <dgm:sp3d/>
+    <dgm:txPr/>
+    <dgm:style>
+      <a:lnRef idx="2">
+        <a:scrgbClr r="0" g="0" b="0"/>
+      </a:lnRef>
+      <a:fillRef idx="1">
+        <a:scrgbClr r="0" g="0" b="0"/>
+      </a:fillRef>
+      <a:effectRef idx="0">
+        <a:scrgbClr r="0" g="0" b="0"/>
+      </a:effectRef>
+      <a:fontRef idx="minor"/>
+    </dgm:style>
+  </dgm:styleLbl>
+  <dgm:styleLbl name="bgImgPlace1">
+    <dgm:scene3d>
+      <a:camera prst="orthographicFront"/>
+      <a:lightRig rig="threePt" dir="t"/>
+    </dgm:scene3d>
+    <dgm:sp3d/>
+    <dgm:txPr/>
+    <dgm:style>
+      <a:lnRef idx="2">
+        <a:scrgbClr r="0" g="0" b="0"/>
+      </a:lnRef>
+      <a:fillRef idx="1">
+        <a:scrgbClr r="0" g="0" b="0"/>
+      </a:fillRef>
+      <a:effectRef idx="0">
+        <a:scrgbClr r="0" g="0" b="0"/>
+      </a:effectRef>
+      <a:fontRef idx="minor"/>
+    </dgm:style>
+  </dgm:styleLbl>
+  <dgm:styleLbl name="sibTrans2D1">
+    <dgm:scene3d>
+      <a:camera prst="orthographicFront"/>
+      <a:lightRig rig="threePt" dir="t"/>
+    </dgm:scene3d>
+    <dgm:sp3d/>
+    <dgm:txPr/>
+    <dgm:style>
+      <a:lnRef idx="0">
+        <a:scrgbClr r="0" g="0" b="0"/>
+      </a:lnRef>
+      <a:fillRef idx="1">
+        <a:scrgbClr r="0" g="0" b="0"/>
+      </a:fillRef>
+      <a:effectRef idx="0">
+        <a:scrgbClr r="0" g="0" b="0"/>
+      </a:effectRef>
+      <a:fontRef idx="minor">
+        <a:schemeClr val="lt1"/>
+      </a:fontRef>
+    </dgm:style>
+  </dgm:styleLbl>
+  <dgm:styleLbl name="fgSibTrans2D1">
+    <dgm:scene3d>
+      <a:camera prst="orthographicFront"/>
+      <a:lightRig rig="threePt" dir="t"/>
+    </dgm:scene3d>
+    <dgm:sp3d/>
+    <dgm:txPr/>
+    <dgm:style>
+      <a:lnRef idx="0">
+        <a:scrgbClr r="0" g="0" b="0"/>
+      </a:lnRef>
+      <a:fillRef idx="1">
+        <a:scrgbClr r="0" g="0" b="0"/>
+      </a:fillRef>
+      <a:effectRef idx="0">
+        <a:scrgbClr r="0" g="0" b="0"/>
+      </a:effectRef>
+      <a:fontRef idx="minor">
+        <a:schemeClr val="lt1"/>
+      </a:fontRef>
+    </dgm:style>
+  </dgm:styleLbl>
+  <dgm:styleLbl name="bgSibTrans2D1">
+    <dgm:scene3d>
+      <a:camera prst="orthographicFront"/>
+      <a:lightRig rig="threePt" dir="t"/>
+    </dgm:scene3d>
+    <dgm:sp3d/>
+    <dgm:txPr/>
+    <dgm:style>
+      <a:lnRef idx="0">
+        <a:scrgbClr r="0" g="0" b="0"/>
+      </a:lnRef>
+      <a:fillRef idx="1">
+        <a:scrgbClr r="0" g="0" b="0"/>
+      </a:fillRef>
+      <a:effectRef idx="0">
+        <a:scrgbClr r="0" g="0" b="0"/>
+      </a:effectRef>
+      <a:fontRef idx="minor">
+        <a:schemeClr val="lt1"/>
+      </a:fontRef>
+    </dgm:style>
+  </dgm:styleLbl>
+  <dgm:styleLbl name="sibTrans1D1">
+    <dgm:scene3d>
+      <a:camera prst="orthographicFront"/>
+      <a:lightRig rig="threePt" dir="t"/>
+    </dgm:scene3d>
+    <dgm:sp3d/>
+    <dgm:txPr/>
+    <dgm:style>
+      <a:lnRef idx="1">
+        <a:scrgbClr r="0" g="0" b="0"/>
+      </a:lnRef>
+      <a:fillRef idx="0">
+        <a:scrgbClr r="0" g="0" b="0"/>
+      </a:fillRef>
+      <a:effectRef idx="0">
+        <a:scrgbClr r="0" g="0" b="0"/>
+      </a:effectRef>
+      <a:fontRef idx="minor"/>
+    </dgm:style>
+  </dgm:styleLbl>
+  <dgm:styleLbl name="callout">
+    <dgm:scene3d>
+      <a:camera prst="orthographicFront"/>
+      <a:lightRig rig="threePt" dir="t"/>
+    </dgm:scene3d>
+    <dgm:sp3d/>
+    <dgm:txPr/>
+    <dgm:style>
+      <a:lnRef idx="2">
+        <a:scrgbClr r="0" g="0" b="0"/>
+      </a:lnRef>
+      <a:fillRef idx="1">
+        <a:scrgbClr r="0" g="0" b="0"/>
+      </a:fillRef>
+      <a:effectRef idx="0">
+        <a:scrgbClr r="0" g="0" b="0"/>
+      </a:effectRef>
+      <a:fontRef idx="minor"/>
+    </dgm:style>
+  </dgm:styleLbl>
+  <dgm:styleLbl name="asst0">
+    <dgm:scene3d>
+      <a:camera prst="orthographicFront"/>
+      <a:lightRig rig="threePt" dir="t"/>
+    </dgm:scene3d>
+    <dgm:sp3d/>
+    <dgm:txPr/>
+    <dgm:style>
+      <a:lnRef idx="2">
+        <a:scrgbClr r="0" g="0" b="0"/>
+      </a:lnRef>
+      <a:fillRef idx="1">
+        <a:scrgbClr r="0" g="0" b="0"/>
+      </a:fillRef>
+      <a:effectRef idx="0">
+        <a:scrgbClr r="0" g="0" b="0"/>
+      </a:effectRef>
+      <a:fontRef idx="minor">
+        <a:schemeClr val="lt1"/>
+      </a:fontRef>
+    </dgm:style>
+  </dgm:styleLbl>
+  <dgm:styleLbl name="asst1">
+    <dgm:scene3d>
+      <a:camera prst="orthographicFront"/>
+      <a:lightRig rig="threePt" dir="t"/>
+    </dgm:scene3d>
+    <dgm:sp3d/>
+    <dgm:txPr/>
+    <dgm:style>
+      <a:lnRef idx="2">
+        <a:scrgbClr r="0" g="0" b="0"/>
+      </a:lnRef>
+      <a:fillRef idx="1">
+        <a:scrgbClr r="0" g="0" b="0"/>
+      </a:fillRef>
+      <a:effectRef idx="0">
+        <a:scrgbClr r="0" g="0" b="0"/>
+      </a:effectRef>
+      <a:fontRef idx="minor">
+        <a:schemeClr val="lt1"/>
+      </a:fontRef>
+    </dgm:style>
+  </dgm:styleLbl>
+  <dgm:styleLbl name="asst2">
+    <dgm:scene3d>
+      <a:camera prst="orthographicFront"/>
+      <a:lightRig rig="threePt" dir="t"/>
+    </dgm:scene3d>
+    <dgm:sp3d/>
+    <dgm:txPr/>
+    <dgm:style>
+      <a:lnRef idx="2">
+        <a:scrgbClr r="0" g="0" b="0"/>
+      </a:lnRef>
+      <a:fillRef idx="1">
+        <a:scrgbClr r="0" g="0" b="0"/>
+      </a:fillRef>
+      <a:effectRef idx="0">
+        <a:scrgbClr r="0" g="0" b="0"/>
+      </a:effectRef>
+      <a:fontRef idx="minor">
+        <a:schemeClr val="lt1"/>
+      </a:fontRef>
+    </dgm:style>
+  </dgm:styleLbl>
+  <dgm:styleLbl name="asst3">
+    <dgm:scene3d>
+      <a:camera prst="orthographicFront"/>
+      <a:lightRig rig="threePt" dir="t"/>
+    </dgm:scene3d>
+    <dgm:sp3d/>
+    <dgm:txPr/>
+    <dgm:style>
+      <a:lnRef idx="2">
+        <a:scrgbClr r="0" g="0" b="0"/>
+      </a:lnRef>
+      <a:fillRef idx="1">
+        <a:scrgbClr r="0" g="0" b="0"/>
+      </a:fillRef>
+      <a:effectRef idx="0">
+        <a:scrgbClr r="0" g="0" b="0"/>
+      </a:effectRef>
+      <a:fontRef idx="minor">
+        <a:schemeClr val="lt1"/>
+      </a:fontRef>
+    </dgm:style>
+  </dgm:styleLbl>
+  <dgm:styleLbl name="asst4">
+    <dgm:scene3d>
+      <a:camera prst="orthographicFront"/>
+      <a:lightRig rig="threePt" dir="t"/>
+    </dgm:scene3d>
+    <dgm:sp3d/>
+    <dgm:txPr/>
+    <dgm:style>
+      <a:lnRef idx="2">
+        <a:scrgbClr r="0" g="0" b="0"/>
+      </a:lnRef>
+      <a:fillRef idx="1">
+        <a:scrgbClr r="0" g="0" b="0"/>
+      </a:fillRef>
+      <a:effectRef idx="0">
+        <a:scrgbClr r="0" g="0" b="0"/>
+      </a:effectRef>
+      <a:fontRef idx="minor">
+        <a:schemeClr val="lt1"/>
+      </a:fontRef>
+    </dgm:style>
+  </dgm:styleLbl>
+  <dgm:styleLbl name="parChTrans2D1">
+    <dgm:scene3d>
+      <a:camera prst="orthographicFront"/>
+      <a:lightRig rig="threePt" dir="t"/>
+    </dgm:scene3d>
+    <dgm:sp3d/>
+    <dgm:txPr/>
+    <dgm:style>
+      <a:lnRef idx="2">
+        <a:scrgbClr r="0" g="0" b="0"/>
+      </a:lnRef>
+      <a:fillRef idx="1">
+        <a:scrgbClr r="0" g="0" b="0"/>
+      </a:fillRef>
+      <a:effectRef idx="0">
+        <a:scrgbClr r="0" g="0" b="0"/>
+      </a:effectRef>
+      <a:fontRef idx="minor">
+        <a:schemeClr val="lt1"/>
+      </a:fontRef>
+    </dgm:style>
+  </dgm:styleLbl>
+  <dgm:styleLbl name="parChTrans2D2">
+    <dgm:scene3d>
+      <a:camera prst="orthographicFront"/>
+      <a:lightRig rig="threePt" dir="t"/>
+    </dgm:scene3d>
+    <dgm:sp3d/>
+    <dgm:txPr/>
+    <dgm:style>
+      <a:lnRef idx="2">
+        <a:scrgbClr r="0" g="0" b="0"/>
+      </a:lnRef>
+      <a:fillRef idx="1">
+        <a:scrgbClr r="0" g="0" b="0"/>
+      </a:fillRef>
+      <a:effectRef idx="0">
+        <a:scrgbClr r="0" g="0" b="0"/>
+      </a:effectRef>
+      <a:fontRef idx="minor">
+        <a:schemeClr val="lt1"/>
+      </a:fontRef>
+    </dgm:style>
+  </dgm:styleLbl>
+  <dgm:styleLbl name="parChTrans2D3">
+    <dgm:scene3d>
+      <a:camera prst="orthographicFront"/>
+      <a:lightRig rig="threePt" dir="t"/>
+    </dgm:scene3d>
+    <dgm:sp3d/>
+    <dgm:txPr/>
+    <dgm:style>
+      <a:lnRef idx="2">
+        <a:scrgbClr r="0" g="0" b="0"/>
+      </a:lnRef>
+      <a:fillRef idx="1">
+        <a:scrgbClr r="0" g="0" b="0"/>
+      </a:fillRef>
+      <a:effectRef idx="0">
+        <a:scrgbClr r="0" g="0" b="0"/>
+      </a:effectRef>
+      <a:fontRef idx="minor">
+        <a:schemeClr val="lt1"/>
+      </a:fontRef>
+    </dgm:style>
+  </dgm:styleLbl>
+  <dgm:styleLbl name="parChTrans2D4">
+    <dgm:scene3d>
+      <a:camera prst="orthographicFront"/>
+      <a:lightRig rig="threePt" dir="t"/>
+    </dgm:scene3d>
+    <dgm:sp3d/>
+    <dgm:txPr/>
+    <dgm:style>
+      <a:lnRef idx="2">
+        <a:scrgbClr r="0" g="0" b="0"/>
+      </a:lnRef>
+      <a:fillRef idx="1">
+        <a:scrgbClr r="0" g="0" b="0"/>
+      </a:fillRef>
+      <a:effectRef idx="0">
+        <a:scrgbClr r="0" g="0" b="0"/>
+      </a:effectRef>
+      <a:fontRef idx="minor">
+        <a:schemeClr val="lt1"/>
+      </a:fontRef>
+    </dgm:style>
+  </dgm:styleLbl>
+  <dgm:styleLbl name="parChTrans1D1">
+    <dgm:scene3d>
+      <a:camera prst="orthographicFront"/>
+      <a:lightRig rig="threePt" dir="t"/>
+    </dgm:scene3d>
+    <dgm:sp3d/>
+    <dgm:txPr/>
+    <dgm:style>
+      <a:lnRef idx="2">
+        <a:scrgbClr r="0" g="0" b="0"/>
+      </a:lnRef>
+      <a:fillRef idx="0">
+        <a:scrgbClr r="0" g="0" b="0"/>
+      </a:fillRef>
+      <a:effectRef idx="0">
+        <a:scrgbClr r="0" g="0" b="0"/>
+      </a:effectRef>
+      <a:fontRef idx="minor"/>
+    </dgm:style>
+  </dgm:styleLbl>
+  <dgm:styleLbl name="parChTrans1D2">
+    <dgm:scene3d>
+      <a:camera prst="orthographicFront"/>
+      <a:lightRig rig="threePt" dir="t"/>
+    </dgm:scene3d>
+    <dgm:sp3d/>
+    <dgm:txPr/>
+    <dgm:style>
+      <a:lnRef idx="2">
+        <a:scrgbClr r="0" g="0" b="0"/>
+      </a:lnRef>
+      <a:fillRef idx="0">
+        <a:scrgbClr r="0" g="0" b="0"/>
+      </a:fillRef>
+      <a:effectRef idx="0">
+        <a:scrgbClr r="0" g="0" b="0"/>
+      </a:effectRef>
+      <a:fontRef idx="minor"/>
+    </dgm:style>
+  </dgm:styleLbl>
+  <dgm:styleLbl name="parChTrans1D3">
+    <dgm:scene3d>
+      <a:camera prst="orthographicFront"/>
+      <a:lightRig rig="threePt" dir="t"/>
+    </dgm:scene3d>
+    <dgm:sp3d/>
+    <dgm:txPr/>
+    <dgm:style>
+      <a:lnRef idx="2">
+        <a:scrgbClr r="0" g="0" b="0"/>
+      </a:lnRef>
+      <a:fillRef idx="0">
+        <a:scrgbClr r="0" g="0" b="0"/>
+      </a:fillRef>
+      <a:effectRef idx="0">
+        <a:scrgbClr r="0" g="0" b="0"/>
+      </a:effectRef>
+      <a:fontRef idx="minor"/>
+    </dgm:style>
+  </dgm:styleLbl>
+  <dgm:styleLbl name="parChTrans1D4">
+    <dgm:scene3d>
+      <a:camera prst="orthographicFront"/>
+      <a:lightRig rig="threePt" dir="t"/>
+    </dgm:scene3d>
+    <dgm:sp3d/>
+    <dgm:txPr/>
+    <dgm:style>
+      <a:lnRef idx="2">
+        <a:scrgbClr r="0" g="0" b="0"/>
+      </a:lnRef>
+      <a:fillRef idx="0">
+        <a:scrgbClr r="0" g="0" b="0"/>
+      </a:fillRef>
+      <a:effectRef idx="0">
+        <a:scrgbClr r="0" g="0" b="0"/>
+      </a:effectRef>
+      <a:fontRef idx="minor"/>
+    </dgm:style>
+  </dgm:styleLbl>
+  <dgm:styleLbl name="fgAcc1">
+    <dgm:scene3d>
+      <a:camera prst="orthographicFront"/>
+      <a:lightRig rig="threePt" dir="t"/>
+    </dgm:scene3d>
+    <dgm:sp3d/>
+    <dgm:txPr/>
+    <dgm:style>
+      <a:lnRef idx="2">
+        <a:scrgbClr r="0" g="0" b="0"/>
+      </a:lnRef>
+      <a:fillRef idx="1">
+        <a:scrgbClr r="0" g="0" b="0"/>
+      </a:fillRef>
+      <a:effectRef idx="0">
+        <a:scrgbClr r="0" g="0" b="0"/>
+      </a:effectRef>
+      <a:fontRef idx="minor"/>
+    </dgm:style>
+  </dgm:styleLbl>
+  <dgm:styleLbl name="conFgAcc1">
+    <dgm:scene3d>
+      <a:camera prst="orthographicFront"/>
+      <a:lightRig rig="threePt" dir="t"/>
+    </dgm:scene3d>
+    <dgm:sp3d/>
+    <dgm:txPr/>
+    <dgm:style>
+      <a:lnRef idx="2">
+        <a:scrgbClr r="0" g="0" b="0"/>
+      </a:lnRef>
+      <a:fillRef idx="1">
+        <a:scrgbClr r="0" g="0" b="0"/>
+      </a:fillRef>
+      <a:effectRef idx="0">
+        <a:scrgbClr r="0" g="0" b="0"/>
+      </a:effectRef>
+      <a:fontRef idx="minor"/>
+    </dgm:style>
+  </dgm:styleLbl>
+  <dgm:styleLbl name="alignAcc1">
+    <dgm:scene3d>
+      <a:camera prst="orthographicFront"/>
+      <a:lightRig rig="threePt" dir="t"/>
+    </dgm:scene3d>
+    <dgm:sp3d/>
+    <dgm:txPr/>
+    <dgm:style>
+      <a:lnRef idx="2">
+        <a:scrgbClr r="0" g="0" b="0"/>
+      </a:lnRef>
+      <a:fillRef idx="1">
+        <a:scrgbClr r="0" g="0" b="0"/>
+      </a:fillRef>
+      <a:effectRef idx="0">
+        <a:scrgbClr r="0" g="0" b="0"/>
+      </a:effectRef>
+      <a:fontRef idx="minor"/>
+    </dgm:style>
+  </dgm:styleLbl>
+  <dgm:styleLbl name="trAlignAcc1">
+    <dgm:scene3d>
+      <a:camera prst="orthographicFront"/>
+      <a:lightRig rig="threePt" dir="t"/>
+    </dgm:scene3d>
+    <dgm:sp3d/>
+    <dgm:txPr/>
+    <dgm:style>
+      <a:lnRef idx="1">
+        <a:scrgbClr r="0" g="0" b="0"/>
+      </a:lnRef>
+      <a:fillRef idx="1">
+        <a:scrgbClr r="0" g="0" b="0"/>
+      </a:fillRef>
+      <a:effectRef idx="0">
+        <a:scrgbClr r="0" g="0" b="0"/>
+      </a:effectRef>
+      <a:fontRef idx="minor"/>
+    </dgm:style>
+  </dgm:styleLbl>
+  <dgm:styleLbl name="bgAcc1">
+    <dgm:scene3d>
+      <a:camera prst="orthographicFront"/>
+      <a:lightRig rig="threePt" dir="t"/>
+    </dgm:scene3d>
+    <dgm:sp3d/>
+    <dgm:txPr/>
+    <dgm:style>
+      <a:lnRef idx="2">
+        <a:scrgbClr r="0" g="0" b="0"/>
+      </a:lnRef>
+      <a:fillRef idx="1">
+        <a:scrgbClr r="0" g="0" b="0"/>
+      </a:fillRef>
+      <a:effectRef idx="0">
+        <a:scrgbClr r="0" g="0" b="0"/>
+      </a:effectRef>
+      <a:fontRef idx="minor"/>
+    </dgm:style>
+  </dgm:styleLbl>
+  <dgm:styleLbl name="solidFgAcc1">
+    <dgm:scene3d>
+      <a:camera prst="orthographicFront"/>
+      <a:lightRig rig="threePt" dir="t"/>
+    </dgm:scene3d>
+    <dgm:sp3d/>
+    <dgm:txPr/>
+    <dgm:style>
+      <a:lnRef idx="2">
+        <a:scrgbClr r="0" g="0" b="0"/>
+      </a:lnRef>
+      <a:fillRef idx="1">
+        <a:scrgbClr r="0" g="0" b="0"/>
+      </a:fillRef>
+      <a:effectRef idx="0">
+        <a:scrgbClr r="0" g="0" b="0"/>
+      </a:effectRef>
+      <a:fontRef idx="minor"/>
+    </dgm:style>
+  </dgm:styleLbl>
+  <dgm:styleLbl name="solidAlignAcc1">
+    <dgm:scene3d>
+      <a:camera prst="orthographicFront"/>
+      <a:lightRig rig="threePt" dir="t"/>
+    </dgm:scene3d>
+    <dgm:sp3d/>
+    <dgm:txPr/>
+    <dgm:style>
+      <a:lnRef idx="2">
+        <a:scrgbClr r="0" g="0" b="0"/>
+      </a:lnRef>
+      <a:fillRef idx="1">
+        <a:scrgbClr r="0" g="0" b="0"/>
+      </a:fillRef>
+      <a:effectRef idx="0">
+        <a:scrgbClr r="0" g="0" b="0"/>
+      </a:effectRef>
+      <a:fontRef idx="minor"/>
+    </dgm:style>
+  </dgm:styleLbl>
+  <dgm:styleLbl name="solidBgAcc1">
+    <dgm:scene3d>
+      <a:camera prst="orthographicFront"/>
+      <a:lightRig rig="threePt" dir="t"/>
+    </dgm:scene3d>
+    <dgm:sp3d/>
+    <dgm:txPr/>
+    <dgm:style>
+      <a:lnRef idx="2">
+        <a:scrgbClr r="0" g="0" b="0"/>
+      </a:lnRef>
+      <a:fillRef idx="1">
+        <a:scrgbClr r="0" g="0" b="0"/>
+      </a:fillRef>
+      <a:effectRef idx="0">
+        <a:scrgbClr r="0" g="0" b="0"/>
+      </a:effectRef>
+      <a:fontRef idx="minor"/>
+    </dgm:style>
+  </dgm:styleLbl>
+  <dgm:styleLbl name="fgAccFollowNode1">
+    <dgm:scene3d>
+      <a:camera prst="orthographicFront"/>
+      <a:lightRig rig="threePt" dir="t"/>
+    </dgm:scene3d>
+    <dgm:sp3d/>
+    <dgm:txPr/>
+    <dgm:style>
+      <a:lnRef idx="2">
+        <a:scrgbClr r="0" g="0" b="0"/>
+      </a:lnRef>
+      <a:fillRef idx="1">
+        <a:scrgbClr r="0" g="0" b="0"/>
+      </a:fillRef>
+      <a:effectRef idx="0">
+        <a:scrgbClr r="0" g="0" b="0"/>
+      </a:effectRef>
+      <a:fontRef idx="minor"/>
+    </dgm:style>
+  </dgm:styleLbl>
+  <dgm:styleLbl name="alignAccFollowNode1">
+    <dgm:scene3d>
+      <a:camera prst="orthographicFront"/>
+      <a:lightRig rig="threePt" dir="t"/>
+    </dgm:scene3d>
+    <dgm:sp3d/>
+    <dgm:txPr/>
+    <dgm:style>
+      <a:lnRef idx="2">
+        <a:scrgbClr r="0" g="0" b="0"/>
+      </a:lnRef>
+      <a:fillRef idx="1">
+        <a:scrgbClr r="0" g="0" b="0"/>
+      </a:fillRef>
+      <a:effectRef idx="0">
+        <a:scrgbClr r="0" g="0" b="0"/>
+      </a:effectRef>
+      <a:fontRef idx="minor"/>
+    </dgm:style>
+  </dgm:styleLbl>
+  <dgm:styleLbl name="bgAccFollowNode1">
+    <dgm:scene3d>
+      <a:camera prst="orthographicFront"/>
+      <a:lightRig rig="threePt" dir="t"/>
+    </dgm:scene3d>
+    <dgm:sp3d/>
+    <dgm:txPr/>
+    <dgm:style>
+      <a:lnRef idx="2">
+        <a:scrgbClr r="0" g="0" b="0"/>
+      </a:lnRef>
+      <a:fillRef idx="1">
+        <a:scrgbClr r="0" g="0" b="0"/>
+      </a:fillRef>
+      <a:effectRef idx="0">
+        <a:scrgbClr r="0" g="0" b="0"/>
+      </a:effectRef>
+      <a:fontRef idx="minor"/>
+    </dgm:style>
+  </dgm:styleLbl>
+  <dgm:styleLbl name="fgAcc0">
+    <dgm:scene3d>
+      <a:camera prst="orthographicFront"/>
+      <a:lightRig rig="threePt" dir="t"/>
+    </dgm:scene3d>
+    <dgm:sp3d/>
+    <dgm:txPr/>
+    <dgm:style>
+      <a:lnRef idx="2">
+        <a:scrgbClr r="0" g="0" b="0"/>
+      </a:lnRef>
+      <a:fillRef idx="1">
+        <a:scrgbClr r="0" g="0" b="0"/>
+      </a:fillRef>
+      <a:effectRef idx="0">
+        <a:scrgbClr r="0" g="0" b="0"/>
+      </a:effectRef>
+      <a:fontRef idx="minor"/>
+    </dgm:style>
+  </dgm:styleLbl>
+  <dgm:styleLbl name="fgAcc2">
+    <dgm:scene3d>
+      <a:camera prst="orthographicFront"/>
+      <a:lightRig rig="threePt" dir="t"/>
+    </dgm:scene3d>
+    <dgm:sp3d/>
+    <dgm:txPr/>
+    <dgm:style>
+      <a:lnRef idx="2">
+        <a:scrgbClr r="0" g="0" b="0"/>
+      </a:lnRef>
+      <a:fillRef idx="1">
+        <a:scrgbClr r="0" g="0" b="0"/>
+      </a:fillRef>
+      <a:effectRef idx="0">
+        <a:scrgbClr r="0" g="0" b="0"/>
+      </a:effectRef>
+      <a:fontRef idx="minor"/>
+    </dgm:style>
+  </dgm:styleLbl>
+  <dgm:styleLbl name="fgAcc3">
+    <dgm:scene3d>
+      <a:camera prst="orthographicFront"/>
+      <a:lightRig rig="threePt" dir="t"/>
+    </dgm:scene3d>
+    <dgm:sp3d/>
+    <dgm:txPr/>
+    <dgm:style>
+      <a:lnRef idx="2">
+        <a:scrgbClr r="0" g="0" b="0"/>
+      </a:lnRef>
+      <a:fillRef idx="1">
+        <a:scrgbClr r="0" g="0" b="0"/>
+      </a:fillRef>
+      <a:effectRef idx="0">
+        <a:scrgbClr r="0" g="0" b="0"/>
+      </a:effectRef>
+      <a:fontRef idx="minor"/>
+    </dgm:style>
+  </dgm:styleLbl>
+  <dgm:styleLbl name="fgAcc4">
+    <dgm:scene3d>
+      <a:camera prst="orthographicFront"/>
+      <a:lightRig rig="threePt" dir="t"/>
+    </dgm:scene3d>
+    <dgm:sp3d/>
+    <dgm:txPr/>
+    <dgm:style>
+      <a:lnRef idx="2">
+        <a:scrgbClr r="0" g="0" b="0"/>
+      </a:lnRef>
+      <a:fillRef idx="1">
+        <a:scrgbClr r="0" g="0" b="0"/>
+      </a:fillRef>
+      <a:effectRef idx="0">
+        <a:scrgbClr r="0" g="0" b="0"/>
+      </a:effectRef>
+      <a:fontRef idx="minor"/>
+    </dgm:style>
+  </dgm:styleLbl>
+  <dgm:styleLbl name="bgShp">
+    <dgm:scene3d>
+      <a:camera prst="orthographicFront"/>
+      <a:lightRig rig="threePt" dir="t"/>
+    </dgm:scene3d>
+    <dgm:sp3d/>
+    <dgm:txPr/>
+    <dgm:style>
+      <a:lnRef idx="0">
+        <a:scrgbClr r="0" g="0" b="0"/>
+      </a:lnRef>
+      <a:fillRef idx="1">
+        <a:scrgbClr r="0" g="0" b="0"/>
+      </a:fillRef>
+      <a:effectRef idx="0">
+        <a:scrgbClr r="0" g="0" b="0"/>
+      </a:effectRef>
+      <a:fontRef idx="minor"/>
+    </dgm:style>
+  </dgm:styleLbl>
+  <dgm:styleLbl name="dkBgShp">
+    <dgm:scene3d>
+      <a:camera prst="orthographicFront"/>
+      <a:lightRig rig="threePt" dir="t"/>
+    </dgm:scene3d>
+    <dgm:sp3d/>
+    <dgm:txPr/>
+    <dgm:style>
+      <a:lnRef idx="0">
+        <a:scrgbClr r="0" g="0" b="0"/>
+      </a:lnRef>
+      <a:fillRef idx="1">
+        <a:scrgbClr r="0" g="0" b="0"/>
+      </a:fillRef>
+      <a:effectRef idx="0">
+        <a:scrgbClr r="0" g="0" b="0"/>
+      </a:effectRef>
+      <a:fontRef idx="minor"/>
+    </dgm:style>
+  </dgm:styleLbl>
+  <dgm:styleLbl name="trBgShp">
+    <dgm:scene3d>
+      <a:camera prst="orthographicFront"/>
+      <a:lightRig rig="threePt" dir="t"/>
+    </dgm:scene3d>
+    <dgm:sp3d/>
+    <dgm:txPr/>
+    <dgm:style>
+      <a:lnRef idx="0">
+        <a:scrgbClr r="0" g="0" b="0"/>
+      </a:lnRef>
+      <a:fillRef idx="1">
+        <a:scrgbClr r="0" g="0" b="0"/>
+      </a:fillRef>
+      <a:effectRef idx="0">
+        <a:scrgbClr r="0" g="0" b="0"/>
+      </a:effectRef>
+      <a:fontRef idx="minor"/>
+    </dgm:style>
+  </dgm:styleLbl>
+  <dgm:styleLbl name="fgShp">
+    <dgm:scene3d>
+      <a:camera prst="orthographicFront"/>
+      <a:lightRig rig="threePt" dir="t"/>
+    </dgm:scene3d>
+    <dgm:sp3d/>
+    <dgm:txPr/>
+    <dgm:style>
+      <a:lnRef idx="2">
+        <a:scrgbClr r="0" g="0" b="0"/>
+      </a:lnRef>
+      <a:fillRef idx="1">
+        <a:scrgbClr r="0" g="0" b="0"/>
+      </a:fillRef>
+      <a:effectRef idx="0">
+        <a:scrgbClr r="0" g="0" b="0"/>
+      </a:effectRef>
+      <a:fontRef idx="minor"/>
+    </dgm:style>
+  </dgm:styleLbl>
+  <dgm:styleLbl name="revTx">
+    <dgm:scene3d>
+      <a:camera prst="orthographicFront"/>
+      <a:lightRig rig="threePt" dir="t"/>
+    </dgm:scene3d>
+    <dgm:sp3d/>
+    <dgm:txPr/>
+    <dgm:style>
+      <a:lnRef idx="0">
+        <a:scrgbClr r="0" g="0" b="0"/>
+      </a:lnRef>
+      <a:fillRef idx="0">
+        <a:scrgbClr r="0" g="0" b="0"/>
+      </a:fillRef>
+      <a:effectRef idx="0">
+        <a:scrgbClr r="0" g="0" b="0"/>
+      </a:effectRef>
+      <a:fontRef idx="minor"/>
+    </dgm:style>
+  </dgm:styleLbl>
+</dgm:styleDef>
+</file>
+
 <file path=word/theme/theme1.xml><?xml version="1.0" encoding="utf-8"?>
 <a:theme xmlns:a="http://schemas.openxmlformats.org/drawingml/2006/main" name="Office Theme">
   <a:themeElements>
@@ -17341,4 +20846,16 @@
     </a:ext>
   </a:extLst>
 </a:theme>
+</file>
+
+<file path=customXml/item1.xml><?xml version="1.0" encoding="utf-8"?>
+<b:Sources xmlns:b="http://schemas.openxmlformats.org/officeDocument/2006/bibliography" xmlns="http://schemas.openxmlformats.org/officeDocument/2006/bibliography" SelectedStyle="\APASixthEditionOfficeOnline.xsl" StyleName="APA" Version="6"/>
+</file>
+
+<file path=customXml/itemProps1.xml><?xml version="1.0" encoding="utf-8"?>
+<ds:datastoreItem xmlns:ds="http://schemas.openxmlformats.org/officeDocument/2006/customXml" ds:itemID="{66EE4148-BF72-4A45-AC2F-C627404B8A4B}">
+  <ds:schemaRefs>
+    <ds:schemaRef ds:uri="http://schemas.openxmlformats.org/officeDocument/2006/bibliography"/>
+  </ds:schemaRefs>
+</ds:datastoreItem>
 </file>